--- a/course-content/authoring/shared/homework-problems/T7S.docx
+++ b/course-content/authoring/shared/homework-problems/T7S.docx
@@ -6,10 +6,16 @@
     <w:p>
       <w:pPr>
         <w:pStyle w:val="Heading1"/>
-      </w:pPr>
-      <w:r>
-        <w:rPr>
-          <w:rFonts w:ascii="Microsoft YaHei" w:hAnsi="Microsoft YaHei" w:eastAsia="Microsoft YaHei"/>
+        <w:spacing w:line="240" w:lineRule="auto" w:before="0" w:after="80"/>
+        <w:ind w:firstLine="0"/>
+        <w:jc w:val="center"/>
+      </w:pPr>
+      <w:r>
+        <w:rPr>
+          <w:rFonts w:ascii="Times New Roman" w:hAnsi="Times New Roman" w:eastAsia="SimHei"/>
+          <w:b w:val="0"/>
+          <w:color w:val="000000"/>
+          <w:sz w:val="32"/>
         </w:rPr>
         <w:t xml:space="preserve">自动控制原理 作业7：线性主干边界与方法迁移判断（含参考答案）</w:t>
       </w:r>
@@ -17,73 +23,108 @@
     <w:p>
       <w:pPr>
         <w:pStyle w:val="FirstParagraph"/>
-      </w:pPr>
-      <w:r>
-        <w:rPr>
-          <w:rFonts w:ascii="Microsoft YaHei" w:hAnsi="Microsoft YaHei" w:eastAsia="Microsoft YaHei"/>
+        <w:spacing w:line="240" w:lineRule="auto" w:before="0" w:after="80"/>
+        <w:ind w:firstLine="480"/>
+      </w:pPr>
+      <w:r>
+        <w:rPr>
+          <w:rFonts w:ascii="Times New Roman" w:hAnsi="Times New Roman" w:eastAsia="SimSun"/>
+          <w:b w:val="0"/>
+          <w:color w:val="000000"/>
+          <w:sz w:val="24"/>
         </w:rPr>
         <w:t xml:space="preserve">本文件收录</w:t>
       </w:r>
       <w:r>
         <w:rPr>
-          <w:rFonts w:ascii="Microsoft YaHei" w:hAnsi="Microsoft YaHei" w:eastAsia="Microsoft YaHei"/>
+          <w:rFonts w:ascii="Times New Roman" w:hAnsi="Times New Roman" w:eastAsia="SimSun"/>
+          <w:b w:val="0"/>
+          <w:color w:val="000000"/>
+          <w:sz w:val="24"/>
         </w:rPr>
         <w:t xml:space="preserve"> </w:t>
       </w:r>
       <w:r>
         <w:rPr>
           <w:rStyle w:val="VerbatimChar"/>
-          <w:rFonts w:ascii="Microsoft YaHei" w:hAnsi="Microsoft YaHei" w:eastAsia="Microsoft YaHei"/>
+          <w:rFonts w:ascii="Times New Roman" w:hAnsi="Times New Roman" w:eastAsia="SimSun"/>
+          <w:b w:val="0"/>
+          <w:color w:val="000000"/>
+          <w:sz w:val="24"/>
         </w:rPr>
         <w:t xml:space="preserve">T7-1</w:t>
       </w:r>
       <w:r>
         <w:rPr>
-          <w:rFonts w:ascii="Microsoft YaHei" w:hAnsi="Microsoft YaHei" w:eastAsia="Microsoft YaHei"/>
+          <w:rFonts w:ascii="Times New Roman" w:hAnsi="Times New Roman" w:eastAsia="SimSun"/>
+          <w:b w:val="0"/>
+          <w:color w:val="000000"/>
+          <w:sz w:val="24"/>
         </w:rPr>
         <w:t xml:space="preserve">、</w:t>
       </w:r>
       <w:r>
         <w:rPr>
           <w:rStyle w:val="VerbatimChar"/>
-          <w:rFonts w:ascii="Microsoft YaHei" w:hAnsi="Microsoft YaHei" w:eastAsia="Microsoft YaHei"/>
+          <w:rFonts w:ascii="Times New Roman" w:hAnsi="Times New Roman" w:eastAsia="SimSun"/>
+          <w:b w:val="0"/>
+          <w:color w:val="000000"/>
+          <w:sz w:val="24"/>
         </w:rPr>
         <w:t xml:space="preserve">T7-2</w:t>
       </w:r>
       <w:r>
         <w:rPr>
-          <w:rFonts w:ascii="Microsoft YaHei" w:hAnsi="Microsoft YaHei" w:eastAsia="Microsoft YaHei"/>
-        </w:rPr>
-        <w:t xml:space="preserve"> </w:t>
-      </w:r>
-      <w:r>
-        <w:rPr>
-          <w:rFonts w:ascii="Microsoft YaHei" w:hAnsi="Microsoft YaHei" w:eastAsia="Microsoft YaHei"/>
+          <w:rFonts w:ascii="Times New Roman" w:hAnsi="Times New Roman" w:eastAsia="SimSun"/>
+          <w:b w:val="0"/>
+          <w:color w:val="000000"/>
+          <w:sz w:val="24"/>
+        </w:rPr>
+        <w:t xml:space="preserve"> </w:t>
+      </w:r>
+      <w:r>
+        <w:rPr>
+          <w:rFonts w:ascii="Times New Roman" w:hAnsi="Times New Roman" w:eastAsia="SimSun"/>
+          <w:b w:val="0"/>
+          <w:color w:val="000000"/>
+          <w:sz w:val="24"/>
         </w:rPr>
         <w:t xml:space="preserve">两道闭题参考答案，以及</w:t>
       </w:r>
       <w:r>
         <w:rPr>
-          <w:rFonts w:ascii="Microsoft YaHei" w:hAnsi="Microsoft YaHei" w:eastAsia="Microsoft YaHei"/>
+          <w:rFonts w:ascii="Times New Roman" w:hAnsi="Times New Roman" w:eastAsia="SimSun"/>
+          <w:b w:val="0"/>
+          <w:color w:val="000000"/>
+          <w:sz w:val="24"/>
         </w:rPr>
         <w:t xml:space="preserve"> </w:t>
       </w:r>
       <w:r>
         <w:rPr>
           <w:rStyle w:val="VerbatimChar"/>
-          <w:rFonts w:ascii="Microsoft YaHei" w:hAnsi="Microsoft YaHei" w:eastAsia="Microsoft YaHei"/>
+          <w:rFonts w:ascii="Times New Roman" w:hAnsi="Times New Roman" w:eastAsia="SimSun"/>
+          <w:b w:val="0"/>
+          <w:color w:val="000000"/>
+          <w:sz w:val="24"/>
         </w:rPr>
         <w:t xml:space="preserve">O7</w:t>
       </w:r>
       <w:r>
         <w:rPr>
-          <w:rFonts w:ascii="Microsoft YaHei" w:hAnsi="Microsoft YaHei" w:eastAsia="Microsoft YaHei"/>
-        </w:rPr>
-        <w:t xml:space="preserve"> </w:t>
-      </w:r>
-      <w:r>
-        <w:rPr>
-          <w:rFonts w:ascii="Microsoft YaHei" w:hAnsi="Microsoft YaHei" w:eastAsia="Microsoft YaHei"/>
+          <w:rFonts w:ascii="Times New Roman" w:hAnsi="Times New Roman" w:eastAsia="SimSun"/>
+          <w:b w:val="0"/>
+          <w:color w:val="000000"/>
+          <w:sz w:val="24"/>
+        </w:rPr>
+        <w:t xml:space="preserve"> </w:t>
+      </w:r>
+      <w:r>
+        <w:rPr>
+          <w:rFonts w:ascii="Times New Roman" w:hAnsi="Times New Roman" w:eastAsia="SimSun"/>
+          <w:b w:val="0"/>
+          <w:color w:val="000000"/>
+          <w:sz w:val="24"/>
         </w:rPr>
         <w:t xml:space="preserve">开放题示例答案。</w:t>
       </w:r>
@@ -92,10 +133,15 @@
     <w:p>
       <w:pPr>
         <w:pStyle w:val="Heading2"/>
-      </w:pPr>
-      <w:r>
-        <w:rPr>
-          <w:rFonts w:ascii="Microsoft YaHei" w:hAnsi="Microsoft YaHei" w:eastAsia="Microsoft YaHei"/>
+        <w:spacing w:line="240" w:lineRule="auto" w:before="0" w:after="80"/>
+        <w:ind w:firstLine="0"/>
+      </w:pPr>
+      <w:r>
+        <w:rPr>
+          <w:rFonts w:ascii="Times New Roman" w:hAnsi="Times New Roman" w:eastAsia="SimSun"/>
+          <w:b/>
+          <w:color w:val="000000"/>
+          <w:sz w:val="28"/>
         </w:rPr>
         <w:t xml:space="preserve">T7-1 线性主干边界与方法进入条件（25分）</w:t>
       </w:r>
@@ -104,10 +150,15 @@
     <w:p>
       <w:pPr>
         <w:pStyle w:val="Heading3"/>
-      </w:pPr>
-      <w:r>
-        <w:rPr>
-          <w:rFonts w:ascii="Microsoft YaHei" w:hAnsi="Microsoft YaHei" w:eastAsia="Microsoft YaHei"/>
+        <w:spacing w:line="240" w:lineRule="auto" w:before="0" w:after="80"/>
+        <w:ind w:firstLine="0"/>
+      </w:pPr>
+      <w:r>
+        <w:rPr>
+          <w:rFonts w:ascii="Times New Roman" w:hAnsi="Times New Roman" w:eastAsia="SimHei"/>
+          <w:b w:val="0"/>
+          <w:color w:val="000000"/>
+          <w:sz w:val="24"/>
         </w:rPr>
         <w:t xml:space="preserve">题干</w:t>
       </w:r>
@@ -115,10 +166,15 @@
     <w:p>
       <w:pPr>
         <w:pStyle w:val="FirstParagraph"/>
-      </w:pPr>
-      <w:r>
-        <w:rPr>
-          <w:rFonts w:ascii="Microsoft YaHei" w:hAnsi="Microsoft YaHei" w:eastAsia="Microsoft YaHei"/>
+        <w:spacing w:line="240" w:lineRule="auto" w:before="0" w:after="80"/>
+        <w:ind w:firstLine="480"/>
+      </w:pPr>
+      <w:r>
+        <w:rPr>
+          <w:rFonts w:ascii="Times New Roman" w:hAnsi="Times New Roman" w:eastAsia="SimSun"/>
+          <w:b w:val="0"/>
+          <w:color w:val="000000"/>
+          <w:sz w:val="24"/>
         </w:rPr>
         <w:t xml:space="preserve">某实验室面对同一类“伺服定位控制”任务：被控对象均为电机-负载系统，目标是在给定位置指令下实现稳定、快速、可验证的跟踪，并满足安全约束。工程组已有一套基于线性化模型的经典控制流程：建模、稳定性分析、时域/频域指标校核、参数整定与实验验证。现在出现以下四类证据：</w:t>
       </w:r>
@@ -130,10 +186,15 @@
           <w:numId w:val="1001"/>
         </w:numPr>
         <w:pStyle w:val="Compact"/>
-      </w:pPr>
-      <w:r>
-        <w:rPr>
-          <w:rFonts w:ascii="Microsoft YaHei" w:hAnsi="Microsoft YaHei" w:eastAsia="Microsoft YaHei"/>
+        <w:spacing w:line="240" w:lineRule="auto" w:before="0" w:after="80"/>
+        <w:ind w:firstLine="480"/>
+      </w:pPr>
+      <w:r>
+        <w:rPr>
+          <w:rFonts w:ascii="Times New Roman" w:hAnsi="Times New Roman" w:eastAsia="SimSun"/>
+          <w:b w:val="0"/>
+          <w:color w:val="000000"/>
+          <w:sz w:val="24"/>
         </w:rPr>
         <w:t xml:space="preserve">场景A：小范围运行时，阶跃响应、频域裕度和扰动恢复均与线性模型预测基本一致；扩大到额定工作区后，指标仍满足任务要求。</w:t>
       </w:r>
@@ -145,10 +206,15 @@
           <w:numId w:val="1001"/>
         </w:numPr>
         <w:pStyle w:val="Compact"/>
-      </w:pPr>
-      <w:r>
-        <w:rPr>
-          <w:rFonts w:ascii="Microsoft YaHei" w:hAnsi="Microsoft YaHei" w:eastAsia="Microsoft YaHei"/>
+        <w:spacing w:line="240" w:lineRule="auto" w:before="0" w:after="80"/>
+        <w:ind w:firstLine="480"/>
+      </w:pPr>
+      <w:r>
+        <w:rPr>
+          <w:rFonts w:ascii="Times New Roman" w:hAnsi="Times New Roman" w:eastAsia="SimSun"/>
+          <w:b w:val="0"/>
+          <w:color w:val="000000"/>
+          <w:sz w:val="24"/>
         </w:rPr>
         <w:t xml:space="preserve">场景B：接近行程边界时，执行器饱和明显，出现限幅后的恢复变慢；小范围线性指标仍好，但大范围响应与线性预测偏离。</w:t>
       </w:r>
@@ -160,10 +226,15 @@
           <w:numId w:val="1001"/>
         </w:numPr>
         <w:pStyle w:val="Compact"/>
-      </w:pPr>
-      <w:r>
-        <w:rPr>
-          <w:rFonts w:ascii="Microsoft YaHei" w:hAnsi="Microsoft YaHei" w:eastAsia="Microsoft YaHei"/>
+        <w:spacing w:line="240" w:lineRule="auto" w:before="0" w:after="80"/>
+        <w:ind w:firstLine="480"/>
+      </w:pPr>
+      <w:r>
+        <w:rPr>
+          <w:rFonts w:ascii="Times New Roman" w:hAnsi="Times New Roman" w:eastAsia="SimSun"/>
+          <w:b w:val="0"/>
+          <w:color w:val="000000"/>
+          <w:sz w:val="24"/>
         </w:rPr>
         <w:t xml:space="preserve">场景C：对象结构复杂、负载变化频繁，精确机理建模代价高；历史运行数据覆盖了主要工况，但部分极端工况样本很少。</w:t>
       </w:r>
@@ -175,10 +246,15 @@
           <w:numId w:val="1001"/>
         </w:numPr>
         <w:pStyle w:val="Compact"/>
-      </w:pPr>
-      <w:r>
-        <w:rPr>
-          <w:rFonts w:ascii="Microsoft YaHei" w:hAnsi="Microsoft YaHei" w:eastAsia="Microsoft YaHei"/>
+        <w:spacing w:line="240" w:lineRule="auto" w:before="0" w:after="80"/>
+        <w:ind w:firstLine="480"/>
+      </w:pPr>
+      <w:r>
+        <w:rPr>
+          <w:rFonts w:ascii="Times New Roman" w:hAnsi="Times New Roman" w:eastAsia="SimSun"/>
+          <w:b w:val="0"/>
+          <w:color w:val="000000"/>
+          <w:sz w:val="24"/>
         </w:rPr>
         <w:t xml:space="preserve">场景D：任务目标不是固定跟踪一个给定轨迹，而是在多种工况下自主选择动作以兼顾速度、能耗和安全；显式写出控制律十分困难，且试错有安全成本。</w:t>
       </w:r>
@@ -186,10 +262,15 @@
     <w:p>
       <w:pPr>
         <w:pStyle w:val="FirstParagraph"/>
-      </w:pPr>
-      <w:r>
-        <w:rPr>
-          <w:rFonts w:ascii="Microsoft YaHei" w:hAnsi="Microsoft YaHei" w:eastAsia="Microsoft YaHei"/>
+        <w:spacing w:line="240" w:lineRule="auto" w:before="0" w:after="80"/>
+        <w:ind w:firstLine="480"/>
+      </w:pPr>
+      <w:r>
+        <w:rPr>
+          <w:rFonts w:ascii="Times New Roman" w:hAnsi="Times New Roman" w:eastAsia="SimSun"/>
+          <w:b w:val="0"/>
+          <w:color w:val="000000"/>
+          <w:sz w:val="24"/>
         </w:rPr>
         <w:t xml:space="preserve">请回答以下问题：</w:t>
       </w:r>
@@ -201,10 +282,15 @@
           <w:numId w:val="1002"/>
         </w:numPr>
         <w:pStyle w:val="Compact"/>
-      </w:pPr>
-      <w:r>
-        <w:rPr>
-          <w:rFonts w:ascii="Microsoft YaHei" w:hAnsi="Microsoft YaHei" w:eastAsia="Microsoft YaHei"/>
+        <w:spacing w:line="240" w:lineRule="auto" w:before="0" w:after="80"/>
+        <w:ind w:firstLine="480"/>
+      </w:pPr>
+      <w:r>
+        <w:rPr>
+          <w:rFonts w:ascii="Times New Roman" w:hAnsi="Times New Roman" w:eastAsia="SimSun"/>
+          <w:b w:val="0"/>
+          <w:color w:val="000000"/>
+          <w:sz w:val="24"/>
         </w:rPr>
         <w:t xml:space="preserve">判断线性主干在四个场景中分别应继续作为主方法、作为基线方法，还是已经暴露边界，并说明依据。</w:t>
       </w:r>
@@ -216,10 +302,15 @@
           <w:numId w:val="1002"/>
         </w:numPr>
         <w:pStyle w:val="Compact"/>
-      </w:pPr>
-      <w:r>
-        <w:rPr>
-          <w:rFonts w:ascii="Microsoft YaHei" w:hAnsi="Microsoft YaHei" w:eastAsia="Microsoft YaHei"/>
+        <w:spacing w:line="240" w:lineRule="auto" w:before="0" w:after="80"/>
+        <w:ind w:firstLine="480"/>
+      </w:pPr>
+      <w:r>
+        <w:rPr>
+          <w:rFonts w:ascii="Times New Roman" w:hAnsi="Times New Roman" w:eastAsia="SimSun"/>
+          <w:b w:val="0"/>
+          <w:color w:val="000000"/>
+          <w:sz w:val="24"/>
         </w:rPr>
         <w:t xml:space="preserve">对场景B、C、D分别说明更合适的迁移方向：非线性边界分析、数据驱动方法、策略学习路线，或仍回到线性主干；要求写出进入条件和主要验证责任。</w:t>
       </w:r>
@@ -231,10 +322,15 @@
           <w:numId w:val="1002"/>
         </w:numPr>
         <w:pStyle w:val="Compact"/>
-      </w:pPr>
-      <w:r>
-        <w:rPr>
-          <w:rFonts w:ascii="Microsoft YaHei" w:hAnsi="Microsoft YaHei" w:eastAsia="Microsoft YaHei"/>
+        <w:spacing w:line="240" w:lineRule="auto" w:before="0" w:after="80"/>
+        <w:ind w:firstLine="480"/>
+      </w:pPr>
+      <w:r>
+        <w:rPr>
+          <w:rFonts w:ascii="Times New Roman" w:hAnsi="Times New Roman" w:eastAsia="SimSun"/>
+          <w:b w:val="0"/>
+          <w:color w:val="000000"/>
+          <w:sz w:val="24"/>
         </w:rPr>
         <w:t xml:space="preserve">说明为什么“有数据就应该上学习方法”和“线性主干失效等于经典控制无价值”这两种说法都不成立。</w:t>
       </w:r>
@@ -242,10 +338,15 @@
     <w:p>
       <w:pPr>
         <w:pStyle w:val="FirstParagraph"/>
-      </w:pPr>
-      <w:r>
-        <w:rPr>
-          <w:rFonts w:ascii="Microsoft YaHei" w:hAnsi="Microsoft YaHei" w:eastAsia="Microsoft YaHei"/>
+        <w:spacing w:line="240" w:lineRule="auto" w:before="0" w:after="80"/>
+        <w:ind w:firstLine="480"/>
+      </w:pPr>
+      <w:r>
+        <w:rPr>
+          <w:rFonts w:ascii="Times New Roman" w:hAnsi="Times New Roman" w:eastAsia="SimSun"/>
+          <w:b w:val="0"/>
+          <w:color w:val="000000"/>
+          <w:sz w:val="24"/>
         </w:rPr>
         <w:t xml:space="preserve">约束：本题只考方法边界识别，不要求推导描述函数、相平面、MPC、RL或数据驱动算法。回答必须围绕对象边界、任务约束、验证证据和方法进入条件展开。</w:t>
       </w:r>
@@ -255,10 +356,15 @@
     <w:p>
       <w:pPr>
         <w:pStyle w:val="Heading3"/>
-      </w:pPr>
-      <w:r>
-        <w:rPr>
-          <w:rFonts w:ascii="Microsoft YaHei" w:hAnsi="Microsoft YaHei" w:eastAsia="Microsoft YaHei"/>
+        <w:spacing w:line="240" w:lineRule="auto" w:before="0" w:after="80"/>
+        <w:ind w:firstLine="0"/>
+      </w:pPr>
+      <w:r>
+        <w:rPr>
+          <w:rFonts w:ascii="Times New Roman" w:hAnsi="Times New Roman" w:eastAsia="SimHei"/>
+          <w:b w:val="0"/>
+          <w:color w:val="000000"/>
+          <w:sz w:val="24"/>
         </w:rPr>
         <w:t xml:space="preserve">标准答案</w:t>
       </w:r>
@@ -266,10 +372,15 @@
     <w:p>
       <w:pPr>
         <w:pStyle w:val="FirstParagraph"/>
-      </w:pPr>
-      <w:r>
-        <w:rPr>
-          <w:rFonts w:ascii="Microsoft YaHei" w:hAnsi="Microsoft YaHei" w:eastAsia="Microsoft YaHei"/>
+        <w:spacing w:line="240" w:lineRule="auto" w:before="0" w:after="80"/>
+        <w:ind w:firstLine="480"/>
+      </w:pPr>
+      <w:r>
+        <w:rPr>
+          <w:rFonts w:ascii="Times New Roman" w:hAnsi="Times New Roman" w:eastAsia="SimSun"/>
+          <w:b w:val="0"/>
+          <w:color w:val="000000"/>
+          <w:sz w:val="24"/>
         </w:rPr>
         <w:t xml:space="preserve">场景A应继续以线性主干作为主方法：对象在任务工作区内的响应证据与线性模型预测一致，稳定性、裕度、扰动恢复和指标均满足要求，因此没有充分理由迁移到更复杂方法。（3分）</w:t>
       </w:r>
@@ -277,10 +388,15 @@
     <w:p>
       <w:pPr>
         <w:pStyle w:val="BodyText"/>
-      </w:pPr>
-      <w:r>
-        <w:rPr>
-          <w:rFonts w:ascii="Microsoft YaHei" w:hAnsi="Microsoft YaHei" w:eastAsia="Microsoft YaHei"/>
+        <w:spacing w:line="240" w:lineRule="auto" w:before="0" w:after="80"/>
+        <w:ind w:firstLine="480"/>
+      </w:pPr>
+      <w:r>
+        <w:rPr>
+          <w:rFonts w:ascii="Times New Roman" w:hAnsi="Times New Roman" w:eastAsia="SimSun"/>
+          <w:b w:val="0"/>
+          <w:color w:val="000000"/>
+          <w:sz w:val="24"/>
         </w:rPr>
         <w:t xml:space="preserve">场景B暴露的是线性主干的运行边界，而不是线性主干全盘失效：小范围线性指标仍有效，但接近行程边界时执行器饱和使大范围响应偏离线性预测，应把线性主干保留为小信号基线，同时引入非线性边界分析来识别饱和、限幅、恢复时间和安全裕度。（4分）</w:t>
       </w:r>
@@ -288,10 +404,15 @@
     <w:p>
       <w:pPr>
         <w:pStyle w:val="BodyText"/>
-      </w:pPr>
-      <w:r>
-        <w:rPr>
-          <w:rFonts w:ascii="Microsoft YaHei" w:hAnsi="Microsoft YaHei" w:eastAsia="Microsoft YaHei"/>
+        <w:spacing w:line="240" w:lineRule="auto" w:before="0" w:after="80"/>
+        <w:ind w:firstLine="480"/>
+      </w:pPr>
+      <w:r>
+        <w:rPr>
+          <w:rFonts w:ascii="Times New Roman" w:hAnsi="Times New Roman" w:eastAsia="SimSun"/>
+          <w:b w:val="0"/>
+          <w:color w:val="000000"/>
+          <w:sz w:val="24"/>
         </w:rPr>
         <w:t xml:space="preserve">场景C不应因为“对象复杂”就自动放弃线性主干。合理判断是：线性主干可作为可解释基线和局部验证工具；若机理建模代价高且数据覆盖主要工况，可考虑数据驱动方法补充建模或预测，但进入条件包括数据覆盖充分、采集质量可信、验证集能代表使用场景，并且必须说明极端工况样本不足带来的泛化风险。（5分）</w:t>
       </w:r>
@@ -299,10 +420,15 @@
     <w:p>
       <w:pPr>
         <w:pStyle w:val="BodyText"/>
-      </w:pPr>
-      <w:r>
-        <w:rPr>
-          <w:rFonts w:ascii="Microsoft YaHei" w:hAnsi="Microsoft YaHei" w:eastAsia="Microsoft YaHei"/>
+        <w:spacing w:line="240" w:lineRule="auto" w:before="0" w:after="80"/>
+        <w:ind w:firstLine="480"/>
+      </w:pPr>
+      <w:r>
+        <w:rPr>
+          <w:rFonts w:ascii="Times New Roman" w:hAnsi="Times New Roman" w:eastAsia="SimSun"/>
+          <w:b w:val="0"/>
+          <w:color w:val="000000"/>
+          <w:sz w:val="24"/>
         </w:rPr>
         <w:t xml:space="preserve">场景D更接近策略学习路线的进入条件：任务核心不再只是固定控制律下的跟踪指标，而是在多工况下选择动作、权衡速度、能耗和安全；当显式预设控制律困难时，可以把策略学习作为候选路线。但它不能绕过安全验证，必须限制试错风险，进行仿真或离线验证，并与线性或规则基线比较。（5分）</w:t>
       </w:r>
@@ -310,10 +436,15 @@
     <w:p>
       <w:pPr>
         <w:pStyle w:val="BodyText"/>
-      </w:pPr>
-      <w:r>
-        <w:rPr>
-          <w:rFonts w:ascii="Microsoft YaHei" w:hAnsi="Microsoft YaHei" w:eastAsia="Microsoft YaHei"/>
+        <w:spacing w:line="240" w:lineRule="auto" w:before="0" w:after="80"/>
+        <w:ind w:firstLine="480"/>
+      </w:pPr>
+      <w:r>
+        <w:rPr>
+          <w:rFonts w:ascii="Times New Roman" w:hAnsi="Times New Roman" w:eastAsia="SimSun"/>
+          <w:b w:val="0"/>
+          <w:color w:val="000000"/>
+          <w:sz w:val="24"/>
         </w:rPr>
         <w:t xml:space="preserve">方法进入条件应区分层次：非线性边界分析主要处理饱和、死区、摩擦、限幅等使线性假设失效的对象边界；数据驱动主要处理机理建模困难但数据覆盖可验证的复杂对象；策略学习主要处理动作选择规则难以直接写出、目标包含长期权衡或多目标决策的任务。（4分）</w:t>
       </w:r>
@@ -321,28 +452,42 @@
     <w:p>
       <w:pPr>
         <w:pStyle w:val="BodyText"/>
-      </w:pPr>
-      <w:r>
-        <w:rPr>
-          <w:rFonts w:ascii="Microsoft YaHei" w:hAnsi="Microsoft YaHei" w:eastAsia="Microsoft YaHei"/>
+        <w:spacing w:line="240" w:lineRule="auto" w:before="0" w:after="80"/>
+        <w:ind w:firstLine="480"/>
+      </w:pPr>
+      <w:r>
+        <w:rPr>
+          <w:rFonts w:ascii="Times New Roman" w:hAnsi="Times New Roman" w:eastAsia="SimSun"/>
+          <w:b w:val="0"/>
+          <w:color w:val="000000"/>
+          <w:sz w:val="24"/>
         </w:rPr>
         <w:t xml:space="preserve">“</w:t>
       </w:r>
       <w:r>
         <w:rPr>
-          <w:rFonts w:ascii="Microsoft YaHei" w:hAnsi="Microsoft YaHei" w:eastAsia="Microsoft YaHei"/>
+          <w:rFonts w:ascii="Times New Roman" w:hAnsi="Times New Roman" w:eastAsia="SimSun"/>
+          <w:b w:val="0"/>
+          <w:color w:val="000000"/>
+          <w:sz w:val="24"/>
         </w:rPr>
         <w:t xml:space="preserve">有数据就应该上学习方法</w:t>
       </w:r>
       <w:r>
         <w:rPr>
-          <w:rFonts w:ascii="Microsoft YaHei" w:hAnsi="Microsoft YaHei" w:eastAsia="Microsoft YaHei"/>
+          <w:rFonts w:ascii="Times New Roman" w:hAnsi="Times New Roman" w:eastAsia="SimSun"/>
+          <w:b w:val="0"/>
+          <w:color w:val="000000"/>
+          <w:sz w:val="24"/>
         </w:rPr>
         <w:t xml:space="preserve">”</w:t>
       </w:r>
       <w:r>
         <w:rPr>
-          <w:rFonts w:ascii="Microsoft YaHei" w:hAnsi="Microsoft YaHei" w:eastAsia="Microsoft YaHei"/>
+          <w:rFonts w:ascii="Times New Roman" w:hAnsi="Times New Roman" w:eastAsia="SimSun"/>
+          <w:b w:val="0"/>
+          <w:color w:val="000000"/>
+          <w:sz w:val="24"/>
         </w:rPr>
         <w:t xml:space="preserve">不成立，因为数据方法需要覆盖范围、质量、验证代价和泛化责任；数据不足或边界工况缺失时，学习结果反而可能不可验证。（2分）</w:t>
       </w:r>
@@ -350,28 +495,42 @@
     <w:p>
       <w:pPr>
         <w:pStyle w:val="BodyText"/>
-      </w:pPr>
-      <w:r>
-        <w:rPr>
-          <w:rFonts w:ascii="Microsoft YaHei" w:hAnsi="Microsoft YaHei" w:eastAsia="Microsoft YaHei"/>
+        <w:spacing w:line="240" w:lineRule="auto" w:before="0" w:after="80"/>
+        <w:ind w:firstLine="480"/>
+      </w:pPr>
+      <w:r>
+        <w:rPr>
+          <w:rFonts w:ascii="Times New Roman" w:hAnsi="Times New Roman" w:eastAsia="SimSun"/>
+          <w:b w:val="0"/>
+          <w:color w:val="000000"/>
+          <w:sz w:val="24"/>
         </w:rPr>
         <w:t xml:space="preserve">“</w:t>
       </w:r>
       <w:r>
         <w:rPr>
-          <w:rFonts w:ascii="Microsoft YaHei" w:hAnsi="Microsoft YaHei" w:eastAsia="Microsoft YaHei"/>
+          <w:rFonts w:ascii="Times New Roman" w:hAnsi="Times New Roman" w:eastAsia="SimSun"/>
+          <w:b w:val="0"/>
+          <w:color w:val="000000"/>
+          <w:sz w:val="24"/>
         </w:rPr>
         <w:t xml:space="preserve">线性主干失效等于经典控制无价值</w:t>
       </w:r>
       <w:r>
         <w:rPr>
-          <w:rFonts w:ascii="Microsoft YaHei" w:hAnsi="Microsoft YaHei" w:eastAsia="Microsoft YaHei"/>
+          <w:rFonts w:ascii="Times New Roman" w:hAnsi="Times New Roman" w:eastAsia="SimSun"/>
+          <w:b w:val="0"/>
+          <w:color w:val="000000"/>
+          <w:sz w:val="24"/>
         </w:rPr>
         <w:t xml:space="preserve">”</w:t>
       </w:r>
       <w:r>
         <w:rPr>
-          <w:rFonts w:ascii="Microsoft YaHei" w:hAnsi="Microsoft YaHei" w:eastAsia="Microsoft YaHei"/>
+          <w:rFonts w:ascii="Times New Roman" w:hAnsi="Times New Roman" w:eastAsia="SimSun"/>
+          <w:b w:val="0"/>
+          <w:color w:val="000000"/>
+          <w:sz w:val="24"/>
         </w:rPr>
         <w:t xml:space="preserve">也不成立，因为线性主干仍可提供局部模型、稳定性基线、指标语言、实验对照和安全校核；迁移方法是在边界证据出现后补充或扩展它，而不是宣传式替代。（2分）</w:t>
       </w:r>
@@ -382,10 +541,15 @@
     <w:p>
       <w:pPr>
         <w:pStyle w:val="Heading2"/>
-      </w:pPr>
-      <w:r>
-        <w:rPr>
-          <w:rFonts w:ascii="Microsoft YaHei" w:hAnsi="Microsoft YaHei" w:eastAsia="Microsoft YaHei"/>
+        <w:spacing w:line="240" w:lineRule="auto" w:before="0" w:after="80"/>
+        <w:ind w:firstLine="0"/>
+      </w:pPr>
+      <w:r>
+        <w:rPr>
+          <w:rFonts w:ascii="Times New Roman" w:hAnsi="Times New Roman" w:eastAsia="SimSun"/>
+          <w:b/>
+          <w:color w:val="000000"/>
+          <w:sz w:val="28"/>
         </w:rPr>
         <w:t xml:space="preserve">T7-2 同题下的方法迁移与路线选择（25分）</w:t>
       </w:r>
@@ -394,10 +558,15 @@
     <w:p>
       <w:pPr>
         <w:pStyle w:val="Heading3"/>
-      </w:pPr>
-      <w:r>
-        <w:rPr>
-          <w:rFonts w:ascii="Microsoft YaHei" w:hAnsi="Microsoft YaHei" w:eastAsia="Microsoft YaHei"/>
+        <w:spacing w:line="240" w:lineRule="auto" w:before="0" w:after="80"/>
+        <w:ind w:firstLine="0"/>
+      </w:pPr>
+      <w:r>
+        <w:rPr>
+          <w:rFonts w:ascii="Times New Roman" w:hAnsi="Times New Roman" w:eastAsia="SimHei"/>
+          <w:b w:val="0"/>
+          <w:color w:val="000000"/>
+          <w:sz w:val="24"/>
         </w:rPr>
         <w:t xml:space="preserve">题干</w:t>
       </w:r>
@@ -405,10 +574,15 @@
     <w:p>
       <w:pPr>
         <w:pStyle w:val="FirstParagraph"/>
-      </w:pPr>
-      <w:r>
-        <w:rPr>
-          <w:rFonts w:ascii="Microsoft YaHei" w:hAnsi="Microsoft YaHei" w:eastAsia="Microsoft YaHei"/>
+        <w:spacing w:line="240" w:lineRule="auto" w:before="0" w:after="80"/>
+        <w:ind w:firstLine="480"/>
+      </w:pPr>
+      <w:r>
+        <w:rPr>
+          <w:rFonts w:ascii="Times New Roman" w:hAnsi="Times New Roman" w:eastAsia="SimSun"/>
+          <w:b w:val="0"/>
+          <w:color w:val="000000"/>
+          <w:sz w:val="24"/>
         </w:rPr>
         <w:t xml:space="preserve">某教学实验平台需要完成一个“单输入单输出执行机构的位置跟踪”任务。已知被控对象在小范围工作点附近近似线性，已有阶跃响应、扰动恢复和稳态误差记录；当前要求是在不改变硬件和安全联锁的前提下，把跟踪误差、扰动恢复时间和调试工作量控制在可解释、可验收的范围内。平台还会持续积累运行数据，但目前数据只覆盖常见给定信号和中等负载，极端负载与传感器异常样本较少。</w:t>
       </w:r>
@@ -416,10 +590,15 @@
     <w:p>
       <w:pPr>
         <w:pStyle w:val="BodyText"/>
-      </w:pPr>
-      <w:r>
-        <w:rPr>
-          <w:rFonts w:ascii="Microsoft YaHei" w:hAnsi="Microsoft YaHei" w:eastAsia="Microsoft YaHei"/>
+        <w:spacing w:line="240" w:lineRule="auto" w:before="0" w:after="80"/>
+        <w:ind w:firstLine="480"/>
+      </w:pPr>
+      <w:r>
+        <w:rPr>
+          <w:rFonts w:ascii="Times New Roman" w:hAnsi="Times New Roman" w:eastAsia="SimSun"/>
+          <w:b w:val="0"/>
+          <w:color w:val="000000"/>
+          <w:sz w:val="24"/>
         </w:rPr>
         <w:t xml:space="preserve">只能在下列三条路线中选择和比较，不得新增外部路线：</w:t>
       </w:r>
@@ -427,10 +606,15 @@
     <w:p>
       <w:pPr>
         <w:pStyle w:val="BodyText"/>
-      </w:pPr>
-      <w:r>
-        <w:rPr>
-          <w:rFonts w:ascii="Microsoft YaHei" w:hAnsi="Microsoft YaHei" w:eastAsia="Microsoft YaHei"/>
+        <w:spacing w:line="240" w:lineRule="auto" w:before="0" w:after="80"/>
+        <w:ind w:firstLine="480"/>
+      </w:pPr>
+      <w:r>
+        <w:rPr>
+          <w:rFonts w:ascii="Times New Roman" w:hAnsi="Times New Roman" w:eastAsia="SimSun"/>
+          <w:b w:val="0"/>
+          <w:color w:val="000000"/>
+          <w:sz w:val="24"/>
         </w:rPr>
         <w:t xml:space="preserve">A. 经典控制路线：以线性模型、频域/时域指标和补偿器整定为主，必要时做小范围参数修正。</w:t>
       </w:r>
@@ -438,10 +622,15 @@
     <w:p>
       <w:pPr>
         <w:pStyle w:val="BodyText"/>
-      </w:pPr>
-      <w:r>
-        <w:rPr>
-          <w:rFonts w:ascii="Microsoft YaHei" w:hAnsi="Microsoft YaHei" w:eastAsia="Microsoft YaHei"/>
+        <w:spacing w:line="240" w:lineRule="auto" w:before="0" w:after="80"/>
+        <w:ind w:firstLine="480"/>
+      </w:pPr>
+      <w:r>
+        <w:rPr>
+          <w:rFonts w:ascii="Times New Roman" w:hAnsi="Times New Roman" w:eastAsia="SimSun"/>
+          <w:b w:val="0"/>
+          <w:color w:val="000000"/>
+          <w:sz w:val="24"/>
         </w:rPr>
         <w:t xml:space="preserve">B. 数据驱动路线：利用已采集数据修正模型、识别边界或辅助整定，但仍保留显式控制结构和验收指标。</w:t>
       </w:r>
@@ -449,10 +638,15 @@
     <w:p>
       <w:pPr>
         <w:pStyle w:val="BodyText"/>
-      </w:pPr>
-      <w:r>
-        <w:rPr>
-          <w:rFonts w:ascii="Microsoft YaHei" w:hAnsi="Microsoft YaHei" w:eastAsia="Microsoft YaHei"/>
+        <w:spacing w:line="240" w:lineRule="auto" w:before="0" w:after="80"/>
+        <w:ind w:firstLine="480"/>
+      </w:pPr>
+      <w:r>
+        <w:rPr>
+          <w:rFonts w:ascii="Times New Roman" w:hAnsi="Times New Roman" w:eastAsia="SimSun"/>
+          <w:b w:val="0"/>
+          <w:color w:val="000000"/>
+          <w:sz w:val="24"/>
         </w:rPr>
         <w:t xml:space="preserve">C. 策略学习路线：在仿真或受限环境中学习控制策略，用于显式控制律难以预设、工况组合复杂的场景。</w:t>
       </w:r>
@@ -460,10 +654,15 @@
     <w:p>
       <w:pPr>
         <w:pStyle w:val="BodyText"/>
-      </w:pPr>
-      <w:r>
-        <w:rPr>
-          <w:rFonts w:ascii="Microsoft YaHei" w:hAnsi="Microsoft YaHei" w:eastAsia="Microsoft YaHei"/>
+        <w:spacing w:line="240" w:lineRule="auto" w:before="0" w:after="80"/>
+        <w:ind w:firstLine="480"/>
+      </w:pPr>
+      <w:r>
+        <w:rPr>
+          <w:rFonts w:ascii="Times New Roman" w:hAnsi="Times New Roman" w:eastAsia="SimSun"/>
+          <w:b w:val="0"/>
+          <w:color w:val="000000"/>
+          <w:sz w:val="24"/>
         </w:rPr>
         <w:t xml:space="preserve">请完成结构化设计判断：</w:t>
       </w:r>
@@ -475,10 +674,15 @@
           <w:numId w:val="1003"/>
         </w:numPr>
         <w:pStyle w:val="Compact"/>
-      </w:pPr>
-      <w:r>
-        <w:rPr>
-          <w:rFonts w:ascii="Microsoft YaHei" w:hAnsi="Microsoft YaHei" w:eastAsia="Microsoft YaHei"/>
+        <w:spacing w:line="240" w:lineRule="auto" w:before="0" w:after="80"/>
+        <w:ind w:firstLine="480"/>
+      </w:pPr>
+      <w:r>
+        <w:rPr>
+          <w:rFonts w:ascii="Times New Roman" w:hAnsi="Times New Roman" w:eastAsia="SimSun"/>
+          <w:b w:val="0"/>
+          <w:color w:val="000000"/>
+          <w:sz w:val="24"/>
         </w:rPr>
         <w:t xml:space="preserve">给出你的首选路线，并说明它与当前任务条件的匹配关系。</w:t>
       </w:r>
@@ -490,10 +694,15 @@
           <w:numId w:val="1003"/>
         </w:numPr>
         <w:pStyle w:val="Compact"/>
-      </w:pPr>
-      <w:r>
-        <w:rPr>
-          <w:rFonts w:ascii="Microsoft YaHei" w:hAnsi="Microsoft YaHei" w:eastAsia="Microsoft YaHei"/>
+        <w:spacing w:line="240" w:lineRule="auto" w:before="0" w:after="80"/>
+        <w:ind w:firstLine="480"/>
+      </w:pPr>
+      <w:r>
+        <w:rPr>
+          <w:rFonts w:ascii="Times New Roman" w:hAnsi="Times New Roman" w:eastAsia="SimSun"/>
+          <w:b w:val="0"/>
+          <w:color w:val="000000"/>
+          <w:sz w:val="24"/>
         </w:rPr>
         <w:t xml:space="preserve">比较 A、B、C 三条路线的主要收益和主要风险。</w:t>
       </w:r>
@@ -505,10 +714,15 @@
           <w:numId w:val="1003"/>
         </w:numPr>
         <w:pStyle w:val="Compact"/>
-      </w:pPr>
-      <w:r>
-        <w:rPr>
-          <w:rFonts w:ascii="Microsoft YaHei" w:hAnsi="Microsoft YaHei" w:eastAsia="Microsoft YaHei"/>
+        <w:spacing w:line="240" w:lineRule="auto" w:before="0" w:after="80"/>
+        <w:ind w:firstLine="480"/>
+      </w:pPr>
+      <w:r>
+        <w:rPr>
+          <w:rFonts w:ascii="Times New Roman" w:hAnsi="Times New Roman" w:eastAsia="SimSun"/>
+          <w:b w:val="0"/>
+          <w:color w:val="000000"/>
+          <w:sz w:val="24"/>
         </w:rPr>
         <w:t xml:space="preserve">从可解释性、验证代价和工程责任角度说明你的判断。</w:t>
       </w:r>
@@ -520,10 +734,15 @@
           <w:numId w:val="1003"/>
         </w:numPr>
         <w:pStyle w:val="Compact"/>
-      </w:pPr>
-      <w:r>
-        <w:rPr>
-          <w:rFonts w:ascii="Microsoft YaHei" w:hAnsi="Microsoft YaHei" w:eastAsia="Microsoft YaHei"/>
+        <w:spacing w:line="240" w:lineRule="auto" w:before="0" w:after="80"/>
+        <w:ind w:firstLine="480"/>
+      </w:pPr>
+      <w:r>
+        <w:rPr>
+          <w:rFonts w:ascii="Times New Roman" w:hAnsi="Times New Roman" w:eastAsia="SimSun"/>
+          <w:b w:val="0"/>
+          <w:color w:val="000000"/>
+          <w:sz w:val="24"/>
         </w:rPr>
         <w:t xml:space="preserve">给出从首选路线向更高级路线迁移的条件，以及“不应升级”的条件。</w:t>
       </w:r>
@@ -535,10 +754,15 @@
           <w:numId w:val="1003"/>
         </w:numPr>
         <w:pStyle w:val="Compact"/>
-      </w:pPr>
-      <w:r>
-        <w:rPr>
-          <w:rFonts w:ascii="Microsoft YaHei" w:hAnsi="Microsoft YaHei" w:eastAsia="Microsoft YaHei"/>
+        <w:spacing w:line="240" w:lineRule="auto" w:before="0" w:after="80"/>
+        <w:ind w:firstLine="480"/>
+      </w:pPr>
+      <w:r>
+        <w:rPr>
+          <w:rFonts w:ascii="Times New Roman" w:hAnsi="Times New Roman" w:eastAsia="SimSun"/>
+          <w:b w:val="0"/>
+          <w:color w:val="000000"/>
+          <w:sz w:val="24"/>
         </w:rPr>
         <w:t xml:space="preserve">明确说明本题中哪些外部路线、算法推导或实现内容不应展开。</w:t>
       </w:r>
@@ -548,10 +772,15 @@
     <w:p>
       <w:pPr>
         <w:pStyle w:val="Heading3"/>
-      </w:pPr>
-      <w:r>
-        <w:rPr>
-          <w:rFonts w:ascii="Microsoft YaHei" w:hAnsi="Microsoft YaHei" w:eastAsia="Microsoft YaHei"/>
+        <w:spacing w:line="240" w:lineRule="auto" w:before="0" w:after="80"/>
+        <w:ind w:firstLine="0"/>
+      </w:pPr>
+      <w:r>
+        <w:rPr>
+          <w:rFonts w:ascii="Times New Roman" w:hAnsi="Times New Roman" w:eastAsia="SimHei"/>
+          <w:b w:val="0"/>
+          <w:color w:val="000000"/>
+          <w:sz w:val="24"/>
         </w:rPr>
         <w:t xml:space="preserve">标准答案</w:t>
       </w:r>
@@ -559,10 +788,15 @@
     <w:p>
       <w:pPr>
         <w:pStyle w:val="FirstParagraph"/>
-      </w:pPr>
-      <w:r>
-        <w:rPr>
-          <w:rFonts w:ascii="Microsoft YaHei" w:hAnsi="Microsoft YaHei" w:eastAsia="Microsoft YaHei"/>
+        <w:spacing w:line="240" w:lineRule="auto" w:before="0" w:after="80"/>
+        <w:ind w:firstLine="480"/>
+      </w:pPr>
+      <w:r>
+        <w:rPr>
+          <w:rFonts w:ascii="Times New Roman" w:hAnsi="Times New Roman" w:eastAsia="SimSun"/>
+          <w:b w:val="0"/>
+          <w:color w:val="000000"/>
+          <w:sz w:val="24"/>
         </w:rPr>
         <w:t xml:space="preserve">首选路线应为 B：数据驱动辅助的显式控制路线。理由是当前对象在小范围工作点附近近似线性，已有阶跃响应、扰动恢复和稳态误差记录，目标也是跟踪误差、扰动恢复时间和调试工作量这类可用经典指标验收的任务；B 不取消显式控制结构，而是在 A 的线性模型、补偿器和验收指标上利用数据修正模型、识别边界并辅助整定，因此最能同时利用已有数据和保持可解释责任。（5分）</w:t>
       </w:r>
@@ -570,10 +804,15 @@
     <w:p>
       <w:pPr>
         <w:pStyle w:val="BodyText"/>
-      </w:pPr>
-      <w:r>
-        <w:rPr>
-          <w:rFonts w:ascii="Microsoft YaHei" w:hAnsi="Microsoft YaHei" w:eastAsia="Microsoft YaHei"/>
+        <w:spacing w:line="240" w:lineRule="auto" w:before="0" w:after="80"/>
+        <w:ind w:firstLine="480"/>
+      </w:pPr>
+      <w:r>
+        <w:rPr>
+          <w:rFonts w:ascii="Times New Roman" w:hAnsi="Times New Roman" w:eastAsia="SimSun"/>
+          <w:b w:val="0"/>
+          <w:color w:val="000000"/>
+          <w:sz w:val="24"/>
         </w:rPr>
         <w:t xml:space="preserve">A 的收益是结构清楚、参数含义和验收指标明确，适合形成基础控制器和安全基线；风险是当负载变化、传感器异常、摩擦或非线性超出小范围工作点时，单靠线性模型和小范围参数修正可能性能下降，也可能浪费已有运行数据。（2分）B 的收益是可以利用已有阶跃响应、扰动恢复和稳态误差记录修正模型、识别适用边界、辅助整定，并且仍保留显式控制结构和验收指标；风险是当前数据主要覆盖常见给定信号和中等负载，若外推到极端负载或传感器异常，可能低估泛化风险。（2分）C 的收益是在显式控制律难以预设、工况组合复杂且仿真或受限环境可信时可能提供更强适应性；风险是当前样本覆盖、安全验证、可解释性和责任界定都不足，不能作为当前默认路线。（2分）</w:t>
       </w:r>
@@ -581,10 +820,15 @@
     <w:p>
       <w:pPr>
         <w:pStyle w:val="BodyText"/>
-      </w:pPr>
-      <w:r>
-        <w:rPr>
-          <w:rFonts w:ascii="Microsoft YaHei" w:hAnsi="Microsoft YaHei" w:eastAsia="Microsoft YaHei"/>
+        <w:spacing w:line="240" w:lineRule="auto" w:before="0" w:after="80"/>
+        <w:ind w:firstLine="480"/>
+      </w:pPr>
+      <w:r>
+        <w:rPr>
+          <w:rFonts w:ascii="Times New Roman" w:hAnsi="Times New Roman" w:eastAsia="SimSun"/>
+          <w:b w:val="0"/>
+          <w:color w:val="000000"/>
+          <w:sz w:val="24"/>
         </w:rPr>
         <w:t xml:space="preserve">从可解释性看，A 和 B 都能保留模型、补偿器、时域/频域指标和稳态误差等验收语言，其中 B 需要额外说明数据来源、覆盖范围和修正边界；C 的策略行为较难逐项对应到传统闭环指标，解释性最低。（2分）从验证代价看，A 主要验证阶跃响应、扰动恢复、稳态误差和稳定裕度；B 还要验证数据质量、训练/验证工况代表性和未覆盖边界；C 需要可信仿真、受限试验、安全包络、回退机制和更大范围场景测试，代价最高。（2分）从工程责任看，B 的责任应落在显式控制器、数据适用范围、模型修正记录和验收指标上；C 若直接进入真实闭环，难以说明策略失效原因和责任边界，因此不满足当前工程责任要求。（2分）</w:t>
       </w:r>
@@ -592,10 +836,15 @@
     <w:p>
       <w:pPr>
         <w:pStyle w:val="BodyText"/>
-      </w:pPr>
-      <w:r>
-        <w:rPr>
-          <w:rFonts w:ascii="Microsoft YaHei" w:hAnsi="Microsoft YaHei" w:eastAsia="Microsoft YaHei"/>
+        <w:spacing w:line="240" w:lineRule="auto" w:before="0" w:after="80"/>
+        <w:ind w:firstLine="480"/>
+      </w:pPr>
+      <w:r>
+        <w:rPr>
+          <w:rFonts w:ascii="Times New Roman" w:hAnsi="Times New Roman" w:eastAsia="SimSun"/>
+          <w:b w:val="0"/>
+          <w:color w:val="000000"/>
+          <w:sz w:val="24"/>
         </w:rPr>
         <w:t xml:space="preserve">合理迁移路径是：先把 A 作为显式控制结构和验收基线，在此基础上采用 B，用数据修正模型、识别边界并辅助整定；若 B 后续仍无法覆盖目标工况，且平台已经积累覆盖极端负载、传感器异常、扰动组合和安全边界的数据，才考虑进一步升级。（3分）只有在具备高可信仿真或受限实验环境、安全联锁、在线监控、回退控制器、离线验证证据和清晰责任边界时，C 才能作为受限候选路线；若 A/B 已满足指标，或数据仍缺少极端与异常样本，或无法说明验证边界和安全回退，则不应升级到 C。（3分）</w:t>
       </w:r>
@@ -603,10 +852,15 @@
     <w:p>
       <w:pPr>
         <w:pStyle w:val="BodyText"/>
-      </w:pPr>
-      <w:r>
-        <w:rPr>
-          <w:rFonts w:ascii="Microsoft YaHei" w:hAnsi="Microsoft YaHei" w:eastAsia="Microsoft YaHei"/>
+        <w:spacing w:line="240" w:lineRule="auto" w:before="0" w:after="80"/>
+        <w:ind w:firstLine="480"/>
+      </w:pPr>
+      <w:r>
+        <w:rPr>
+          <w:rFonts w:ascii="Times New Roman" w:hAnsi="Times New Roman" w:eastAsia="SimSun"/>
+          <w:b w:val="0"/>
+          <w:color w:val="000000"/>
+          <w:sz w:val="24"/>
         </w:rPr>
         <w:t xml:space="preserve">本题只允许比较 A、B、C 三条给定路线，不应额外引入 MPC、鲁棒控制、自适应控制、端到端深度控制等外部路线；也不应展开 RL、MPC、数据驱动算法推导、训练流程、代码实现、硬件改造或大型开放式系统方案。（2分）</w:t>
       </w:r>
@@ -617,10 +871,15 @@
     <w:p>
       <w:pPr>
         <w:pStyle w:val="Heading2"/>
-      </w:pPr>
-      <w:r>
-        <w:rPr>
-          <w:rFonts w:ascii="Microsoft YaHei" w:hAnsi="Microsoft YaHei" w:eastAsia="Microsoft YaHei"/>
+        <w:spacing w:line="240" w:lineRule="auto" w:before="0" w:after="80"/>
+        <w:ind w:firstLine="0"/>
+      </w:pPr>
+      <w:r>
+        <w:rPr>
+          <w:rFonts w:ascii="Times New Roman" w:hAnsi="Times New Roman" w:eastAsia="SimSun"/>
+          <w:b/>
+          <w:color w:val="000000"/>
+          <w:sz w:val="28"/>
         </w:rPr>
         <w:t xml:space="preserve">O7 最终完整控制方案（50分）</w:t>
       </w:r>
@@ -629,10 +888,15 @@
     <w:p>
       <w:pPr>
         <w:pStyle w:val="Heading3"/>
-      </w:pPr>
-      <w:r>
-        <w:rPr>
-          <w:rFonts w:ascii="Microsoft YaHei" w:hAnsi="Microsoft YaHei" w:eastAsia="Microsoft YaHei"/>
+        <w:spacing w:line="240" w:lineRule="auto" w:before="0" w:after="80"/>
+        <w:ind w:firstLine="0"/>
+      </w:pPr>
+      <w:r>
+        <w:rPr>
+          <w:rFonts w:ascii="Times New Roman" w:hAnsi="Times New Roman" w:eastAsia="SimHei"/>
+          <w:b w:val="0"/>
+          <w:color w:val="000000"/>
+          <w:sz w:val="24"/>
         </w:rPr>
         <w:t xml:space="preserve">题干</w:t>
       </w:r>
@@ -640,35 +904,52 @@
     <w:p>
       <w:pPr>
         <w:pStyle w:val="FirstParagraph"/>
-      </w:pPr>
-      <w:r>
-        <w:rPr>
-          <w:rFonts w:ascii="Microsoft YaHei" w:hAnsi="Microsoft YaHei" w:eastAsia="Microsoft YaHei"/>
+        <w:spacing w:line="240" w:lineRule="auto" w:before="0" w:after="80"/>
+        <w:ind w:firstLine="480"/>
+      </w:pPr>
+      <w:r>
+        <w:rPr>
+          <w:rFonts w:ascii="Times New Roman" w:hAnsi="Times New Roman" w:eastAsia="SimSun"/>
+          <w:b w:val="0"/>
+          <w:color w:val="000000"/>
+          <w:sz w:val="24"/>
         </w:rPr>
         <w:t xml:space="preserve">请沿用</w:t>
       </w:r>
       <w:r>
         <w:rPr>
-          <w:rFonts w:ascii="Microsoft YaHei" w:hAnsi="Microsoft YaHei" w:eastAsia="Microsoft YaHei"/>
+          <w:rFonts w:ascii="Times New Roman" w:hAnsi="Times New Roman" w:eastAsia="SimSun"/>
+          <w:b w:val="0"/>
+          <w:color w:val="000000"/>
+          <w:sz w:val="24"/>
         </w:rPr>
         <w:t xml:space="preserve"> </w:t>
       </w:r>
       <w:r>
         <w:rPr>
           <w:rStyle w:val="VerbatimChar"/>
-          <w:rFonts w:ascii="Microsoft YaHei" w:hAnsi="Microsoft YaHei" w:eastAsia="Microsoft YaHei"/>
+          <w:rFonts w:ascii="Times New Roman" w:hAnsi="Times New Roman" w:eastAsia="SimSun"/>
+          <w:b w:val="0"/>
+          <w:color w:val="000000"/>
+          <w:sz w:val="24"/>
         </w:rPr>
         <w:t xml:space="preserve">O1-O6</w:t>
       </w:r>
       <w:r>
         <w:rPr>
-          <w:rFonts w:ascii="Microsoft YaHei" w:hAnsi="Microsoft YaHei" w:eastAsia="Microsoft YaHei"/>
-        </w:rPr>
-        <w:t xml:space="preserve"> </w:t>
-      </w:r>
-      <w:r>
-        <w:rPr>
-          <w:rFonts w:ascii="Microsoft YaHei" w:hAnsi="Microsoft YaHei" w:eastAsia="Microsoft YaHei"/>
+          <w:rFonts w:ascii="Times New Roman" w:hAnsi="Times New Roman" w:eastAsia="SimSun"/>
+          <w:b w:val="0"/>
+          <w:color w:val="000000"/>
+          <w:sz w:val="24"/>
+        </w:rPr>
+        <w:t xml:space="preserve"> </w:t>
+      </w:r>
+      <w:r>
+        <w:rPr>
+          <w:rFonts w:ascii="Times New Roman" w:hAnsi="Times New Roman" w:eastAsia="SimSun"/>
+          <w:b w:val="0"/>
+          <w:color w:val="000000"/>
+          <w:sz w:val="24"/>
         </w:rPr>
         <w:t xml:space="preserve">的同一自选控制对象，提交一份最终完整控制方案。不得更换对象，不得另起一套与前六次无关的新方案；若前序作业中曾调整参数或模型，应说明调整发生在哪一次以及理由。</w:t>
       </w:r>
@@ -676,10 +957,15 @@
     <w:p>
       <w:pPr>
         <w:pStyle w:val="BodyText"/>
-      </w:pPr>
-      <w:r>
-        <w:rPr>
-          <w:rFonts w:ascii="Microsoft YaHei" w:hAnsi="Microsoft YaHei" w:eastAsia="Microsoft YaHei"/>
+        <w:spacing w:line="240" w:lineRule="auto" w:before="0" w:after="80"/>
+        <w:ind w:firstLine="480"/>
+      </w:pPr>
+      <w:r>
+        <w:rPr>
+          <w:rFonts w:ascii="Times New Roman" w:hAnsi="Times New Roman" w:eastAsia="SimSun"/>
+          <w:b w:val="0"/>
+          <w:color w:val="000000"/>
+          <w:sz w:val="24"/>
         </w:rPr>
         <w:t xml:space="preserve">提交内容：</w:t>
       </w:r>
@@ -691,54 +977,80 @@
           <w:numId w:val="1004"/>
         </w:numPr>
         <w:pStyle w:val="Compact"/>
-      </w:pPr>
-      <w:r>
-        <w:rPr>
-          <w:rFonts w:ascii="Microsoft YaHei" w:hAnsi="Microsoft YaHei" w:eastAsia="Microsoft YaHei"/>
+        <w:spacing w:line="240" w:lineRule="auto" w:before="0" w:after="80"/>
+        <w:ind w:firstLine="480"/>
+      </w:pPr>
+      <w:r>
+        <w:rPr>
+          <w:rFonts w:ascii="Times New Roman" w:hAnsi="Times New Roman" w:eastAsia="SimSun"/>
+          <w:b w:val="0"/>
+          <w:color w:val="000000"/>
+          <w:sz w:val="24"/>
         </w:rPr>
         <w:t xml:space="preserve">主体正文不超过</w:t>
       </w:r>
       <w:r>
         <w:rPr>
-          <w:rFonts w:ascii="Microsoft YaHei" w:hAnsi="Microsoft YaHei" w:eastAsia="Microsoft YaHei"/>
+          <w:rFonts w:ascii="Times New Roman" w:hAnsi="Times New Roman" w:eastAsia="SimSun"/>
+          <w:b w:val="0"/>
+          <w:color w:val="000000"/>
+          <w:sz w:val="24"/>
         </w:rPr>
         <w:t xml:space="preserve"> </w:t>
       </w:r>
       <w:r>
         <w:rPr>
           <w:rStyle w:val="VerbatimChar"/>
-          <w:rFonts w:ascii="Microsoft YaHei" w:hAnsi="Microsoft YaHei" w:eastAsia="Microsoft YaHei"/>
+          <w:rFonts w:ascii="Times New Roman" w:hAnsi="Times New Roman" w:eastAsia="SimSun"/>
+          <w:b w:val="0"/>
+          <w:color w:val="000000"/>
+          <w:sz w:val="24"/>
         </w:rPr>
         <w:t xml:space="preserve">1200</w:t>
       </w:r>
       <w:r>
         <w:rPr>
-          <w:rFonts w:ascii="Microsoft YaHei" w:hAnsi="Microsoft YaHei" w:eastAsia="Microsoft YaHei"/>
-        </w:rPr>
-        <w:t xml:space="preserve"> </w:t>
-      </w:r>
-      <w:r>
-        <w:rPr>
-          <w:rFonts w:ascii="Microsoft YaHei" w:hAnsi="Microsoft YaHei" w:eastAsia="Microsoft YaHei"/>
+          <w:rFonts w:ascii="Times New Roman" w:hAnsi="Times New Roman" w:eastAsia="SimSun"/>
+          <w:b w:val="0"/>
+          <w:color w:val="000000"/>
+          <w:sz w:val="24"/>
+        </w:rPr>
+        <w:t xml:space="preserve"> </w:t>
+      </w:r>
+      <w:r>
+        <w:rPr>
+          <w:rFonts w:ascii="Times New Roman" w:hAnsi="Times New Roman" w:eastAsia="SimSun"/>
+          <w:b w:val="0"/>
+          <w:color w:val="000000"/>
+          <w:sz w:val="24"/>
         </w:rPr>
         <w:t xml:space="preserve">字，必须覆盖问题定义、基线模型、机理诊断、结构比较、初始方案、优化与迁移、</w:t>
       </w:r>
       <w:r>
         <w:rPr>
           <w:rStyle w:val="VerbatimChar"/>
-          <w:rFonts w:ascii="Microsoft YaHei" w:hAnsi="Microsoft YaHei" w:eastAsia="Microsoft YaHei"/>
+          <w:rFonts w:ascii="Times New Roman" w:hAnsi="Times New Roman" w:eastAsia="SimSun"/>
+          <w:b w:val="0"/>
+          <w:color w:val="000000"/>
+          <w:sz w:val="24"/>
         </w:rPr>
         <w:t xml:space="preserve">O7</w:t>
       </w:r>
       <w:r>
         <w:rPr>
-          <w:rFonts w:ascii="Microsoft YaHei" w:hAnsi="Microsoft YaHei" w:eastAsia="Microsoft YaHei"/>
-        </w:rPr>
-        <w:t xml:space="preserve"> </w:t>
-      </w:r>
-      <w:r>
-        <w:rPr>
-          <w:rFonts w:ascii="Microsoft YaHei" w:hAnsi="Microsoft YaHei" w:eastAsia="Microsoft YaHei"/>
+          <w:rFonts w:ascii="Times New Roman" w:hAnsi="Times New Roman" w:eastAsia="SimSun"/>
+          <w:b w:val="0"/>
+          <w:color w:val="000000"/>
+          <w:sz w:val="24"/>
+        </w:rPr>
+        <w:t xml:space="preserve"> </w:t>
+      </w:r>
+      <w:r>
+        <w:rPr>
+          <w:rFonts w:ascii="Times New Roman" w:hAnsi="Times New Roman" w:eastAsia="SimSun"/>
+          <w:b w:val="0"/>
+          <w:color w:val="000000"/>
+          <w:sz w:val="24"/>
         </w:rPr>
         <w:t xml:space="preserve">最终方案、当前方案边界、进一步升级路径。</w:t>
       </w:r>
@@ -750,60 +1062,89 @@
           <w:numId w:val="1004"/>
         </w:numPr>
         <w:pStyle w:val="Compact"/>
-      </w:pPr>
-      <w:r>
-        <w:rPr>
-          <w:rFonts w:ascii="Microsoft YaHei" w:hAnsi="Microsoft YaHei" w:eastAsia="Microsoft YaHei"/>
+        <w:spacing w:line="240" w:lineRule="auto" w:before="0" w:after="80"/>
+        <w:ind w:firstLine="480"/>
+      </w:pPr>
+      <w:r>
+        <w:rPr>
+          <w:rFonts w:ascii="Times New Roman" w:hAnsi="Times New Roman" w:eastAsia="SimSun"/>
+          <w:b w:val="0"/>
+          <w:color w:val="000000"/>
+          <w:sz w:val="24"/>
         </w:rPr>
         <w:t xml:space="preserve">提交</w:t>
       </w:r>
       <w:r>
         <w:rPr>
-          <w:rFonts w:ascii="Microsoft YaHei" w:hAnsi="Microsoft YaHei" w:eastAsia="Microsoft YaHei"/>
+          <w:rFonts w:ascii="Times New Roman" w:hAnsi="Times New Roman" w:eastAsia="SimSun"/>
+          <w:b w:val="0"/>
+          <w:color w:val="000000"/>
+          <w:sz w:val="24"/>
         </w:rPr>
         <w:t xml:space="preserve"> </w:t>
       </w:r>
       <w:r>
         <w:rPr>
           <w:rStyle w:val="VerbatimChar"/>
-          <w:rFonts w:ascii="Microsoft YaHei" w:hAnsi="Microsoft YaHei" w:eastAsia="Microsoft YaHei"/>
+          <w:rFonts w:ascii="Times New Roman" w:hAnsi="Times New Roman" w:eastAsia="SimSun"/>
+          <w:b w:val="0"/>
+          <w:color w:val="000000"/>
+          <w:sz w:val="24"/>
         </w:rPr>
         <w:t xml:space="preserve">2-3</w:t>
       </w:r>
       <w:r>
         <w:rPr>
-          <w:rFonts w:ascii="Microsoft YaHei" w:hAnsi="Microsoft YaHei" w:eastAsia="Microsoft YaHei"/>
-        </w:rPr>
-        <w:t xml:space="preserve"> </w:t>
-      </w:r>
-      <w:r>
-        <w:rPr>
-          <w:rFonts w:ascii="Microsoft YaHei" w:hAnsi="Microsoft YaHei" w:eastAsia="Microsoft YaHei"/>
+          <w:rFonts w:ascii="Times New Roman" w:hAnsi="Times New Roman" w:eastAsia="SimSun"/>
+          <w:b w:val="0"/>
+          <w:color w:val="000000"/>
+          <w:sz w:val="24"/>
+        </w:rPr>
+        <w:t xml:space="preserve"> </w:t>
+      </w:r>
+      <w:r>
+        <w:rPr>
+          <w:rFonts w:ascii="Times New Roman" w:hAnsi="Times New Roman" w:eastAsia="SimSun"/>
+          <w:b w:val="0"/>
+          <w:color w:val="000000"/>
+          <w:sz w:val="24"/>
         </w:rPr>
         <w:t xml:space="preserve">张总览图/表，例如</w:t>
       </w:r>
       <w:r>
         <w:rPr>
-          <w:rFonts w:ascii="Microsoft YaHei" w:hAnsi="Microsoft YaHei" w:eastAsia="Microsoft YaHei"/>
+          <w:rFonts w:ascii="Times New Roman" w:hAnsi="Times New Roman" w:eastAsia="SimSun"/>
+          <w:b w:val="0"/>
+          <w:color w:val="000000"/>
+          <w:sz w:val="24"/>
         </w:rPr>
         <w:t xml:space="preserve"> </w:t>
       </w:r>
       <w:r>
         <w:rPr>
           <w:rStyle w:val="VerbatimChar"/>
-          <w:rFonts w:ascii="Microsoft YaHei" w:hAnsi="Microsoft YaHei" w:eastAsia="Microsoft YaHei"/>
+          <w:rFonts w:ascii="Times New Roman" w:hAnsi="Times New Roman" w:eastAsia="SimSun"/>
+          <w:b w:val="0"/>
+          <w:color w:val="000000"/>
+          <w:sz w:val="24"/>
         </w:rPr>
         <w:t xml:space="preserve">O1-O6</w:t>
       </w:r>
       <w:r>
         <w:rPr>
-          <w:rFonts w:ascii="Microsoft YaHei" w:hAnsi="Microsoft YaHei" w:eastAsia="Microsoft YaHei"/>
-        </w:rPr>
-        <w:t xml:space="preserve"> </w:t>
-      </w:r>
-      <w:r>
-        <w:rPr>
-          <w:rFonts w:ascii="Microsoft YaHei" w:hAnsi="Microsoft YaHei" w:eastAsia="Microsoft YaHei"/>
+          <w:rFonts w:ascii="Times New Roman" w:hAnsi="Times New Roman" w:eastAsia="SimSun"/>
+          <w:b w:val="0"/>
+          <w:color w:val="000000"/>
+          <w:sz w:val="24"/>
+        </w:rPr>
+        <w:t xml:space="preserve"> </w:t>
+      </w:r>
+      <w:r>
+        <w:rPr>
+          <w:rFonts w:ascii="Times New Roman" w:hAnsi="Times New Roman" w:eastAsia="SimSun"/>
+          <w:b w:val="0"/>
+          <w:color w:val="000000"/>
+          <w:sz w:val="24"/>
         </w:rPr>
         <w:t xml:space="preserve">继承链表、最终控制结构总览图、关键证据矩阵。</w:t>
       </w:r>
@@ -815,79 +1156,117 @@
           <w:numId w:val="1004"/>
         </w:numPr>
         <w:pStyle w:val="Compact"/>
-      </w:pPr>
-      <w:r>
-        <w:rPr>
-          <w:rFonts w:ascii="Microsoft YaHei" w:hAnsi="Microsoft YaHei" w:eastAsia="Microsoft YaHei"/>
+        <w:spacing w:line="240" w:lineRule="auto" w:before="0" w:after="80"/>
+        <w:ind w:firstLine="480"/>
+      </w:pPr>
+      <w:r>
+        <w:rPr>
+          <w:rFonts w:ascii="Times New Roman" w:hAnsi="Times New Roman" w:eastAsia="SimSun"/>
+          <w:b w:val="0"/>
+          <w:color w:val="000000"/>
+          <w:sz w:val="24"/>
         </w:rPr>
         <w:t xml:space="preserve">提交最终核心仿真结果图，至少比较</w:t>
       </w:r>
       <w:r>
         <w:rPr>
-          <w:rFonts w:ascii="Microsoft YaHei" w:hAnsi="Microsoft YaHei" w:eastAsia="Microsoft YaHei"/>
+          <w:rFonts w:ascii="Times New Roman" w:hAnsi="Times New Roman" w:eastAsia="SimSun"/>
+          <w:b w:val="0"/>
+          <w:color w:val="000000"/>
+          <w:sz w:val="24"/>
         </w:rPr>
         <w:t xml:space="preserve"> </w:t>
       </w:r>
       <w:r>
         <w:rPr>
           <w:rStyle w:val="VerbatimChar"/>
-          <w:rFonts w:ascii="Microsoft YaHei" w:hAnsi="Microsoft YaHei" w:eastAsia="Microsoft YaHei"/>
+          <w:rFonts w:ascii="Times New Roman" w:hAnsi="Times New Roman" w:eastAsia="SimSun"/>
+          <w:b w:val="0"/>
+          <w:color w:val="000000"/>
+          <w:sz w:val="24"/>
         </w:rPr>
         <w:t xml:space="preserve">O5</w:t>
       </w:r>
       <w:r>
         <w:rPr>
-          <w:rFonts w:ascii="Microsoft YaHei" w:hAnsi="Microsoft YaHei" w:eastAsia="Microsoft YaHei"/>
-        </w:rPr>
-        <w:t xml:space="preserve"> </w:t>
-      </w:r>
-      <w:r>
-        <w:rPr>
-          <w:rFonts w:ascii="Microsoft YaHei" w:hAnsi="Microsoft YaHei" w:eastAsia="Microsoft YaHei"/>
+          <w:rFonts w:ascii="Times New Roman" w:hAnsi="Times New Roman" w:eastAsia="SimSun"/>
+          <w:b w:val="0"/>
+          <w:color w:val="000000"/>
+          <w:sz w:val="24"/>
+        </w:rPr>
+        <w:t xml:space="preserve"> </w:t>
+      </w:r>
+      <w:r>
+        <w:rPr>
+          <w:rFonts w:ascii="Times New Roman" w:hAnsi="Times New Roman" w:eastAsia="SimSun"/>
+          <w:b w:val="0"/>
+          <w:color w:val="000000"/>
+          <w:sz w:val="24"/>
         </w:rPr>
         <w:t xml:space="preserve">原基线方案、迁移后未修正方案、</w:t>
       </w:r>
       <w:r>
         <w:rPr>
           <w:rStyle w:val="VerbatimChar"/>
-          <w:rFonts w:ascii="Microsoft YaHei" w:hAnsi="Microsoft YaHei" w:eastAsia="Microsoft YaHei"/>
+          <w:rFonts w:ascii="Times New Roman" w:hAnsi="Times New Roman" w:eastAsia="SimSun"/>
+          <w:b w:val="0"/>
+          <w:color w:val="000000"/>
+          <w:sz w:val="24"/>
         </w:rPr>
         <w:t xml:space="preserve">O7</w:t>
       </w:r>
       <w:r>
         <w:rPr>
-          <w:rFonts w:ascii="Microsoft YaHei" w:hAnsi="Microsoft YaHei" w:eastAsia="Microsoft YaHei"/>
-        </w:rPr>
-        <w:t xml:space="preserve"> </w:t>
-      </w:r>
-      <w:r>
-        <w:rPr>
-          <w:rFonts w:ascii="Microsoft YaHei" w:hAnsi="Microsoft YaHei" w:eastAsia="Microsoft YaHei"/>
+          <w:rFonts w:ascii="Times New Roman" w:hAnsi="Times New Roman" w:eastAsia="SimSun"/>
+          <w:b w:val="0"/>
+          <w:color w:val="000000"/>
+          <w:sz w:val="24"/>
+        </w:rPr>
+        <w:t xml:space="preserve"> </w:t>
+      </w:r>
+      <w:r>
+        <w:rPr>
+          <w:rFonts w:ascii="Times New Roman" w:hAnsi="Times New Roman" w:eastAsia="SimSun"/>
+          <w:b w:val="0"/>
+          <w:color w:val="000000"/>
+          <w:sz w:val="24"/>
         </w:rPr>
         <w:t xml:space="preserve">最终修正版方案，并提交可运行的</w:t>
       </w:r>
       <w:r>
         <w:rPr>
-          <w:rFonts w:ascii="Microsoft YaHei" w:hAnsi="Microsoft YaHei" w:eastAsia="Microsoft YaHei"/>
+          <w:rFonts w:ascii="Times New Roman" w:hAnsi="Times New Roman" w:eastAsia="SimSun"/>
+          <w:b w:val="0"/>
+          <w:color w:val="000000"/>
+          <w:sz w:val="24"/>
         </w:rPr>
         <w:t xml:space="preserve"> </w:t>
       </w:r>
       <w:r>
         <w:rPr>
           <w:rStyle w:val="VerbatimChar"/>
-          <w:rFonts w:ascii="Microsoft YaHei" w:hAnsi="Microsoft YaHei" w:eastAsia="Microsoft YaHei"/>
+          <w:rFonts w:ascii="Times New Roman" w:hAnsi="Times New Roman" w:eastAsia="SimSun"/>
+          <w:b w:val="0"/>
+          <w:color w:val="000000"/>
+          <w:sz w:val="24"/>
         </w:rPr>
         <w:t xml:space="preserve">MATLAB/Octave</w:t>
       </w:r>
       <w:r>
         <w:rPr>
-          <w:rFonts w:ascii="Microsoft YaHei" w:hAnsi="Microsoft YaHei" w:eastAsia="Microsoft YaHei"/>
-        </w:rPr>
-        <w:t xml:space="preserve"> </w:t>
-      </w:r>
-      <w:r>
-        <w:rPr>
-          <w:rFonts w:ascii="Microsoft YaHei" w:hAnsi="Microsoft YaHei" w:eastAsia="Microsoft YaHei"/>
+          <w:rFonts w:ascii="Times New Roman" w:hAnsi="Times New Roman" w:eastAsia="SimSun"/>
+          <w:b w:val="0"/>
+          <w:color w:val="000000"/>
+          <w:sz w:val="24"/>
+        </w:rPr>
+        <w:t xml:space="preserve"> </w:t>
+      </w:r>
+      <w:r>
+        <w:rPr>
+          <w:rFonts w:ascii="Times New Roman" w:hAnsi="Times New Roman" w:eastAsia="SimSun"/>
+          <w:b w:val="0"/>
+          <w:color w:val="000000"/>
+          <w:sz w:val="24"/>
         </w:rPr>
         <w:t xml:space="preserve">代码。</w:t>
       </w:r>
@@ -899,29 +1278,43 @@
           <w:numId w:val="1004"/>
         </w:numPr>
         <w:pStyle w:val="Compact"/>
-      </w:pPr>
-      <w:r>
-        <w:rPr>
-          <w:rFonts w:ascii="Microsoft YaHei" w:hAnsi="Microsoft YaHei" w:eastAsia="Microsoft YaHei"/>
+        <w:spacing w:line="240" w:lineRule="auto" w:before="0" w:after="80"/>
+        <w:ind w:firstLine="480"/>
+      </w:pPr>
+      <w:r>
+        <w:rPr>
+          <w:rFonts w:ascii="Times New Roman" w:hAnsi="Times New Roman" w:eastAsia="SimSun"/>
+          <w:b w:val="0"/>
+          <w:color w:val="000000"/>
+          <w:sz w:val="24"/>
         </w:rPr>
         <w:t xml:space="preserve">提交</w:t>
       </w:r>
       <w:r>
         <w:rPr>
-          <w:rFonts w:ascii="Microsoft YaHei" w:hAnsi="Microsoft YaHei" w:eastAsia="Microsoft YaHei"/>
+          <w:rFonts w:ascii="Times New Roman" w:hAnsi="Times New Roman" w:eastAsia="SimSun"/>
+          <w:b w:val="0"/>
+          <w:color w:val="000000"/>
+          <w:sz w:val="24"/>
         </w:rPr>
         <w:t xml:space="preserve"> </w:t>
       </w:r>
       <w:r>
         <w:rPr>
           <w:rStyle w:val="VerbatimChar"/>
-          <w:rFonts w:ascii="Microsoft YaHei" w:hAnsi="Microsoft YaHei" w:eastAsia="Microsoft YaHei"/>
+          <w:rFonts w:ascii="Times New Roman" w:hAnsi="Times New Roman" w:eastAsia="SimSun"/>
+          <w:b w:val="0"/>
+          <w:color w:val="000000"/>
+          <w:sz w:val="24"/>
         </w:rPr>
         <w:t xml:space="preserve">AI 使用记录摘要</w:t>
       </w:r>
       <w:r>
         <w:rPr>
-          <w:rFonts w:ascii="Microsoft YaHei" w:hAnsi="Microsoft YaHei" w:eastAsia="Microsoft YaHei"/>
+          <w:rFonts w:ascii="Times New Roman" w:hAnsi="Times New Roman" w:eastAsia="SimSun"/>
+          <w:b w:val="0"/>
+          <w:color w:val="000000"/>
+          <w:sz w:val="24"/>
         </w:rPr>
         <w:t xml:space="preserve">，说明 AI 用于哪些环节、人工核查了哪些结论、哪些内容由本人最终负责。</w:t>
       </w:r>
@@ -929,29 +1322,43 @@
     <w:p>
       <w:pPr>
         <w:pStyle w:val="FirstParagraph"/>
-      </w:pPr>
-      <w:r>
-        <w:rPr>
-          <w:rFonts w:ascii="Microsoft YaHei" w:hAnsi="Microsoft YaHei" w:eastAsia="Microsoft YaHei"/>
+        <w:spacing w:line="240" w:lineRule="auto" w:before="0" w:after="80"/>
+        <w:ind w:firstLine="480"/>
+      </w:pPr>
+      <w:r>
+        <w:rPr>
+          <w:rFonts w:ascii="Times New Roman" w:hAnsi="Times New Roman" w:eastAsia="SimSun"/>
+          <w:b w:val="0"/>
+          <w:color w:val="000000"/>
+          <w:sz w:val="24"/>
         </w:rPr>
         <w:t xml:space="preserve">允许讨论</w:t>
       </w:r>
       <w:r>
         <w:rPr>
-          <w:rFonts w:ascii="Microsoft YaHei" w:hAnsi="Microsoft YaHei" w:eastAsia="Microsoft YaHei"/>
+          <w:rFonts w:ascii="Times New Roman" w:hAnsi="Times New Roman" w:eastAsia="SimSun"/>
+          <w:b w:val="0"/>
+          <w:color w:val="000000"/>
+          <w:sz w:val="24"/>
         </w:rPr>
         <w:t xml:space="preserve"> </w:t>
       </w:r>
       <w:r>
         <w:rPr>
           <w:rStyle w:val="VerbatimChar"/>
-          <w:rFonts w:ascii="Microsoft YaHei" w:hAnsi="Microsoft YaHei" w:eastAsia="Microsoft YaHei"/>
+          <w:rFonts w:ascii="Times New Roman" w:hAnsi="Times New Roman" w:eastAsia="SimSun"/>
+          <w:b w:val="0"/>
+          <w:color w:val="000000"/>
+          <w:sz w:val="24"/>
         </w:rPr>
         <w:t xml:space="preserve">MPC</w:t>
       </w:r>
       <w:r>
         <w:rPr>
-          <w:rFonts w:ascii="Microsoft YaHei" w:hAnsi="Microsoft YaHei" w:eastAsia="Microsoft YaHei"/>
+          <w:rFonts w:ascii="Times New Roman" w:hAnsi="Times New Roman" w:eastAsia="SimSun"/>
+          <w:b w:val="0"/>
+          <w:color w:val="000000"/>
+          <w:sz w:val="24"/>
         </w:rPr>
         <w:t xml:space="preserve">、数据驱动控制或强化学习作为未来升级方向，但只能说明进入条件、预期收益、风险和验证责任；不得把这些方法写成已实现算法，不得提交训练流程或调参竞赛式内容。</w:t>
       </w:r>
@@ -961,10 +1368,15 @@
     <w:p>
       <w:pPr>
         <w:pStyle w:val="Heading3"/>
-      </w:pPr>
-      <w:r>
-        <w:rPr>
-          <w:rFonts w:ascii="Microsoft YaHei" w:hAnsi="Microsoft YaHei" w:eastAsia="Microsoft YaHei"/>
+        <w:spacing w:line="240" w:lineRule="auto" w:before="0" w:after="80"/>
+        <w:ind w:firstLine="0"/>
+      </w:pPr>
+      <w:r>
+        <w:rPr>
+          <w:rFonts w:ascii="Times New Roman" w:hAnsi="Times New Roman" w:eastAsia="SimHei"/>
+          <w:b w:val="0"/>
+          <w:color w:val="000000"/>
+          <w:sz w:val="24"/>
         </w:rPr>
         <w:t xml:space="preserve">参考答案</w:t>
       </w:r>
@@ -972,54 +1384,80 @@
     <w:p>
       <w:pPr>
         <w:pStyle w:val="FirstParagraph"/>
-      </w:pPr>
-      <w:r>
-        <w:rPr>
-          <w:rFonts w:ascii="Microsoft YaHei" w:hAnsi="Microsoft YaHei" w:eastAsia="Microsoft YaHei"/>
+        <w:spacing w:line="240" w:lineRule="auto" w:before="0" w:after="80"/>
+        <w:ind w:firstLine="480"/>
+      </w:pPr>
+      <w:r>
+        <w:rPr>
+          <w:rFonts w:ascii="Times New Roman" w:hAnsi="Times New Roman" w:eastAsia="SimSun"/>
+          <w:b w:val="0"/>
+          <w:color w:val="000000"/>
+          <w:sz w:val="24"/>
         </w:rPr>
         <w:t xml:space="preserve">以下为示例答案结构，学生应替换为本人</w:t>
       </w:r>
       <w:r>
         <w:rPr>
-          <w:rFonts w:ascii="Microsoft YaHei" w:hAnsi="Microsoft YaHei" w:eastAsia="Microsoft YaHei"/>
+          <w:rFonts w:ascii="Times New Roman" w:hAnsi="Times New Roman" w:eastAsia="SimSun"/>
+          <w:b w:val="0"/>
+          <w:color w:val="000000"/>
+          <w:sz w:val="24"/>
         </w:rPr>
         <w:t xml:space="preserve"> </w:t>
       </w:r>
       <w:r>
         <w:rPr>
           <w:rStyle w:val="VerbatimChar"/>
-          <w:rFonts w:ascii="Microsoft YaHei" w:hAnsi="Microsoft YaHei" w:eastAsia="Microsoft YaHei"/>
+          <w:rFonts w:ascii="Times New Roman" w:hAnsi="Times New Roman" w:eastAsia="SimSun"/>
+          <w:b w:val="0"/>
+          <w:color w:val="000000"/>
+          <w:sz w:val="24"/>
         </w:rPr>
         <w:t xml:space="preserve">O1-O6</w:t>
       </w:r>
       <w:r>
         <w:rPr>
-          <w:rFonts w:ascii="Microsoft YaHei" w:hAnsi="Microsoft YaHei" w:eastAsia="Microsoft YaHei"/>
-        </w:rPr>
-        <w:t xml:space="preserve"> </w:t>
-      </w:r>
-      <w:r>
-        <w:rPr>
-          <w:rFonts w:ascii="Microsoft YaHei" w:hAnsi="Microsoft YaHei" w:eastAsia="Microsoft YaHei"/>
+          <w:rFonts w:ascii="Times New Roman" w:hAnsi="Times New Roman" w:eastAsia="SimSun"/>
+          <w:b w:val="0"/>
+          <w:color w:val="000000"/>
+          <w:sz w:val="24"/>
+        </w:rPr>
+        <w:t xml:space="preserve"> </w:t>
+      </w:r>
+      <w:r>
+        <w:rPr>
+          <w:rFonts w:ascii="Times New Roman" w:hAnsi="Times New Roman" w:eastAsia="SimSun"/>
+          <w:b w:val="0"/>
+          <w:color w:val="000000"/>
+          <w:sz w:val="24"/>
         </w:rPr>
         <w:t xml:space="preserve">的连续对象。示例假设：</w:t>
       </w:r>
       <w:r>
         <w:rPr>
           <w:rStyle w:val="VerbatimChar"/>
-          <w:rFonts w:ascii="Microsoft YaHei" w:hAnsi="Microsoft YaHei" w:eastAsia="Microsoft YaHei"/>
+          <w:rFonts w:ascii="Times New Roman" w:hAnsi="Times New Roman" w:eastAsia="SimSun"/>
+          <w:b w:val="0"/>
+          <w:color w:val="000000"/>
+          <w:sz w:val="24"/>
         </w:rPr>
         <w:t xml:space="preserve">O1-O6</w:t>
       </w:r>
       <w:r>
         <w:rPr>
-          <w:rFonts w:ascii="Microsoft YaHei" w:hAnsi="Microsoft YaHei" w:eastAsia="Microsoft YaHei"/>
-        </w:rPr>
-        <w:t xml:space="preserve"> </w:t>
-      </w:r>
-      <w:r>
-        <w:rPr>
-          <w:rFonts w:ascii="Microsoft YaHei" w:hAnsi="Microsoft YaHei" w:eastAsia="Microsoft YaHei"/>
+          <w:rFonts w:ascii="Times New Roman" w:hAnsi="Times New Roman" w:eastAsia="SimSun"/>
+          <w:b w:val="0"/>
+          <w:color w:val="000000"/>
+          <w:sz w:val="24"/>
+        </w:rPr>
+        <w:t xml:space="preserve"> </w:t>
+      </w:r>
+      <w:r>
+        <w:rPr>
+          <w:rFonts w:ascii="Times New Roman" w:hAnsi="Times New Roman" w:eastAsia="SimSun"/>
+          <w:b w:val="0"/>
+          <w:color w:val="000000"/>
+          <w:sz w:val="24"/>
         </w:rPr>
         <w:t xml:space="preserve">均围绕小型直流电机转速控制，输入为电枢电压，输出为转速，课程内最终方案采用经典线性主干。</w:t>
       </w:r>
@@ -1027,218 +1465,322 @@
     <w:p>
       <w:pPr>
         <w:pStyle w:val="BodyText"/>
-      </w:pPr>
-      <w:r>
-        <w:rPr>
-          <w:rFonts w:ascii="Microsoft YaHei" w:hAnsi="Microsoft YaHei" w:eastAsia="Microsoft YaHei"/>
+        <w:spacing w:line="240" w:lineRule="auto" w:before="0" w:after="80"/>
+        <w:ind w:firstLine="480"/>
+      </w:pPr>
+      <w:r>
+        <w:rPr>
+          <w:rFonts w:ascii="Times New Roman" w:hAnsi="Times New Roman" w:eastAsia="SimSun"/>
+          <w:b w:val="0"/>
+          <w:color w:val="000000"/>
+          <w:sz w:val="24"/>
         </w:rPr>
         <w:t xml:space="preserve">对象保持为直流电机转速控制，</w:t>
       </w:r>
       <w:r>
         <w:rPr>
           <w:rStyle w:val="VerbatimChar"/>
-          <w:rFonts w:ascii="Microsoft YaHei" w:hAnsi="Microsoft YaHei" w:eastAsia="Microsoft YaHei"/>
+          <w:rFonts w:ascii="Times New Roman" w:hAnsi="Times New Roman" w:eastAsia="SimSun"/>
+          <w:b w:val="0"/>
+          <w:color w:val="000000"/>
+          <w:sz w:val="24"/>
         </w:rPr>
         <w:t xml:space="preserve">O1</w:t>
       </w:r>
       <w:r>
         <w:rPr>
-          <w:rFonts w:ascii="Microsoft YaHei" w:hAnsi="Microsoft YaHei" w:eastAsia="Microsoft YaHei"/>
-        </w:rPr>
-        <w:t xml:space="preserve"> </w:t>
-      </w:r>
-      <w:r>
-        <w:rPr>
-          <w:rFonts w:ascii="Microsoft YaHei" w:hAnsi="Microsoft YaHei" w:eastAsia="Microsoft YaHei"/>
+          <w:rFonts w:ascii="Times New Roman" w:hAnsi="Times New Roman" w:eastAsia="SimSun"/>
+          <w:b w:val="0"/>
+          <w:color w:val="000000"/>
+          <w:sz w:val="24"/>
+        </w:rPr>
+        <w:t xml:space="preserve"> </w:t>
+      </w:r>
+      <w:r>
+        <w:rPr>
+          <w:rFonts w:ascii="Times New Roman" w:hAnsi="Times New Roman" w:eastAsia="SimSun"/>
+          <w:b w:val="0"/>
+          <w:color w:val="000000"/>
+          <w:sz w:val="24"/>
         </w:rPr>
         <w:t xml:space="preserve">给出控制目标与扰动来源，</w:t>
       </w:r>
       <w:r>
         <w:rPr>
           <w:rStyle w:val="VerbatimChar"/>
-          <w:rFonts w:ascii="Microsoft YaHei" w:hAnsi="Microsoft YaHei" w:eastAsia="Microsoft YaHei"/>
+          <w:rFonts w:ascii="Times New Roman" w:hAnsi="Times New Roman" w:eastAsia="SimSun"/>
+          <w:b w:val="0"/>
+          <w:color w:val="000000"/>
+          <w:sz w:val="24"/>
         </w:rPr>
         <w:t xml:space="preserve">O2</w:t>
       </w:r>
       <w:r>
         <w:rPr>
-          <w:rFonts w:ascii="Microsoft YaHei" w:hAnsi="Microsoft YaHei" w:eastAsia="Microsoft YaHei"/>
-        </w:rPr>
-        <w:t xml:space="preserve"> </w:t>
-      </w:r>
-      <w:r>
-        <w:rPr>
-          <w:rFonts w:ascii="Microsoft YaHei" w:hAnsi="Microsoft YaHei" w:eastAsia="Microsoft YaHei"/>
+          <w:rFonts w:ascii="Times New Roman" w:hAnsi="Times New Roman" w:eastAsia="SimSun"/>
+          <w:b w:val="0"/>
+          <w:color w:val="000000"/>
+          <w:sz w:val="24"/>
+        </w:rPr>
+        <w:t xml:space="preserve"> </w:t>
+      </w:r>
+      <w:r>
+        <w:rPr>
+          <w:rFonts w:ascii="Times New Roman" w:hAnsi="Times New Roman" w:eastAsia="SimSun"/>
+          <w:b w:val="0"/>
+          <w:color w:val="000000"/>
+          <w:sz w:val="24"/>
         </w:rPr>
         <w:t xml:space="preserve">得到线性化传递函数，</w:t>
       </w:r>
       <w:r>
         <w:rPr>
           <w:rStyle w:val="VerbatimChar"/>
-          <w:rFonts w:ascii="Microsoft YaHei" w:hAnsi="Microsoft YaHei" w:eastAsia="Microsoft YaHei"/>
+          <w:rFonts w:ascii="Times New Roman" w:hAnsi="Times New Roman" w:eastAsia="SimSun"/>
+          <w:b w:val="0"/>
+          <w:color w:val="000000"/>
+          <w:sz w:val="24"/>
         </w:rPr>
         <w:t xml:space="preserve">O3</w:t>
       </w:r>
       <w:r>
         <w:rPr>
-          <w:rFonts w:ascii="Microsoft YaHei" w:hAnsi="Microsoft YaHei" w:eastAsia="Microsoft YaHei"/>
-        </w:rPr>
-        <w:t xml:space="preserve"> </w:t>
-      </w:r>
-      <w:r>
-        <w:rPr>
-          <w:rFonts w:ascii="Microsoft YaHei" w:hAnsi="Microsoft YaHei" w:eastAsia="Microsoft YaHei"/>
+          <w:rFonts w:ascii="Times New Roman" w:hAnsi="Times New Roman" w:eastAsia="SimSun"/>
+          <w:b w:val="0"/>
+          <w:color w:val="000000"/>
+          <w:sz w:val="24"/>
+        </w:rPr>
+        <w:t xml:space="preserve"> </w:t>
+      </w:r>
+      <w:r>
+        <w:rPr>
+          <w:rFonts w:ascii="Times New Roman" w:hAnsi="Times New Roman" w:eastAsia="SimSun"/>
+          <w:b w:val="0"/>
+          <w:color w:val="000000"/>
+          <w:sz w:val="24"/>
         </w:rPr>
         <w:t xml:space="preserve">诊断出惯性主导、负载扰动导致稳态偏差，</w:t>
       </w:r>
       <w:r>
         <w:rPr>
           <w:rStyle w:val="VerbatimChar"/>
-          <w:rFonts w:ascii="Microsoft YaHei" w:hAnsi="Microsoft YaHei" w:eastAsia="Microsoft YaHei"/>
+          <w:rFonts w:ascii="Times New Roman" w:hAnsi="Times New Roman" w:eastAsia="SimSun"/>
+          <w:b w:val="0"/>
+          <w:color w:val="000000"/>
+          <w:sz w:val="24"/>
         </w:rPr>
         <w:t xml:space="preserve">O4</w:t>
       </w:r>
       <w:r>
         <w:rPr>
-          <w:rFonts w:ascii="Microsoft YaHei" w:hAnsi="Microsoft YaHei" w:eastAsia="Microsoft YaHei"/>
-        </w:rPr>
-        <w:t xml:space="preserve"> </w:t>
-      </w:r>
-      <w:r>
-        <w:rPr>
-          <w:rFonts w:ascii="Microsoft YaHei" w:hAnsi="Microsoft YaHei" w:eastAsia="Microsoft YaHei"/>
+          <w:rFonts w:ascii="Times New Roman" w:hAnsi="Times New Roman" w:eastAsia="SimSun"/>
+          <w:b w:val="0"/>
+          <w:color w:val="000000"/>
+          <w:sz w:val="24"/>
+        </w:rPr>
+        <w:t xml:space="preserve"> </w:t>
+      </w:r>
+      <w:r>
+        <w:rPr>
+          <w:rFonts w:ascii="Times New Roman" w:hAnsi="Times New Roman" w:eastAsia="SimSun"/>
+          <w:b w:val="0"/>
+          <w:color w:val="000000"/>
+          <w:sz w:val="24"/>
         </w:rPr>
         <w:t xml:space="preserve">比较开环、比例闭环和带校正闭环结构，</w:t>
       </w:r>
       <w:r>
         <w:rPr>
           <w:rStyle w:val="VerbatimChar"/>
-          <w:rFonts w:ascii="Microsoft YaHei" w:hAnsi="Microsoft YaHei" w:eastAsia="Microsoft YaHei"/>
+          <w:rFonts w:ascii="Times New Roman" w:hAnsi="Times New Roman" w:eastAsia="SimSun"/>
+          <w:b w:val="0"/>
+          <w:color w:val="000000"/>
+          <w:sz w:val="24"/>
         </w:rPr>
         <w:t xml:space="preserve">O5</w:t>
       </w:r>
       <w:r>
         <w:rPr>
-          <w:rFonts w:ascii="Microsoft YaHei" w:hAnsi="Microsoft YaHei" w:eastAsia="Microsoft YaHei"/>
-        </w:rPr>
-        <w:t xml:space="preserve"> </w:t>
-      </w:r>
-      <w:r>
-        <w:rPr>
-          <w:rFonts w:ascii="Microsoft YaHei" w:hAnsi="Microsoft YaHei" w:eastAsia="Microsoft YaHei"/>
+          <w:rFonts w:ascii="Times New Roman" w:hAnsi="Times New Roman" w:eastAsia="SimSun"/>
+          <w:b w:val="0"/>
+          <w:color w:val="000000"/>
+          <w:sz w:val="24"/>
+        </w:rPr>
+        <w:t xml:space="preserve"> </w:t>
+      </w:r>
+      <w:r>
+        <w:rPr>
+          <w:rFonts w:ascii="Times New Roman" w:hAnsi="Times New Roman" w:eastAsia="SimSun"/>
+          <w:b w:val="0"/>
+          <w:color w:val="000000"/>
+          <w:sz w:val="24"/>
         </w:rPr>
         <w:t xml:space="preserve">形成初始</w:t>
       </w:r>
       <w:r>
         <w:rPr>
-          <w:rFonts w:ascii="Microsoft YaHei" w:hAnsi="Microsoft YaHei" w:eastAsia="Microsoft YaHei"/>
+          <w:rFonts w:ascii="Times New Roman" w:hAnsi="Times New Roman" w:eastAsia="SimSun"/>
+          <w:b w:val="0"/>
+          <w:color w:val="000000"/>
+          <w:sz w:val="24"/>
         </w:rPr>
         <w:t xml:space="preserve"> </w:t>
       </w:r>
       <w:r>
         <w:rPr>
           <w:rStyle w:val="VerbatimChar"/>
-          <w:rFonts w:ascii="Microsoft YaHei" w:hAnsi="Microsoft YaHei" w:eastAsia="Microsoft YaHei"/>
+          <w:rFonts w:ascii="Times New Roman" w:hAnsi="Times New Roman" w:eastAsia="SimSun"/>
+          <w:b w:val="0"/>
+          <w:color w:val="000000"/>
+          <w:sz w:val="24"/>
         </w:rPr>
         <w:t xml:space="preserve">PI/超前</w:t>
       </w:r>
       <w:r>
         <w:rPr>
-          <w:rFonts w:ascii="Microsoft YaHei" w:hAnsi="Microsoft YaHei" w:eastAsia="Microsoft YaHei"/>
-        </w:rPr>
-        <w:t xml:space="preserve"> </w:t>
-      </w:r>
-      <w:r>
-        <w:rPr>
-          <w:rFonts w:ascii="Microsoft YaHei" w:hAnsi="Microsoft YaHei" w:eastAsia="Microsoft YaHei"/>
+          <w:rFonts w:ascii="Times New Roman" w:hAnsi="Times New Roman" w:eastAsia="SimSun"/>
+          <w:b w:val="0"/>
+          <w:color w:val="000000"/>
+          <w:sz w:val="24"/>
+        </w:rPr>
+        <w:t xml:space="preserve"> </w:t>
+      </w:r>
+      <w:r>
+        <w:rPr>
+          <w:rFonts w:ascii="Times New Roman" w:hAnsi="Times New Roman" w:eastAsia="SimSun"/>
+          <w:b w:val="0"/>
+          <w:color w:val="000000"/>
+          <w:sz w:val="24"/>
         </w:rPr>
         <w:t xml:space="preserve">校正方案，</w:t>
       </w:r>
       <w:r>
         <w:rPr>
           <w:rStyle w:val="VerbatimChar"/>
-          <w:rFonts w:ascii="Microsoft YaHei" w:hAnsi="Microsoft YaHei" w:eastAsia="Microsoft YaHei"/>
+          <w:rFonts w:ascii="Times New Roman" w:hAnsi="Times New Roman" w:eastAsia="SimSun"/>
+          <w:b w:val="0"/>
+          <w:color w:val="000000"/>
+          <w:sz w:val="24"/>
         </w:rPr>
         <w:t xml:space="preserve">O6</w:t>
       </w:r>
       <w:r>
         <w:rPr>
-          <w:rFonts w:ascii="Microsoft YaHei" w:hAnsi="Microsoft YaHei" w:eastAsia="Microsoft YaHei"/>
-        </w:rPr>
-        <w:t xml:space="preserve"> </w:t>
-      </w:r>
-      <w:r>
-        <w:rPr>
-          <w:rFonts w:ascii="Microsoft YaHei" w:hAnsi="Microsoft YaHei" w:eastAsia="Microsoft YaHei"/>
+          <w:rFonts w:ascii="Times New Roman" w:hAnsi="Times New Roman" w:eastAsia="SimSun"/>
+          <w:b w:val="0"/>
+          <w:color w:val="000000"/>
+          <w:sz w:val="24"/>
+        </w:rPr>
+        <w:t xml:space="preserve"> </w:t>
+      </w:r>
+      <w:r>
+        <w:rPr>
+          <w:rFonts w:ascii="Times New Roman" w:hAnsi="Times New Roman" w:eastAsia="SimSun"/>
+          <w:b w:val="0"/>
+          <w:color w:val="000000"/>
+          <w:sz w:val="24"/>
         </w:rPr>
         <w:t xml:space="preserve">在参数迁移后发现相位裕度和超调风险上升，</w:t>
       </w:r>
       <w:r>
         <w:rPr>
           <w:rStyle w:val="VerbatimChar"/>
-          <w:rFonts w:ascii="Microsoft YaHei" w:hAnsi="Microsoft YaHei" w:eastAsia="Microsoft YaHei"/>
+          <w:rFonts w:ascii="Times New Roman" w:hAnsi="Times New Roman" w:eastAsia="SimSun"/>
+          <w:b w:val="0"/>
+          <w:color w:val="000000"/>
+          <w:sz w:val="24"/>
         </w:rPr>
         <w:t xml:space="preserve">O7</w:t>
       </w:r>
       <w:r>
         <w:rPr>
-          <w:rFonts w:ascii="Microsoft YaHei" w:hAnsi="Microsoft YaHei" w:eastAsia="Microsoft YaHei"/>
-        </w:rPr>
-        <w:t xml:space="preserve"> </w:t>
-      </w:r>
-      <w:r>
-        <w:rPr>
-          <w:rFonts w:ascii="Microsoft YaHei" w:hAnsi="Microsoft YaHei" w:eastAsia="Microsoft YaHei"/>
+          <w:rFonts w:ascii="Times New Roman" w:hAnsi="Times New Roman" w:eastAsia="SimSun"/>
+          <w:b w:val="0"/>
+          <w:color w:val="000000"/>
+          <w:sz w:val="24"/>
+        </w:rPr>
+        <w:t xml:space="preserve"> </w:t>
+      </w:r>
+      <w:r>
+        <w:rPr>
+          <w:rFonts w:ascii="Times New Roman" w:hAnsi="Times New Roman" w:eastAsia="SimSun"/>
+          <w:b w:val="0"/>
+          <w:color w:val="000000"/>
+          <w:sz w:val="24"/>
         </w:rPr>
         <w:t xml:space="preserve">因此保留同一对象并修正校正参数。完成</w:t>
       </w:r>
       <w:r>
         <w:rPr>
-          <w:rFonts w:ascii="Microsoft YaHei" w:hAnsi="Microsoft YaHei" w:eastAsia="Microsoft YaHei"/>
+          <w:rFonts w:ascii="Times New Roman" w:hAnsi="Times New Roman" w:eastAsia="SimSun"/>
+          <w:b w:val="0"/>
+          <w:color w:val="000000"/>
+          <w:sz w:val="24"/>
         </w:rPr>
         <w:t xml:space="preserve"> </w:t>
       </w:r>
       <w:r>
         <w:rPr>
           <w:rStyle w:val="VerbatimChar"/>
-          <w:rFonts w:ascii="Microsoft YaHei" w:hAnsi="Microsoft YaHei" w:eastAsia="Microsoft YaHei"/>
+          <w:rFonts w:ascii="Times New Roman" w:hAnsi="Times New Roman" w:eastAsia="SimSun"/>
+          <w:b w:val="0"/>
+          <w:color w:val="000000"/>
+          <w:sz w:val="24"/>
         </w:rPr>
         <w:t xml:space="preserve">O1-O6</w:t>
       </w:r>
       <w:r>
         <w:rPr>
-          <w:rFonts w:ascii="Microsoft YaHei" w:hAnsi="Microsoft YaHei" w:eastAsia="Microsoft YaHei"/>
-        </w:rPr>
-        <w:t xml:space="preserve"> </w:t>
-      </w:r>
-      <w:r>
-        <w:rPr>
-          <w:rFonts w:ascii="Microsoft YaHei" w:hAnsi="Microsoft YaHei" w:eastAsia="Microsoft YaHei"/>
+          <w:rFonts w:ascii="Times New Roman" w:hAnsi="Times New Roman" w:eastAsia="SimSun"/>
+          <w:b w:val="0"/>
+          <w:color w:val="000000"/>
+          <w:sz w:val="24"/>
+        </w:rPr>
+        <w:t xml:space="preserve"> </w:t>
+      </w:r>
+      <w:r>
+        <w:rPr>
+          <w:rFonts w:ascii="Times New Roman" w:hAnsi="Times New Roman" w:eastAsia="SimSun"/>
+          <w:b w:val="0"/>
+          <w:color w:val="000000"/>
+          <w:sz w:val="24"/>
         </w:rPr>
         <w:t xml:space="preserve">与</w:t>
       </w:r>
       <w:r>
         <w:rPr>
-          <w:rFonts w:ascii="Microsoft YaHei" w:hAnsi="Microsoft YaHei" w:eastAsia="Microsoft YaHei"/>
+          <w:rFonts w:ascii="Times New Roman" w:hAnsi="Times New Roman" w:eastAsia="SimSun"/>
+          <w:b w:val="0"/>
+          <w:color w:val="000000"/>
+          <w:sz w:val="24"/>
         </w:rPr>
         <w:t xml:space="preserve"> </w:t>
       </w:r>
       <w:r>
         <w:rPr>
           <w:rStyle w:val="VerbatimChar"/>
-          <w:rFonts w:ascii="Microsoft YaHei" w:hAnsi="Microsoft YaHei" w:eastAsia="Microsoft YaHei"/>
+          <w:rFonts w:ascii="Times New Roman" w:hAnsi="Times New Roman" w:eastAsia="SimSun"/>
+          <w:b w:val="0"/>
+          <w:color w:val="000000"/>
+          <w:sz w:val="24"/>
         </w:rPr>
         <w:t xml:space="preserve">O7</w:t>
       </w:r>
       <w:r>
         <w:rPr>
-          <w:rFonts w:ascii="Microsoft YaHei" w:hAnsi="Microsoft YaHei" w:eastAsia="Microsoft YaHei"/>
-        </w:rPr>
-        <w:t xml:space="preserve"> </w:t>
-      </w:r>
-      <w:r>
-        <w:rPr>
-          <w:rFonts w:ascii="Microsoft YaHei" w:hAnsi="Microsoft YaHei" w:eastAsia="Microsoft YaHei"/>
+          <w:rFonts w:ascii="Times New Roman" w:hAnsi="Times New Roman" w:eastAsia="SimSun"/>
+          <w:b w:val="0"/>
+          <w:color w:val="000000"/>
+          <w:sz w:val="24"/>
+        </w:rPr>
+        <w:t xml:space="preserve"> </w:t>
+      </w:r>
+      <w:r>
+        <w:rPr>
+          <w:rFonts w:ascii="Times New Roman" w:hAnsi="Times New Roman" w:eastAsia="SimSun"/>
+          <w:b w:val="0"/>
+          <w:color w:val="000000"/>
+          <w:sz w:val="24"/>
         </w:rPr>
         <w:t xml:space="preserve">的对象、模型、证据和决策继承说明。（10分）</w:t>
       </w:r>
@@ -1246,54 +1788,80 @@
     <w:p>
       <w:pPr>
         <w:pStyle w:val="BodyText"/>
-      </w:pPr>
-      <w:r>
-        <w:rPr>
-          <w:rFonts w:ascii="Microsoft YaHei" w:hAnsi="Microsoft YaHei" w:eastAsia="Microsoft YaHei"/>
+        <w:spacing w:line="240" w:lineRule="auto" w:before="0" w:after="80"/>
+        <w:ind w:firstLine="480"/>
+      </w:pPr>
+      <w:r>
+        <w:rPr>
+          <w:rFonts w:ascii="Times New Roman" w:hAnsi="Times New Roman" w:eastAsia="SimSun"/>
+          <w:b w:val="0"/>
+          <w:color w:val="000000"/>
+          <w:sz w:val="24"/>
         </w:rPr>
         <w:t xml:space="preserve">最终问题定义为：在额定负载附近，使转速阶跃响应稳态误差接近</w:t>
       </w:r>
       <w:r>
         <w:rPr>
-          <w:rFonts w:ascii="Microsoft YaHei" w:hAnsi="Microsoft YaHei" w:eastAsia="Microsoft YaHei"/>
+          <w:rFonts w:ascii="Times New Roman" w:hAnsi="Times New Roman" w:eastAsia="SimSun"/>
+          <w:b w:val="0"/>
+          <w:color w:val="000000"/>
+          <w:sz w:val="24"/>
         </w:rPr>
         <w:t xml:space="preserve"> </w:t>
       </w:r>
       <w:r>
         <w:rPr>
           <w:rStyle w:val="VerbatimChar"/>
-          <w:rFonts w:ascii="Microsoft YaHei" w:hAnsi="Microsoft YaHei" w:eastAsia="Microsoft YaHei"/>
+          <w:rFonts w:ascii="Times New Roman" w:hAnsi="Times New Roman" w:eastAsia="SimSun"/>
+          <w:b w:val="0"/>
+          <w:color w:val="000000"/>
+          <w:sz w:val="24"/>
         </w:rPr>
         <w:t xml:space="preserve">0</w:t>
       </w:r>
       <w:r>
         <w:rPr>
-          <w:rFonts w:ascii="Microsoft YaHei" w:hAnsi="Microsoft YaHei" w:eastAsia="Microsoft YaHei"/>
+          <w:rFonts w:ascii="Times New Roman" w:hAnsi="Times New Roman" w:eastAsia="SimSun"/>
+          <w:b w:val="0"/>
+          <w:color w:val="000000"/>
+          <w:sz w:val="24"/>
         </w:rPr>
         <w:t xml:space="preserve">，超调可接受，调节时间较</w:t>
       </w:r>
       <w:r>
         <w:rPr>
-          <w:rFonts w:ascii="Microsoft YaHei" w:hAnsi="Microsoft YaHei" w:eastAsia="Microsoft YaHei"/>
+          <w:rFonts w:ascii="Times New Roman" w:hAnsi="Times New Roman" w:eastAsia="SimSun"/>
+          <w:b w:val="0"/>
+          <w:color w:val="000000"/>
+          <w:sz w:val="24"/>
         </w:rPr>
         <w:t xml:space="preserve"> </w:t>
       </w:r>
       <w:r>
         <w:rPr>
           <w:rStyle w:val="VerbatimChar"/>
-          <w:rFonts w:ascii="Microsoft YaHei" w:hAnsi="Microsoft YaHei" w:eastAsia="Microsoft YaHei"/>
+          <w:rFonts w:ascii="Times New Roman" w:hAnsi="Times New Roman" w:eastAsia="SimSun"/>
+          <w:b w:val="0"/>
+          <w:color w:val="000000"/>
+          <w:sz w:val="24"/>
         </w:rPr>
         <w:t xml:space="preserve">O5</w:t>
       </w:r>
       <w:r>
         <w:rPr>
-          <w:rFonts w:ascii="Microsoft YaHei" w:hAnsi="Microsoft YaHei" w:eastAsia="Microsoft YaHei"/>
-        </w:rPr>
-        <w:t xml:space="preserve"> </w:t>
-      </w:r>
-      <w:r>
-        <w:rPr>
-          <w:rFonts w:ascii="Microsoft YaHei" w:hAnsi="Microsoft YaHei" w:eastAsia="Microsoft YaHei"/>
+          <w:rFonts w:ascii="Times New Roman" w:hAnsi="Times New Roman" w:eastAsia="SimSun"/>
+          <w:b w:val="0"/>
+          <w:color w:val="000000"/>
+          <w:sz w:val="24"/>
+        </w:rPr>
+        <w:t xml:space="preserve"> </w:t>
+      </w:r>
+      <w:r>
+        <w:rPr>
+          <w:rFonts w:ascii="Times New Roman" w:hAnsi="Times New Roman" w:eastAsia="SimSun"/>
+          <w:b w:val="0"/>
+          <w:color w:val="000000"/>
+          <w:sz w:val="24"/>
         </w:rPr>
         <w:t xml:space="preserve">基线缩短，并对轻微参数迁移保持稳定。给出对象、输入输出、扰动、性能指标和验收口径。（3分）</w:t>
       </w:r>
@@ -1301,16 +1869,24 @@
     <w:p>
       <w:pPr>
         <w:pStyle w:val="BodyText"/>
-      </w:pPr>
-      <w:r>
-        <w:rPr>
-          <w:rFonts w:ascii="Microsoft YaHei" w:hAnsi="Microsoft YaHei" w:eastAsia="Microsoft YaHei"/>
+        <w:spacing w:line="240" w:lineRule="auto" w:before="0" w:after="80"/>
+        <w:ind w:firstLine="480"/>
+      </w:pPr>
+      <w:r>
+        <w:rPr>
+          <w:rFonts w:ascii="Times New Roman" w:hAnsi="Times New Roman" w:eastAsia="SimSun"/>
+          <w:b w:val="0"/>
+          <w:color w:val="000000"/>
+          <w:sz w:val="24"/>
         </w:rPr>
         <w:t xml:space="preserve">基线模型示例为</w:t>
       </w:r>
       <w:r>
         <w:rPr>
-          <w:rFonts w:ascii="Microsoft YaHei" w:hAnsi="Microsoft YaHei" w:eastAsia="Microsoft YaHei"/>
+          <w:rFonts w:ascii="Times New Roman" w:hAnsi="Times New Roman" w:eastAsia="SimSun"/>
+          <w:b w:val="0"/>
+          <w:color w:val="000000"/>
+          <w:sz w:val="24"/>
         </w:rPr>
         <w:t xml:space="preserve"> </w:t>
       </w:r>
@@ -1395,13 +1971,19 @@
       </m:oMath>
       <w:r>
         <w:rPr>
-          <w:rFonts w:ascii="Microsoft YaHei" w:hAnsi="Microsoft YaHei" w:eastAsia="Microsoft YaHei"/>
+          <w:rFonts w:ascii="Times New Roman" w:hAnsi="Times New Roman" w:eastAsia="SimSun"/>
+          <w:b w:val="0"/>
+          <w:color w:val="000000"/>
+          <w:sz w:val="24"/>
         </w:rPr>
         <w:t xml:space="preserve">，最终控制器采用经典线性校正</w:t>
       </w:r>
       <w:r>
         <w:rPr>
-          <w:rFonts w:ascii="Microsoft YaHei" w:hAnsi="Microsoft YaHei" w:eastAsia="Microsoft YaHei"/>
+          <w:rFonts w:ascii="Times New Roman" w:hAnsi="Times New Roman" w:eastAsia="SimSun"/>
+          <w:b w:val="0"/>
+          <w:color w:val="000000"/>
+          <w:sz w:val="24"/>
         </w:rPr>
         <w:t xml:space="preserve"> </w:t>
       </w:r>
@@ -1502,13 +2084,19 @@
       </m:oMath>
       <w:r>
         <w:rPr>
-          <w:rFonts w:ascii="Microsoft YaHei" w:hAnsi="Microsoft YaHei" w:eastAsia="Microsoft YaHei"/>
+          <w:rFonts w:ascii="Times New Roman" w:hAnsi="Times New Roman" w:eastAsia="SimSun"/>
+          <w:b w:val="0"/>
+          <w:color w:val="000000"/>
+          <w:sz w:val="24"/>
         </w:rPr>
         <w:t xml:space="preserve">，闭环为</w:t>
       </w:r>
       <w:r>
         <w:rPr>
-          <w:rFonts w:ascii="Microsoft YaHei" w:hAnsi="Microsoft YaHei" w:eastAsia="Microsoft YaHei"/>
+          <w:rFonts w:ascii="Times New Roman" w:hAnsi="Times New Roman" w:eastAsia="SimSun"/>
+          <w:b w:val="0"/>
+          <w:color w:val="000000"/>
+          <w:sz w:val="24"/>
         </w:rPr>
         <w:t xml:space="preserve"> </w:t>
       </w:r>
@@ -1651,32 +2239,47 @@
       </m:oMath>
       <w:r>
         <w:rPr>
-          <w:rFonts w:ascii="Microsoft YaHei" w:hAnsi="Microsoft YaHei" w:eastAsia="Microsoft YaHei"/>
+          <w:rFonts w:ascii="Times New Roman" w:hAnsi="Times New Roman" w:eastAsia="SimSun"/>
+          <w:b w:val="0"/>
+          <w:color w:val="000000"/>
+          <w:sz w:val="24"/>
         </w:rPr>
         <w:t xml:space="preserve">。说明控制器结构、闭环连接、可调参数和与</w:t>
       </w:r>
       <w:r>
         <w:rPr>
-          <w:rFonts w:ascii="Microsoft YaHei" w:hAnsi="Microsoft YaHei" w:eastAsia="Microsoft YaHei"/>
+          <w:rFonts w:ascii="Times New Roman" w:hAnsi="Times New Roman" w:eastAsia="SimSun"/>
+          <w:b w:val="0"/>
+          <w:color w:val="000000"/>
+          <w:sz w:val="24"/>
         </w:rPr>
         <w:t xml:space="preserve"> </w:t>
       </w:r>
       <w:r>
         <w:rPr>
           <w:rStyle w:val="VerbatimChar"/>
-          <w:rFonts w:ascii="Microsoft YaHei" w:hAnsi="Microsoft YaHei" w:eastAsia="Microsoft YaHei"/>
+          <w:rFonts w:ascii="Times New Roman" w:hAnsi="Times New Roman" w:eastAsia="SimSun"/>
+          <w:b w:val="0"/>
+          <w:color w:val="000000"/>
+          <w:sz w:val="24"/>
         </w:rPr>
         <w:t xml:space="preserve">O5/O6</w:t>
       </w:r>
       <w:r>
         <w:rPr>
-          <w:rFonts w:ascii="Microsoft YaHei" w:hAnsi="Microsoft YaHei" w:eastAsia="Microsoft YaHei"/>
-        </w:rPr>
-        <w:t xml:space="preserve"> </w:t>
-      </w:r>
-      <w:r>
-        <w:rPr>
-          <w:rFonts w:ascii="Microsoft YaHei" w:hAnsi="Microsoft YaHei" w:eastAsia="Microsoft YaHei"/>
+          <w:rFonts w:ascii="Times New Roman" w:hAnsi="Times New Roman" w:eastAsia="SimSun"/>
+          <w:b w:val="0"/>
+          <w:color w:val="000000"/>
+          <w:sz w:val="24"/>
+        </w:rPr>
+        <w:t xml:space="preserve"> </w:t>
+      </w:r>
+      <w:r>
+        <w:rPr>
+          <w:rFonts w:ascii="Times New Roman" w:hAnsi="Times New Roman" w:eastAsia="SimSun"/>
+          <w:b w:val="0"/>
+          <w:color w:val="000000"/>
+          <w:sz w:val="24"/>
         </w:rPr>
         <w:t xml:space="preserve">的关系。（5分）</w:t>
       </w:r>
@@ -1684,54 +2287,80 @@
     <w:p>
       <w:pPr>
         <w:pStyle w:val="BodyText"/>
-      </w:pPr>
-      <w:r>
-        <w:rPr>
-          <w:rFonts w:ascii="Microsoft YaHei" w:hAnsi="Microsoft YaHei" w:eastAsia="Microsoft YaHei"/>
+        <w:spacing w:line="240" w:lineRule="auto" w:before="0" w:after="80"/>
+        <w:ind w:firstLine="480"/>
+      </w:pPr>
+      <w:r>
+        <w:rPr>
+          <w:rFonts w:ascii="Times New Roman" w:hAnsi="Times New Roman" w:eastAsia="SimSun"/>
+          <w:b w:val="0"/>
+          <w:color w:val="000000"/>
+          <w:sz w:val="24"/>
         </w:rPr>
         <w:t xml:space="preserve">提交</w:t>
       </w:r>
       <w:r>
         <w:rPr>
-          <w:rFonts w:ascii="Microsoft YaHei" w:hAnsi="Microsoft YaHei" w:eastAsia="Microsoft YaHei"/>
+          <w:rFonts w:ascii="Times New Roman" w:hAnsi="Times New Roman" w:eastAsia="SimSun"/>
+          <w:b w:val="0"/>
+          <w:color w:val="000000"/>
+          <w:sz w:val="24"/>
         </w:rPr>
         <w:t xml:space="preserve"> </w:t>
       </w:r>
       <w:r>
         <w:rPr>
           <w:rStyle w:val="VerbatimChar"/>
-          <w:rFonts w:ascii="Microsoft YaHei" w:hAnsi="Microsoft YaHei" w:eastAsia="Microsoft YaHei"/>
+          <w:rFonts w:ascii="Times New Roman" w:hAnsi="Times New Roman" w:eastAsia="SimSun"/>
+          <w:b w:val="0"/>
+          <w:color w:val="000000"/>
+          <w:sz w:val="24"/>
         </w:rPr>
         <w:t xml:space="preserve">2-3</w:t>
       </w:r>
       <w:r>
         <w:rPr>
-          <w:rFonts w:ascii="Microsoft YaHei" w:hAnsi="Microsoft YaHei" w:eastAsia="Microsoft YaHei"/>
-        </w:rPr>
-        <w:t xml:space="preserve"> </w:t>
-      </w:r>
-      <w:r>
-        <w:rPr>
-          <w:rFonts w:ascii="Microsoft YaHei" w:hAnsi="Microsoft YaHei" w:eastAsia="Microsoft YaHei"/>
+          <w:rFonts w:ascii="Times New Roman" w:hAnsi="Times New Roman" w:eastAsia="SimSun"/>
+          <w:b w:val="0"/>
+          <w:color w:val="000000"/>
+          <w:sz w:val="24"/>
+        </w:rPr>
+        <w:t xml:space="preserve"> </w:t>
+      </w:r>
+      <w:r>
+        <w:rPr>
+          <w:rFonts w:ascii="Times New Roman" w:hAnsi="Times New Roman" w:eastAsia="SimSun"/>
+          <w:b w:val="0"/>
+          <w:color w:val="000000"/>
+          <w:sz w:val="24"/>
         </w:rPr>
         <w:t xml:space="preserve">张总览图/表：</w:t>
       </w:r>
       <w:r>
         <w:rPr>
           <w:rStyle w:val="VerbatimChar"/>
-          <w:rFonts w:ascii="Microsoft YaHei" w:hAnsi="Microsoft YaHei" w:eastAsia="Microsoft YaHei"/>
+          <w:rFonts w:ascii="Times New Roman" w:hAnsi="Times New Roman" w:eastAsia="SimSun"/>
+          <w:b w:val="0"/>
+          <w:color w:val="000000"/>
+          <w:sz w:val="24"/>
         </w:rPr>
         <w:t xml:space="preserve">O1-O7</w:t>
       </w:r>
       <w:r>
         <w:rPr>
-          <w:rFonts w:ascii="Microsoft YaHei" w:hAnsi="Microsoft YaHei" w:eastAsia="Microsoft YaHei"/>
-        </w:rPr>
-        <w:t xml:space="preserve"> </w:t>
-      </w:r>
-      <w:r>
-        <w:rPr>
-          <w:rFonts w:ascii="Microsoft YaHei" w:hAnsi="Microsoft YaHei" w:eastAsia="Microsoft YaHei"/>
+          <w:rFonts w:ascii="Times New Roman" w:hAnsi="Times New Roman" w:eastAsia="SimSun"/>
+          <w:b w:val="0"/>
+          <w:color w:val="000000"/>
+          <w:sz w:val="24"/>
+        </w:rPr>
+        <w:t xml:space="preserve"> </w:t>
+      </w:r>
+      <w:r>
+        <w:rPr>
+          <w:rFonts w:ascii="Times New Roman" w:hAnsi="Times New Roman" w:eastAsia="SimSun"/>
+          <w:b w:val="0"/>
+          <w:color w:val="000000"/>
+          <w:sz w:val="24"/>
         </w:rPr>
         <w:t xml:space="preserve">继承链表、最终结构总览图、关键证据矩阵；图表应能让读者看到“为什么选择当前方案”。完成最终方案的结构化交付。（4分）</w:t>
       </w:r>
@@ -1739,54 +2368,80 @@
     <w:p>
       <w:pPr>
         <w:pStyle w:val="BodyText"/>
-      </w:pPr>
-      <w:r>
-        <w:rPr>
-          <w:rFonts w:ascii="Microsoft YaHei" w:hAnsi="Microsoft YaHei" w:eastAsia="Microsoft YaHei"/>
+        <w:spacing w:line="240" w:lineRule="auto" w:before="0" w:after="80"/>
+        <w:ind w:firstLine="480"/>
+      </w:pPr>
+      <w:r>
+        <w:rPr>
+          <w:rFonts w:ascii="Times New Roman" w:hAnsi="Times New Roman" w:eastAsia="SimSun"/>
+          <w:b w:val="0"/>
+          <w:color w:val="000000"/>
+          <w:sz w:val="24"/>
         </w:rPr>
         <w:t xml:space="preserve">核心判断不是“参数更大就更好”，而是</w:t>
       </w:r>
       <w:r>
         <w:rPr>
-          <w:rFonts w:ascii="Microsoft YaHei" w:hAnsi="Microsoft YaHei" w:eastAsia="Microsoft YaHei"/>
+          <w:rFonts w:ascii="Times New Roman" w:hAnsi="Times New Roman" w:eastAsia="SimSun"/>
+          <w:b w:val="0"/>
+          <w:color w:val="000000"/>
+          <w:sz w:val="24"/>
         </w:rPr>
         <w:t xml:space="preserve"> </w:t>
       </w:r>
       <w:r>
         <w:rPr>
           <w:rStyle w:val="VerbatimChar"/>
-          <w:rFonts w:ascii="Microsoft YaHei" w:hAnsi="Microsoft YaHei" w:eastAsia="Microsoft YaHei"/>
+          <w:rFonts w:ascii="Times New Roman" w:hAnsi="Times New Roman" w:eastAsia="SimSun"/>
+          <w:b w:val="0"/>
+          <w:color w:val="000000"/>
+          <w:sz w:val="24"/>
         </w:rPr>
         <w:t xml:space="preserve">O6</w:t>
       </w:r>
       <w:r>
         <w:rPr>
-          <w:rFonts w:ascii="Microsoft YaHei" w:hAnsi="Microsoft YaHei" w:eastAsia="Microsoft YaHei"/>
-        </w:rPr>
-        <w:t xml:space="preserve"> </w:t>
-      </w:r>
-      <w:r>
-        <w:rPr>
-          <w:rFonts w:ascii="Microsoft YaHei" w:hAnsi="Microsoft YaHei" w:eastAsia="Microsoft YaHei"/>
+          <w:rFonts w:ascii="Times New Roman" w:hAnsi="Times New Roman" w:eastAsia="SimSun"/>
+          <w:b w:val="0"/>
+          <w:color w:val="000000"/>
+          <w:sz w:val="24"/>
+        </w:rPr>
+        <w:t xml:space="preserve"> </w:t>
+      </w:r>
+      <w:r>
+        <w:rPr>
+          <w:rFonts w:ascii="Times New Roman" w:hAnsi="Times New Roman" w:eastAsia="SimSun"/>
+          <w:b w:val="0"/>
+          <w:color w:val="000000"/>
+          <w:sz w:val="24"/>
         </w:rPr>
         <w:t xml:space="preserve">迁移后未修正方案虽然速度提高，但超调和裕度风险增加；</w:t>
       </w:r>
       <w:r>
         <w:rPr>
           <w:rStyle w:val="VerbatimChar"/>
-          <w:rFonts w:ascii="Microsoft YaHei" w:hAnsi="Microsoft YaHei" w:eastAsia="Microsoft YaHei"/>
+          <w:rFonts w:ascii="Times New Roman" w:hAnsi="Times New Roman" w:eastAsia="SimSun"/>
+          <w:b w:val="0"/>
+          <w:color w:val="000000"/>
+          <w:sz w:val="24"/>
         </w:rPr>
         <w:t xml:space="preserve">O7</w:t>
       </w:r>
       <w:r>
         <w:rPr>
-          <w:rFonts w:ascii="Microsoft YaHei" w:hAnsi="Microsoft YaHei" w:eastAsia="Microsoft YaHei"/>
-        </w:rPr>
-        <w:t xml:space="preserve"> </w:t>
-      </w:r>
-      <w:r>
-        <w:rPr>
-          <w:rFonts w:ascii="Microsoft YaHei" w:hAnsi="Microsoft YaHei" w:eastAsia="Microsoft YaHei"/>
+          <w:rFonts w:ascii="Times New Roman" w:hAnsi="Times New Roman" w:eastAsia="SimSun"/>
+          <w:b w:val="0"/>
+          <w:color w:val="000000"/>
+          <w:sz w:val="24"/>
+        </w:rPr>
+        <w:t xml:space="preserve"> </w:t>
+      </w:r>
+      <w:r>
+        <w:rPr>
+          <w:rFonts w:ascii="Times New Roman" w:hAnsi="Times New Roman" w:eastAsia="SimSun"/>
+          <w:b w:val="0"/>
+          <w:color w:val="000000"/>
+          <w:sz w:val="24"/>
         </w:rPr>
         <w:t xml:space="preserve">通过重新配置零极点位置，在速度、超调、稳态误差和鲁棒余量之间取得折中。用总览表、仿真图和代码共同支撑该判断。（4分）</w:t>
       </w:r>
@@ -1794,10 +2449,15 @@
     <w:p>
       <w:pPr>
         <w:pStyle w:val="BodyText"/>
-      </w:pPr>
-      <w:r>
-        <w:rPr>
-          <w:rFonts w:ascii="Microsoft YaHei" w:hAnsi="Microsoft YaHei" w:eastAsia="Microsoft YaHei"/>
+        <w:spacing w:line="240" w:lineRule="auto" w:before="0" w:after="80"/>
+        <w:ind w:firstLine="480"/>
+      </w:pPr>
+      <w:r>
+        <w:rPr>
+          <w:rFonts w:ascii="Times New Roman" w:hAnsi="Times New Roman" w:eastAsia="SimSun"/>
+          <w:b w:val="0"/>
+          <w:color w:val="000000"/>
+          <w:sz w:val="24"/>
         </w:rPr>
         <w:t xml:space="preserve">最终核心仿真结果图应引用如下示例图，学生可用本人对象重新生成同类图：</w:t>
       </w:r>
@@ -1805,10 +2465,16 @@
     <w:p>
       <w:pPr>
         <w:pStyle w:val="CaptionedFigure"/>
-      </w:pPr>
-      <w:r>
-        <w:rPr>
-          <w:rFonts w:ascii="Microsoft YaHei" w:hAnsi="Microsoft YaHei" w:eastAsia="Microsoft YaHei"/>
+        <w:spacing w:line="240" w:lineRule="auto" w:before="0" w:after="80"/>
+        <w:ind w:firstLine="0"/>
+        <w:jc w:val="center"/>
+      </w:pPr>
+      <w:r>
+        <w:rPr>
+          <w:rFonts w:ascii="Times New Roman" w:hAnsi="Times New Roman" w:eastAsia="SimSun"/>
+          <w:b w:val="0"/>
+          <w:color w:val="000000"/>
+          <w:sz w:val="21"/>
         </w:rPr>
         <w:drawing>
           <wp:inline>
@@ -1855,10 +2521,16 @@
     <w:p>
       <w:pPr>
         <w:pStyle w:val="ImageCaption"/>
-      </w:pPr>
-      <w:r>
-        <w:rPr>
-          <w:rFonts w:ascii="Microsoft YaHei" w:hAnsi="Microsoft YaHei" w:eastAsia="Microsoft YaHei"/>
+        <w:spacing w:line="240" w:lineRule="auto" w:before="0" w:after="80"/>
+        <w:ind w:firstLine="0"/>
+        <w:jc w:val="center"/>
+      </w:pPr>
+      <w:r>
+        <w:rPr>
+          <w:rFonts w:ascii="Times New Roman" w:hAnsi="Times New Roman" w:eastAsia="SimSun"/>
+          <w:b w:val="0"/>
+          <w:color w:val="000000"/>
+          <w:sz w:val="21"/>
         </w:rPr>
         <w:t xml:space="preserve">O7 最终验证示例图</w:t>
       </w:r>
@@ -1866,54 +2538,80 @@
     <w:p>
       <w:pPr>
         <w:pStyle w:val="BodyText"/>
-      </w:pPr>
-      <w:r>
-        <w:rPr>
-          <w:rFonts w:ascii="Microsoft YaHei" w:hAnsi="Microsoft YaHei" w:eastAsia="Microsoft YaHei"/>
+        <w:spacing w:line="240" w:lineRule="auto" w:before="0" w:after="80"/>
+        <w:ind w:firstLine="480"/>
+      </w:pPr>
+      <w:r>
+        <w:rPr>
+          <w:rFonts w:ascii="Times New Roman" w:hAnsi="Times New Roman" w:eastAsia="SimSun"/>
+          <w:b w:val="0"/>
+          <w:color w:val="000000"/>
+          <w:sz w:val="24"/>
         </w:rPr>
         <w:t xml:space="preserve">图中应至少包含</w:t>
       </w:r>
       <w:r>
         <w:rPr>
-          <w:rFonts w:ascii="Microsoft YaHei" w:hAnsi="Microsoft YaHei" w:eastAsia="Microsoft YaHei"/>
+          <w:rFonts w:ascii="Times New Roman" w:hAnsi="Times New Roman" w:eastAsia="SimSun"/>
+          <w:b w:val="0"/>
+          <w:color w:val="000000"/>
+          <w:sz w:val="24"/>
         </w:rPr>
         <w:t xml:space="preserve"> </w:t>
       </w:r>
       <w:r>
         <w:rPr>
           <w:rStyle w:val="VerbatimChar"/>
-          <w:rFonts w:ascii="Microsoft YaHei" w:hAnsi="Microsoft YaHei" w:eastAsia="Microsoft YaHei"/>
+          <w:rFonts w:ascii="Times New Roman" w:hAnsi="Times New Roman" w:eastAsia="SimSun"/>
+          <w:b w:val="0"/>
+          <w:color w:val="000000"/>
+          <w:sz w:val="24"/>
         </w:rPr>
         <w:t xml:space="preserve">O5</w:t>
       </w:r>
       <w:r>
         <w:rPr>
-          <w:rFonts w:ascii="Microsoft YaHei" w:hAnsi="Microsoft YaHei" w:eastAsia="Microsoft YaHei"/>
-        </w:rPr>
-        <w:t xml:space="preserve"> </w:t>
-      </w:r>
-      <w:r>
-        <w:rPr>
-          <w:rFonts w:ascii="Microsoft YaHei" w:hAnsi="Microsoft YaHei" w:eastAsia="Microsoft YaHei"/>
+          <w:rFonts w:ascii="Times New Roman" w:hAnsi="Times New Roman" w:eastAsia="SimSun"/>
+          <w:b w:val="0"/>
+          <w:color w:val="000000"/>
+          <w:sz w:val="24"/>
+        </w:rPr>
+        <w:t xml:space="preserve"> </w:t>
+      </w:r>
+      <w:r>
+        <w:rPr>
+          <w:rFonts w:ascii="Times New Roman" w:hAnsi="Times New Roman" w:eastAsia="SimSun"/>
+          <w:b w:val="0"/>
+          <w:color w:val="000000"/>
+          <w:sz w:val="24"/>
         </w:rPr>
         <w:t xml:space="preserve">原基线、迁移后未修正方案、</w:t>
       </w:r>
       <w:r>
         <w:rPr>
           <w:rStyle w:val="VerbatimChar"/>
-          <w:rFonts w:ascii="Microsoft YaHei" w:hAnsi="Microsoft YaHei" w:eastAsia="Microsoft YaHei"/>
+          <w:rFonts w:ascii="Times New Roman" w:hAnsi="Times New Roman" w:eastAsia="SimSun"/>
+          <w:b w:val="0"/>
+          <w:color w:val="000000"/>
+          <w:sz w:val="24"/>
         </w:rPr>
         <w:t xml:space="preserve">O7</w:t>
       </w:r>
       <w:r>
         <w:rPr>
-          <w:rFonts w:ascii="Microsoft YaHei" w:hAnsi="Microsoft YaHei" w:eastAsia="Microsoft YaHei"/>
-        </w:rPr>
-        <w:t xml:space="preserve"> </w:t>
-      </w:r>
-      <w:r>
-        <w:rPr>
-          <w:rFonts w:ascii="Microsoft YaHei" w:hAnsi="Microsoft YaHei" w:eastAsia="Microsoft YaHei"/>
+          <w:rFonts w:ascii="Times New Roman" w:hAnsi="Times New Roman" w:eastAsia="SimSun"/>
+          <w:b w:val="0"/>
+          <w:color w:val="000000"/>
+          <w:sz w:val="24"/>
+        </w:rPr>
+        <w:t xml:space="preserve"> </w:t>
+      </w:r>
+      <w:r>
+        <w:rPr>
+          <w:rFonts w:ascii="Times New Roman" w:hAnsi="Times New Roman" w:eastAsia="SimSun"/>
+          <w:b w:val="0"/>
+          <w:color w:val="000000"/>
+          <w:sz w:val="24"/>
         </w:rPr>
         <w:t xml:space="preserve">最终修正版方案三条曲线，并在正文中解释三者差异及其工程含义。（4分）</w:t>
       </w:r>
@@ -1921,54 +2619,80 @@
     <w:p>
       <w:pPr>
         <w:pStyle w:val="BodyText"/>
-      </w:pPr>
-      <w:r>
-        <w:rPr>
-          <w:rFonts w:ascii="Microsoft YaHei" w:hAnsi="Microsoft YaHei" w:eastAsia="Microsoft YaHei"/>
+        <w:spacing w:line="240" w:lineRule="auto" w:before="0" w:after="80"/>
+        <w:ind w:firstLine="480"/>
+      </w:pPr>
+      <w:r>
+        <w:rPr>
+          <w:rFonts w:ascii="Times New Roman" w:hAnsi="Times New Roman" w:eastAsia="SimSun"/>
+          <w:b w:val="0"/>
+          <w:color w:val="000000"/>
+          <w:sz w:val="24"/>
         </w:rPr>
         <w:t xml:space="preserve">可提交的</w:t>
       </w:r>
       <w:r>
         <w:rPr>
-          <w:rFonts w:ascii="Microsoft YaHei" w:hAnsi="Microsoft YaHei" w:eastAsia="Microsoft YaHei"/>
+          <w:rFonts w:ascii="Times New Roman" w:hAnsi="Times New Roman" w:eastAsia="SimSun"/>
+          <w:b w:val="0"/>
+          <w:color w:val="000000"/>
+          <w:sz w:val="24"/>
         </w:rPr>
         <w:t xml:space="preserve"> </w:t>
       </w:r>
       <w:r>
         <w:rPr>
           <w:rStyle w:val="VerbatimChar"/>
-          <w:rFonts w:ascii="Microsoft YaHei" w:hAnsi="Microsoft YaHei" w:eastAsia="Microsoft YaHei"/>
+          <w:rFonts w:ascii="Times New Roman" w:hAnsi="Times New Roman" w:eastAsia="SimSun"/>
+          <w:b w:val="0"/>
+          <w:color w:val="000000"/>
+          <w:sz w:val="24"/>
         </w:rPr>
         <w:t xml:space="preserve">MATLAB/Octave</w:t>
       </w:r>
       <w:r>
         <w:rPr>
-          <w:rFonts w:ascii="Microsoft YaHei" w:hAnsi="Microsoft YaHei" w:eastAsia="Microsoft YaHei"/>
-        </w:rPr>
-        <w:t xml:space="preserve"> </w:t>
-      </w:r>
-      <w:r>
-        <w:rPr>
-          <w:rFonts w:ascii="Microsoft YaHei" w:hAnsi="Microsoft YaHei" w:eastAsia="Microsoft YaHei"/>
+          <w:rFonts w:ascii="Times New Roman" w:hAnsi="Times New Roman" w:eastAsia="SimSun"/>
+          <w:b w:val="0"/>
+          <w:color w:val="000000"/>
+          <w:sz w:val="24"/>
+        </w:rPr>
+        <w:t xml:space="preserve"> </w:t>
+      </w:r>
+      <w:r>
+        <w:rPr>
+          <w:rFonts w:ascii="Times New Roman" w:hAnsi="Times New Roman" w:eastAsia="SimSun"/>
+          <w:b w:val="0"/>
+          <w:color w:val="000000"/>
+          <w:sz w:val="24"/>
         </w:rPr>
         <w:t xml:space="preserve">代码示例如下，正式示例文件位于</w:t>
       </w:r>
       <w:r>
         <w:rPr>
-          <w:rFonts w:ascii="Microsoft YaHei" w:hAnsi="Microsoft YaHei" w:eastAsia="Microsoft YaHei"/>
+          <w:rFonts w:ascii="Times New Roman" w:hAnsi="Times New Roman" w:eastAsia="SimSun"/>
+          <w:b w:val="0"/>
+          <w:color w:val="000000"/>
+          <w:sz w:val="24"/>
         </w:rPr>
         <w:t xml:space="preserve"> </w:t>
       </w:r>
       <w:r>
         <w:rPr>
           <w:rStyle w:val="VerbatimChar"/>
-          <w:rFonts w:ascii="Microsoft YaHei" w:hAnsi="Microsoft YaHei" w:eastAsia="Microsoft YaHei"/>
+          <w:rFonts w:ascii="Times New Roman" w:hAnsi="Times New Roman" w:eastAsia="SimSun"/>
+          <w:b w:val="0"/>
+          <w:color w:val="000000"/>
+          <w:sz w:val="24"/>
         </w:rPr>
         <w:t xml:space="preserve">assets/T7/O7-final-validation.source.m</w:t>
       </w:r>
       <w:r>
         <w:rPr>
-          <w:rFonts w:ascii="Microsoft YaHei" w:hAnsi="Microsoft YaHei" w:eastAsia="Microsoft YaHei"/>
+          <w:rFonts w:ascii="Times New Roman" w:hAnsi="Times New Roman" w:eastAsia="SimSun"/>
+          <w:b w:val="0"/>
+          <w:color w:val="000000"/>
+          <w:sz w:val="24"/>
         </w:rPr>
         <w:t xml:space="preserve">：</w:t>
       </w:r>
@@ -1976,1216 +2700,1743 @@
     <w:p>
       <w:pPr>
         <w:pStyle w:val="SourceCode"/>
+        <w:spacing w:line="240" w:lineRule="auto" w:before="0" w:after="80"/>
+        <w:ind w:firstLine="480"/>
       </w:pPr>
       <w:r>
         <w:rPr>
           <w:rStyle w:val="VariableTok"/>
-          <w:rFonts w:ascii="Microsoft YaHei" w:hAnsi="Microsoft YaHei" w:eastAsia="Microsoft YaHei"/>
+          <w:rFonts w:ascii="Times New Roman" w:hAnsi="Times New Roman" w:eastAsia="SimSun"/>
+          <w:b w:val="0"/>
+          <w:color w:val="000000"/>
+          <w:sz w:val="24"/>
         </w:rPr>
         <w:t xml:space="preserve">pkg</w:t>
       </w:r>
       <w:r>
         <w:rPr>
           <w:rStyle w:val="NormalTok"/>
-          <w:rFonts w:ascii="Microsoft YaHei" w:hAnsi="Microsoft YaHei" w:eastAsia="Microsoft YaHei"/>
+          <w:rFonts w:ascii="Times New Roman" w:hAnsi="Times New Roman" w:eastAsia="SimSun"/>
+          <w:b w:val="0"/>
+          <w:color w:val="000000"/>
+          <w:sz w:val="24"/>
         </w:rPr>
         <w:t xml:space="preserve"> </w:t>
       </w:r>
       <w:r>
         <w:rPr>
           <w:rStyle w:val="VariableTok"/>
-          <w:rFonts w:ascii="Microsoft YaHei" w:hAnsi="Microsoft YaHei" w:eastAsia="Microsoft YaHei"/>
+          <w:rFonts w:ascii="Times New Roman" w:hAnsi="Times New Roman" w:eastAsia="SimSun"/>
+          <w:b w:val="0"/>
+          <w:color w:val="000000"/>
+          <w:sz w:val="24"/>
         </w:rPr>
         <w:t xml:space="preserve">load</w:t>
       </w:r>
       <w:r>
         <w:rPr>
           <w:rStyle w:val="NormalTok"/>
-          <w:rFonts w:ascii="Microsoft YaHei" w:hAnsi="Microsoft YaHei" w:eastAsia="Microsoft YaHei"/>
+          <w:rFonts w:ascii="Times New Roman" w:hAnsi="Times New Roman" w:eastAsia="SimSun"/>
+          <w:b w:val="0"/>
+          <w:color w:val="000000"/>
+          <w:sz w:val="24"/>
         </w:rPr>
         <w:t xml:space="preserve"> </w:t>
       </w:r>
       <w:r>
         <w:rPr>
           <w:rStyle w:val="VariableTok"/>
-          <w:rFonts w:ascii="Microsoft YaHei" w:hAnsi="Microsoft YaHei" w:eastAsia="Microsoft YaHei"/>
+          <w:rFonts w:ascii="Times New Roman" w:hAnsi="Times New Roman" w:eastAsia="SimSun"/>
+          <w:b w:val="0"/>
+          <w:color w:val="000000"/>
+          <w:sz w:val="24"/>
         </w:rPr>
         <w:t xml:space="preserve">control</w:t>
       </w:r>
       <w:r>
         <w:rPr>
-          <w:rFonts w:ascii="Microsoft YaHei" w:hAnsi="Microsoft YaHei" w:eastAsia="Microsoft YaHei"/>
+          <w:rFonts w:ascii="Times New Roman" w:hAnsi="Times New Roman" w:eastAsia="SimSun"/>
+          <w:b w:val="0"/>
+          <w:color w:val="000000"/>
+          <w:sz w:val="24"/>
         </w:rPr>
         <w:br/>
       </w:r>
       <w:r>
         <w:rPr>
           <w:rStyle w:val="VariableTok"/>
-          <w:rFonts w:ascii="Microsoft YaHei" w:hAnsi="Microsoft YaHei" w:eastAsia="Microsoft YaHei"/>
+          <w:rFonts w:ascii="Times New Roman" w:hAnsi="Times New Roman" w:eastAsia="SimSun"/>
+          <w:b w:val="0"/>
+          <w:color w:val="000000"/>
+          <w:sz w:val="24"/>
         </w:rPr>
         <w:t xml:space="preserve">s</w:t>
       </w:r>
       <w:r>
         <w:rPr>
           <w:rStyle w:val="NormalTok"/>
-          <w:rFonts w:ascii="Microsoft YaHei" w:hAnsi="Microsoft YaHei" w:eastAsia="Microsoft YaHei"/>
+          <w:rFonts w:ascii="Times New Roman" w:hAnsi="Times New Roman" w:eastAsia="SimSun"/>
+          <w:b w:val="0"/>
+          <w:color w:val="000000"/>
+          <w:sz w:val="24"/>
         </w:rPr>
         <w:t xml:space="preserve"> </w:t>
       </w:r>
       <w:r>
         <w:rPr>
           <w:rStyle w:val="OperatorTok"/>
-          <w:rFonts w:ascii="Microsoft YaHei" w:hAnsi="Microsoft YaHei" w:eastAsia="Microsoft YaHei"/>
+          <w:rFonts w:ascii="Times New Roman" w:hAnsi="Times New Roman" w:eastAsia="SimSun"/>
+          <w:b w:val="0"/>
+          <w:color w:val="000000"/>
+          <w:sz w:val="24"/>
         </w:rPr>
         <w:t xml:space="preserve">=</w:t>
       </w:r>
       <w:r>
         <w:rPr>
           <w:rStyle w:val="NormalTok"/>
-          <w:rFonts w:ascii="Microsoft YaHei" w:hAnsi="Microsoft YaHei" w:eastAsia="Microsoft YaHei"/>
+          <w:rFonts w:ascii="Times New Roman" w:hAnsi="Times New Roman" w:eastAsia="SimSun"/>
+          <w:b w:val="0"/>
+          <w:color w:val="000000"/>
+          <w:sz w:val="24"/>
         </w:rPr>
         <w:t xml:space="preserve"> </w:t>
       </w:r>
       <w:r>
         <w:rPr>
           <w:rStyle w:val="VariableTok"/>
-          <w:rFonts w:ascii="Microsoft YaHei" w:hAnsi="Microsoft YaHei" w:eastAsia="Microsoft YaHei"/>
+          <w:rFonts w:ascii="Times New Roman" w:hAnsi="Times New Roman" w:eastAsia="SimSun"/>
+          <w:b w:val="0"/>
+          <w:color w:val="000000"/>
+          <w:sz w:val="24"/>
         </w:rPr>
         <w:t xml:space="preserve">tf</w:t>
       </w:r>
       <w:r>
         <w:rPr>
           <w:rStyle w:val="NormalTok"/>
-          <w:rFonts w:ascii="Microsoft YaHei" w:hAnsi="Microsoft YaHei" w:eastAsia="Microsoft YaHei"/>
+          <w:rFonts w:ascii="Times New Roman" w:hAnsi="Times New Roman" w:eastAsia="SimSun"/>
+          <w:b w:val="0"/>
+          <w:color w:val="000000"/>
+          <w:sz w:val="24"/>
         </w:rPr>
         <w:t xml:space="preserve">(</w:t>
       </w:r>
       <w:r>
         <w:rPr>
           <w:rStyle w:val="SpecialStringTok"/>
-          <w:rFonts w:ascii="Microsoft YaHei" w:hAnsi="Microsoft YaHei" w:eastAsia="Microsoft YaHei"/>
+          <w:rFonts w:ascii="Times New Roman" w:hAnsi="Times New Roman" w:eastAsia="SimSun"/>
+          <w:b w:val="0"/>
+          <w:color w:val="000000"/>
+          <w:sz w:val="24"/>
         </w:rPr>
         <w:t xml:space="preserve">'s'</w:t>
       </w:r>
       <w:r>
         <w:rPr>
           <w:rStyle w:val="NormalTok"/>
-          <w:rFonts w:ascii="Microsoft YaHei" w:hAnsi="Microsoft YaHei" w:eastAsia="Microsoft YaHei"/>
+          <w:rFonts w:ascii="Times New Roman" w:hAnsi="Times New Roman" w:eastAsia="SimSun"/>
+          <w:b w:val="0"/>
+          <w:color w:val="000000"/>
+          <w:sz w:val="24"/>
         </w:rPr>
         <w:t xml:space="preserve">)</w:t>
       </w:r>
       <w:r>
         <w:rPr>
           <w:rStyle w:val="OperatorTok"/>
-          <w:rFonts w:ascii="Microsoft YaHei" w:hAnsi="Microsoft YaHei" w:eastAsia="Microsoft YaHei"/>
+          <w:rFonts w:ascii="Times New Roman" w:hAnsi="Times New Roman" w:eastAsia="SimSun"/>
+          <w:b w:val="0"/>
+          <w:color w:val="000000"/>
+          <w:sz w:val="24"/>
         </w:rPr>
         <w:t xml:space="preserve">;</w:t>
       </w:r>
       <w:r>
         <w:rPr>
-          <w:rFonts w:ascii="Microsoft YaHei" w:hAnsi="Microsoft YaHei" w:eastAsia="Microsoft YaHei"/>
+          <w:rFonts w:ascii="Times New Roman" w:hAnsi="Times New Roman" w:eastAsia="SimSun"/>
+          <w:b w:val="0"/>
+          <w:color w:val="000000"/>
+          <w:sz w:val="24"/>
         </w:rPr>
         <w:br/>
       </w:r>
       <w:r>
         <w:rPr>
           <w:rStyle w:val="VariableTok"/>
-          <w:rFonts w:ascii="Microsoft YaHei" w:hAnsi="Microsoft YaHei" w:eastAsia="Microsoft YaHei"/>
+          <w:rFonts w:ascii="Times New Roman" w:hAnsi="Times New Roman" w:eastAsia="SimSun"/>
+          <w:b w:val="0"/>
+          <w:color w:val="000000"/>
+          <w:sz w:val="24"/>
         </w:rPr>
         <w:t xml:space="preserve">G_base</w:t>
       </w:r>
       <w:r>
         <w:rPr>
           <w:rStyle w:val="NormalTok"/>
-          <w:rFonts w:ascii="Microsoft YaHei" w:hAnsi="Microsoft YaHei" w:eastAsia="Microsoft YaHei"/>
+          <w:rFonts w:ascii="Times New Roman" w:hAnsi="Times New Roman" w:eastAsia="SimSun"/>
+          <w:b w:val="0"/>
+          <w:color w:val="000000"/>
+          <w:sz w:val="24"/>
         </w:rPr>
         <w:t xml:space="preserve"> </w:t>
       </w:r>
       <w:r>
         <w:rPr>
           <w:rStyle w:val="OperatorTok"/>
-          <w:rFonts w:ascii="Microsoft YaHei" w:hAnsi="Microsoft YaHei" w:eastAsia="Microsoft YaHei"/>
+          <w:rFonts w:ascii="Times New Roman" w:hAnsi="Times New Roman" w:eastAsia="SimSun"/>
+          <w:b w:val="0"/>
+          <w:color w:val="000000"/>
+          <w:sz w:val="24"/>
         </w:rPr>
         <w:t xml:space="preserve">=</w:t>
       </w:r>
       <w:r>
         <w:rPr>
           <w:rStyle w:val="NormalTok"/>
-          <w:rFonts w:ascii="Microsoft YaHei" w:hAnsi="Microsoft YaHei" w:eastAsia="Microsoft YaHei"/>
+          <w:rFonts w:ascii="Times New Roman" w:hAnsi="Times New Roman" w:eastAsia="SimSun"/>
+          <w:b w:val="0"/>
+          <w:color w:val="000000"/>
+          <w:sz w:val="24"/>
         </w:rPr>
         <w:t xml:space="preserve"> </w:t>
       </w:r>
       <w:r>
         <w:rPr>
           <w:rStyle w:val="FloatTok"/>
-          <w:rFonts w:ascii="Microsoft YaHei" w:hAnsi="Microsoft YaHei" w:eastAsia="Microsoft YaHei"/>
+          <w:rFonts w:ascii="Times New Roman" w:hAnsi="Times New Roman" w:eastAsia="SimSun"/>
+          <w:b w:val="0"/>
+          <w:color w:val="000000"/>
+          <w:sz w:val="24"/>
         </w:rPr>
         <w:t xml:space="preserve">1</w:t>
       </w:r>
       <w:r>
         <w:rPr>
           <w:rStyle w:val="OperatorTok"/>
-          <w:rFonts w:ascii="Microsoft YaHei" w:hAnsi="Microsoft YaHei" w:eastAsia="Microsoft YaHei"/>
+          <w:rFonts w:ascii="Times New Roman" w:hAnsi="Times New Roman" w:eastAsia="SimSun"/>
+          <w:b w:val="0"/>
+          <w:color w:val="000000"/>
+          <w:sz w:val="24"/>
         </w:rPr>
         <w:t xml:space="preserve">/</w:t>
       </w:r>
       <w:r>
         <w:rPr>
           <w:rStyle w:val="NormalTok"/>
-          <w:rFonts w:ascii="Microsoft YaHei" w:hAnsi="Microsoft YaHei" w:eastAsia="Microsoft YaHei"/>
+          <w:rFonts w:ascii="Times New Roman" w:hAnsi="Times New Roman" w:eastAsia="SimSun"/>
+          <w:b w:val="0"/>
+          <w:color w:val="000000"/>
+          <w:sz w:val="24"/>
         </w:rPr>
         <w:t xml:space="preserve">(</w:t>
       </w:r>
       <w:r>
         <w:rPr>
           <w:rStyle w:val="FloatTok"/>
-          <w:rFonts w:ascii="Microsoft YaHei" w:hAnsi="Microsoft YaHei" w:eastAsia="Microsoft YaHei"/>
+          <w:rFonts w:ascii="Times New Roman" w:hAnsi="Times New Roman" w:eastAsia="SimSun"/>
+          <w:b w:val="0"/>
+          <w:color w:val="000000"/>
+          <w:sz w:val="24"/>
         </w:rPr>
         <w:t xml:space="preserve">0.35</w:t>
       </w:r>
       <w:r>
         <w:rPr>
           <w:rStyle w:val="OperatorTok"/>
-          <w:rFonts w:ascii="Microsoft YaHei" w:hAnsi="Microsoft YaHei" w:eastAsia="Microsoft YaHei"/>
+          <w:rFonts w:ascii="Times New Roman" w:hAnsi="Times New Roman" w:eastAsia="SimSun"/>
+          <w:b w:val="0"/>
+          <w:color w:val="000000"/>
+          <w:sz w:val="24"/>
         </w:rPr>
         <w:t xml:space="preserve">*</w:t>
       </w:r>
       <w:r>
         <w:rPr>
           <w:rStyle w:val="VariableTok"/>
-          <w:rFonts w:ascii="Microsoft YaHei" w:hAnsi="Microsoft YaHei" w:eastAsia="Microsoft YaHei"/>
+          <w:rFonts w:ascii="Times New Roman" w:hAnsi="Times New Roman" w:eastAsia="SimSun"/>
+          <w:b w:val="0"/>
+          <w:color w:val="000000"/>
+          <w:sz w:val="24"/>
         </w:rPr>
         <w:t xml:space="preserve">s</w:t>
       </w:r>
       <w:r>
         <w:rPr>
           <w:rStyle w:val="NormalTok"/>
-          <w:rFonts w:ascii="Microsoft YaHei" w:hAnsi="Microsoft YaHei" w:eastAsia="Microsoft YaHei"/>
+          <w:rFonts w:ascii="Times New Roman" w:hAnsi="Times New Roman" w:eastAsia="SimSun"/>
+          <w:b w:val="0"/>
+          <w:color w:val="000000"/>
+          <w:sz w:val="24"/>
         </w:rPr>
         <w:t xml:space="preserve"> </w:t>
       </w:r>
       <w:r>
         <w:rPr>
           <w:rStyle w:val="OperatorTok"/>
-          <w:rFonts w:ascii="Microsoft YaHei" w:hAnsi="Microsoft YaHei" w:eastAsia="Microsoft YaHei"/>
+          <w:rFonts w:ascii="Times New Roman" w:hAnsi="Times New Roman" w:eastAsia="SimSun"/>
+          <w:b w:val="0"/>
+          <w:color w:val="000000"/>
+          <w:sz w:val="24"/>
         </w:rPr>
         <w:t xml:space="preserve">+</w:t>
       </w:r>
       <w:r>
         <w:rPr>
           <w:rStyle w:val="NormalTok"/>
-          <w:rFonts w:ascii="Microsoft YaHei" w:hAnsi="Microsoft YaHei" w:eastAsia="Microsoft YaHei"/>
+          <w:rFonts w:ascii="Times New Roman" w:hAnsi="Times New Roman" w:eastAsia="SimSun"/>
+          <w:b w:val="0"/>
+          <w:color w:val="000000"/>
+          <w:sz w:val="24"/>
         </w:rPr>
         <w:t xml:space="preserve"> </w:t>
       </w:r>
       <w:r>
         <w:rPr>
           <w:rStyle w:val="FloatTok"/>
-          <w:rFonts w:ascii="Microsoft YaHei" w:hAnsi="Microsoft YaHei" w:eastAsia="Microsoft YaHei"/>
+          <w:rFonts w:ascii="Times New Roman" w:hAnsi="Times New Roman" w:eastAsia="SimSun"/>
+          <w:b w:val="0"/>
+          <w:color w:val="000000"/>
+          <w:sz w:val="24"/>
         </w:rPr>
         <w:t xml:space="preserve">1</w:t>
       </w:r>
       <w:r>
         <w:rPr>
           <w:rStyle w:val="NormalTok"/>
-          <w:rFonts w:ascii="Microsoft YaHei" w:hAnsi="Microsoft YaHei" w:eastAsia="Microsoft YaHei"/>
+          <w:rFonts w:ascii="Times New Roman" w:hAnsi="Times New Roman" w:eastAsia="SimSun"/>
+          <w:b w:val="0"/>
+          <w:color w:val="000000"/>
+          <w:sz w:val="24"/>
         </w:rPr>
         <w:t xml:space="preserve">)</w:t>
       </w:r>
       <w:r>
         <w:rPr>
           <w:rStyle w:val="OperatorTok"/>
-          <w:rFonts w:ascii="Microsoft YaHei" w:hAnsi="Microsoft YaHei" w:eastAsia="Microsoft YaHei"/>
+          <w:rFonts w:ascii="Times New Roman" w:hAnsi="Times New Roman" w:eastAsia="SimSun"/>
+          <w:b w:val="0"/>
+          <w:color w:val="000000"/>
+          <w:sz w:val="24"/>
         </w:rPr>
         <w:t xml:space="preserve">;</w:t>
       </w:r>
       <w:r>
         <w:rPr>
-          <w:rFonts w:ascii="Microsoft YaHei" w:hAnsi="Microsoft YaHei" w:eastAsia="Microsoft YaHei"/>
+          <w:rFonts w:ascii="Times New Roman" w:hAnsi="Times New Roman" w:eastAsia="SimSun"/>
+          <w:b w:val="0"/>
+          <w:color w:val="000000"/>
+          <w:sz w:val="24"/>
         </w:rPr>
         <w:br/>
       </w:r>
       <w:r>
         <w:rPr>
           <w:rStyle w:val="VariableTok"/>
-          <w:rFonts w:ascii="Microsoft YaHei" w:hAnsi="Microsoft YaHei" w:eastAsia="Microsoft YaHei"/>
+          <w:rFonts w:ascii="Times New Roman" w:hAnsi="Times New Roman" w:eastAsia="SimSun"/>
+          <w:b w:val="0"/>
+          <w:color w:val="000000"/>
+          <w:sz w:val="24"/>
         </w:rPr>
         <w:t xml:space="preserve">G_migrated</w:t>
       </w:r>
       <w:r>
         <w:rPr>
           <w:rStyle w:val="NormalTok"/>
-          <w:rFonts w:ascii="Microsoft YaHei" w:hAnsi="Microsoft YaHei" w:eastAsia="Microsoft YaHei"/>
+          <w:rFonts w:ascii="Times New Roman" w:hAnsi="Times New Roman" w:eastAsia="SimSun"/>
+          <w:b w:val="0"/>
+          <w:color w:val="000000"/>
+          <w:sz w:val="24"/>
         </w:rPr>
         <w:t xml:space="preserve"> </w:t>
       </w:r>
       <w:r>
         <w:rPr>
           <w:rStyle w:val="OperatorTok"/>
-          <w:rFonts w:ascii="Microsoft YaHei" w:hAnsi="Microsoft YaHei" w:eastAsia="Microsoft YaHei"/>
+          <w:rFonts w:ascii="Times New Roman" w:hAnsi="Times New Roman" w:eastAsia="SimSun"/>
+          <w:b w:val="0"/>
+          <w:color w:val="000000"/>
+          <w:sz w:val="24"/>
         </w:rPr>
         <w:t xml:space="preserve">=</w:t>
       </w:r>
       <w:r>
         <w:rPr>
           <w:rStyle w:val="NormalTok"/>
-          <w:rFonts w:ascii="Microsoft YaHei" w:hAnsi="Microsoft YaHei" w:eastAsia="Microsoft YaHei"/>
+          <w:rFonts w:ascii="Times New Roman" w:hAnsi="Times New Roman" w:eastAsia="SimSun"/>
+          <w:b w:val="0"/>
+          <w:color w:val="000000"/>
+          <w:sz w:val="24"/>
         </w:rPr>
         <w:t xml:space="preserve"> </w:t>
       </w:r>
       <w:r>
         <w:rPr>
           <w:rStyle w:val="FloatTok"/>
-          <w:rFonts w:ascii="Microsoft YaHei" w:hAnsi="Microsoft YaHei" w:eastAsia="Microsoft YaHei"/>
+          <w:rFonts w:ascii="Times New Roman" w:hAnsi="Times New Roman" w:eastAsia="SimSun"/>
+          <w:b w:val="0"/>
+          <w:color w:val="000000"/>
+          <w:sz w:val="24"/>
         </w:rPr>
         <w:t xml:space="preserve">1</w:t>
       </w:r>
       <w:r>
         <w:rPr>
           <w:rStyle w:val="OperatorTok"/>
-          <w:rFonts w:ascii="Microsoft YaHei" w:hAnsi="Microsoft YaHei" w:eastAsia="Microsoft YaHei"/>
+          <w:rFonts w:ascii="Times New Roman" w:hAnsi="Times New Roman" w:eastAsia="SimSun"/>
+          <w:b w:val="0"/>
+          <w:color w:val="000000"/>
+          <w:sz w:val="24"/>
         </w:rPr>
         <w:t xml:space="preserve">/</w:t>
       </w:r>
       <w:r>
         <w:rPr>
           <w:rStyle w:val="NormalTok"/>
-          <w:rFonts w:ascii="Microsoft YaHei" w:hAnsi="Microsoft YaHei" w:eastAsia="Microsoft YaHei"/>
+          <w:rFonts w:ascii="Times New Roman" w:hAnsi="Times New Roman" w:eastAsia="SimSun"/>
+          <w:b w:val="0"/>
+          <w:color w:val="000000"/>
+          <w:sz w:val="24"/>
         </w:rPr>
         <w:t xml:space="preserve">(</w:t>
       </w:r>
       <w:r>
         <w:rPr>
           <w:rStyle w:val="FloatTok"/>
-          <w:rFonts w:ascii="Microsoft YaHei" w:hAnsi="Microsoft YaHei" w:eastAsia="Microsoft YaHei"/>
+          <w:rFonts w:ascii="Times New Roman" w:hAnsi="Times New Roman" w:eastAsia="SimSun"/>
+          <w:b w:val="0"/>
+          <w:color w:val="000000"/>
+          <w:sz w:val="24"/>
         </w:rPr>
         <w:t xml:space="preserve">0.75</w:t>
       </w:r>
       <w:r>
         <w:rPr>
           <w:rStyle w:val="OperatorTok"/>
-          <w:rFonts w:ascii="Microsoft YaHei" w:hAnsi="Microsoft YaHei" w:eastAsia="Microsoft YaHei"/>
+          <w:rFonts w:ascii="Times New Roman" w:hAnsi="Times New Roman" w:eastAsia="SimSun"/>
+          <w:b w:val="0"/>
+          <w:color w:val="000000"/>
+          <w:sz w:val="24"/>
         </w:rPr>
         <w:t xml:space="preserve">*</w:t>
       </w:r>
       <w:r>
         <w:rPr>
           <w:rStyle w:val="VariableTok"/>
-          <w:rFonts w:ascii="Microsoft YaHei" w:hAnsi="Microsoft YaHei" w:eastAsia="Microsoft YaHei"/>
+          <w:rFonts w:ascii="Times New Roman" w:hAnsi="Times New Roman" w:eastAsia="SimSun"/>
+          <w:b w:val="0"/>
+          <w:color w:val="000000"/>
+          <w:sz w:val="24"/>
         </w:rPr>
         <w:t xml:space="preserve">s</w:t>
       </w:r>
       <w:r>
         <w:rPr>
           <w:rStyle w:val="NormalTok"/>
-          <w:rFonts w:ascii="Microsoft YaHei" w:hAnsi="Microsoft YaHei" w:eastAsia="Microsoft YaHei"/>
+          <w:rFonts w:ascii="Times New Roman" w:hAnsi="Times New Roman" w:eastAsia="SimSun"/>
+          <w:b w:val="0"/>
+          <w:color w:val="000000"/>
+          <w:sz w:val="24"/>
         </w:rPr>
         <w:t xml:space="preserve"> </w:t>
       </w:r>
       <w:r>
         <w:rPr>
           <w:rStyle w:val="OperatorTok"/>
-          <w:rFonts w:ascii="Microsoft YaHei" w:hAnsi="Microsoft YaHei" w:eastAsia="Microsoft YaHei"/>
+          <w:rFonts w:ascii="Times New Roman" w:hAnsi="Times New Roman" w:eastAsia="SimSun"/>
+          <w:b w:val="0"/>
+          <w:color w:val="000000"/>
+          <w:sz w:val="24"/>
         </w:rPr>
         <w:t xml:space="preserve">+</w:t>
       </w:r>
       <w:r>
         <w:rPr>
           <w:rStyle w:val="NormalTok"/>
-          <w:rFonts w:ascii="Microsoft YaHei" w:hAnsi="Microsoft YaHei" w:eastAsia="Microsoft YaHei"/>
+          <w:rFonts w:ascii="Times New Roman" w:hAnsi="Times New Roman" w:eastAsia="SimSun"/>
+          <w:b w:val="0"/>
+          <w:color w:val="000000"/>
+          <w:sz w:val="24"/>
         </w:rPr>
         <w:t xml:space="preserve"> </w:t>
       </w:r>
       <w:r>
         <w:rPr>
           <w:rStyle w:val="FloatTok"/>
-          <w:rFonts w:ascii="Microsoft YaHei" w:hAnsi="Microsoft YaHei" w:eastAsia="Microsoft YaHei"/>
+          <w:rFonts w:ascii="Times New Roman" w:hAnsi="Times New Roman" w:eastAsia="SimSun"/>
+          <w:b w:val="0"/>
+          <w:color w:val="000000"/>
+          <w:sz w:val="24"/>
         </w:rPr>
         <w:t xml:space="preserve">1</w:t>
       </w:r>
       <w:r>
         <w:rPr>
           <w:rStyle w:val="NormalTok"/>
-          <w:rFonts w:ascii="Microsoft YaHei" w:hAnsi="Microsoft YaHei" w:eastAsia="Microsoft YaHei"/>
+          <w:rFonts w:ascii="Times New Roman" w:hAnsi="Times New Roman" w:eastAsia="SimSun"/>
+          <w:b w:val="0"/>
+          <w:color w:val="000000"/>
+          <w:sz w:val="24"/>
         </w:rPr>
         <w:t xml:space="preserve">)</w:t>
       </w:r>
       <w:r>
         <w:rPr>
           <w:rStyle w:val="OperatorTok"/>
-          <w:rFonts w:ascii="Microsoft YaHei" w:hAnsi="Microsoft YaHei" w:eastAsia="Microsoft YaHei"/>
+          <w:rFonts w:ascii="Times New Roman" w:hAnsi="Times New Roman" w:eastAsia="SimSun"/>
+          <w:b w:val="0"/>
+          <w:color w:val="000000"/>
+          <w:sz w:val="24"/>
         </w:rPr>
         <w:t xml:space="preserve">;</w:t>
       </w:r>
       <w:r>
         <w:rPr>
-          <w:rFonts w:ascii="Microsoft YaHei" w:hAnsi="Microsoft YaHei" w:eastAsia="Microsoft YaHei"/>
+          <w:rFonts w:ascii="Times New Roman" w:hAnsi="Times New Roman" w:eastAsia="SimSun"/>
+          <w:b w:val="0"/>
+          <w:color w:val="000000"/>
+          <w:sz w:val="24"/>
         </w:rPr>
         <w:br/>
       </w:r>
       <w:r>
         <w:rPr>
           <w:rStyle w:val="VariableTok"/>
-          <w:rFonts w:ascii="Microsoft YaHei" w:hAnsi="Microsoft YaHei" w:eastAsia="Microsoft YaHei"/>
+          <w:rFonts w:ascii="Times New Roman" w:hAnsi="Times New Roman" w:eastAsia="SimSun"/>
+          <w:b w:val="0"/>
+          <w:color w:val="000000"/>
+          <w:sz w:val="24"/>
         </w:rPr>
         <w:t xml:space="preserve">C_o5</w:t>
       </w:r>
       <w:r>
         <w:rPr>
           <w:rStyle w:val="NormalTok"/>
-          <w:rFonts w:ascii="Microsoft YaHei" w:hAnsi="Microsoft YaHei" w:eastAsia="Microsoft YaHei"/>
+          <w:rFonts w:ascii="Times New Roman" w:hAnsi="Times New Roman" w:eastAsia="SimSun"/>
+          <w:b w:val="0"/>
+          <w:color w:val="000000"/>
+          <w:sz w:val="24"/>
         </w:rPr>
         <w:t xml:space="preserve"> </w:t>
       </w:r>
       <w:r>
         <w:rPr>
           <w:rStyle w:val="OperatorTok"/>
-          <w:rFonts w:ascii="Microsoft YaHei" w:hAnsi="Microsoft YaHei" w:eastAsia="Microsoft YaHei"/>
+          <w:rFonts w:ascii="Times New Roman" w:hAnsi="Times New Roman" w:eastAsia="SimSun"/>
+          <w:b w:val="0"/>
+          <w:color w:val="000000"/>
+          <w:sz w:val="24"/>
         </w:rPr>
         <w:t xml:space="preserve">=</w:t>
       </w:r>
       <w:r>
         <w:rPr>
           <w:rStyle w:val="NormalTok"/>
-          <w:rFonts w:ascii="Microsoft YaHei" w:hAnsi="Microsoft YaHei" w:eastAsia="Microsoft YaHei"/>
+          <w:rFonts w:ascii="Times New Roman" w:hAnsi="Times New Roman" w:eastAsia="SimSun"/>
+          <w:b w:val="0"/>
+          <w:color w:val="000000"/>
+          <w:sz w:val="24"/>
         </w:rPr>
         <w:t xml:space="preserve"> </w:t>
       </w:r>
       <w:r>
         <w:rPr>
           <w:rStyle w:val="FloatTok"/>
-          <w:rFonts w:ascii="Microsoft YaHei" w:hAnsi="Microsoft YaHei" w:eastAsia="Microsoft YaHei"/>
+          <w:rFonts w:ascii="Times New Roman" w:hAnsi="Times New Roman" w:eastAsia="SimSun"/>
+          <w:b w:val="0"/>
+          <w:color w:val="000000"/>
+          <w:sz w:val="24"/>
         </w:rPr>
         <w:t xml:space="preserve">1.2</w:t>
       </w:r>
       <w:r>
         <w:rPr>
           <w:rStyle w:val="NormalTok"/>
-          <w:rFonts w:ascii="Microsoft YaHei" w:hAnsi="Microsoft YaHei" w:eastAsia="Microsoft YaHei"/>
+          <w:rFonts w:ascii="Times New Roman" w:hAnsi="Times New Roman" w:eastAsia="SimSun"/>
+          <w:b w:val="0"/>
+          <w:color w:val="000000"/>
+          <w:sz w:val="24"/>
         </w:rPr>
         <w:t xml:space="preserve"> </w:t>
       </w:r>
       <w:r>
         <w:rPr>
           <w:rStyle w:val="OperatorTok"/>
-          <w:rFonts w:ascii="Microsoft YaHei" w:hAnsi="Microsoft YaHei" w:eastAsia="Microsoft YaHei"/>
+          <w:rFonts w:ascii="Times New Roman" w:hAnsi="Times New Roman" w:eastAsia="SimSun"/>
+          <w:b w:val="0"/>
+          <w:color w:val="000000"/>
+          <w:sz w:val="24"/>
         </w:rPr>
         <w:t xml:space="preserve">+</w:t>
       </w:r>
       <w:r>
         <w:rPr>
           <w:rStyle w:val="NormalTok"/>
-          <w:rFonts w:ascii="Microsoft YaHei" w:hAnsi="Microsoft YaHei" w:eastAsia="Microsoft YaHei"/>
+          <w:rFonts w:ascii="Times New Roman" w:hAnsi="Times New Roman" w:eastAsia="SimSun"/>
+          <w:b w:val="0"/>
+          <w:color w:val="000000"/>
+          <w:sz w:val="24"/>
         </w:rPr>
         <w:t xml:space="preserve"> </w:t>
       </w:r>
       <w:r>
         <w:rPr>
           <w:rStyle w:val="FloatTok"/>
-          <w:rFonts w:ascii="Microsoft YaHei" w:hAnsi="Microsoft YaHei" w:eastAsia="Microsoft YaHei"/>
+          <w:rFonts w:ascii="Times New Roman" w:hAnsi="Times New Roman" w:eastAsia="SimSun"/>
+          <w:b w:val="0"/>
+          <w:color w:val="000000"/>
+          <w:sz w:val="24"/>
         </w:rPr>
         <w:t xml:space="preserve">0.8</w:t>
       </w:r>
       <w:r>
         <w:rPr>
           <w:rStyle w:val="OperatorTok"/>
-          <w:rFonts w:ascii="Microsoft YaHei" w:hAnsi="Microsoft YaHei" w:eastAsia="Microsoft YaHei"/>
+          <w:rFonts w:ascii="Times New Roman" w:hAnsi="Times New Roman" w:eastAsia="SimSun"/>
+          <w:b w:val="0"/>
+          <w:color w:val="000000"/>
+          <w:sz w:val="24"/>
         </w:rPr>
         <w:t xml:space="preserve">/</w:t>
       </w:r>
       <w:r>
         <w:rPr>
           <w:rStyle w:val="VariableTok"/>
-          <w:rFonts w:ascii="Microsoft YaHei" w:hAnsi="Microsoft YaHei" w:eastAsia="Microsoft YaHei"/>
+          <w:rFonts w:ascii="Times New Roman" w:hAnsi="Times New Roman" w:eastAsia="SimSun"/>
+          <w:b w:val="0"/>
+          <w:color w:val="000000"/>
+          <w:sz w:val="24"/>
         </w:rPr>
         <w:t xml:space="preserve">s</w:t>
       </w:r>
       <w:r>
         <w:rPr>
           <w:rStyle w:val="OperatorTok"/>
-          <w:rFonts w:ascii="Microsoft YaHei" w:hAnsi="Microsoft YaHei" w:eastAsia="Microsoft YaHei"/>
+          <w:rFonts w:ascii="Times New Roman" w:hAnsi="Times New Roman" w:eastAsia="SimSun"/>
+          <w:b w:val="0"/>
+          <w:color w:val="000000"/>
+          <w:sz w:val="24"/>
         </w:rPr>
         <w:t xml:space="preserve">;</w:t>
       </w:r>
       <w:r>
         <w:rPr>
-          <w:rFonts w:ascii="Microsoft YaHei" w:hAnsi="Microsoft YaHei" w:eastAsia="Microsoft YaHei"/>
+          <w:rFonts w:ascii="Times New Roman" w:hAnsi="Times New Roman" w:eastAsia="SimSun"/>
+          <w:b w:val="0"/>
+          <w:color w:val="000000"/>
+          <w:sz w:val="24"/>
         </w:rPr>
         <w:br/>
       </w:r>
       <w:r>
         <w:rPr>
           <w:rStyle w:val="VariableTok"/>
-          <w:rFonts w:ascii="Microsoft YaHei" w:hAnsi="Microsoft YaHei" w:eastAsia="Microsoft YaHei"/>
+          <w:rFonts w:ascii="Times New Roman" w:hAnsi="Times New Roman" w:eastAsia="SimSun"/>
+          <w:b w:val="0"/>
+          <w:color w:val="000000"/>
+          <w:sz w:val="24"/>
         </w:rPr>
         <w:t xml:space="preserve">C_o6</w:t>
       </w:r>
       <w:r>
         <w:rPr>
           <w:rStyle w:val="NormalTok"/>
-          <w:rFonts w:ascii="Microsoft YaHei" w:hAnsi="Microsoft YaHei" w:eastAsia="Microsoft YaHei"/>
+          <w:rFonts w:ascii="Times New Roman" w:hAnsi="Times New Roman" w:eastAsia="SimSun"/>
+          <w:b w:val="0"/>
+          <w:color w:val="000000"/>
+          <w:sz w:val="24"/>
         </w:rPr>
         <w:t xml:space="preserve"> </w:t>
       </w:r>
       <w:r>
         <w:rPr>
           <w:rStyle w:val="OperatorTok"/>
-          <w:rFonts w:ascii="Microsoft YaHei" w:hAnsi="Microsoft YaHei" w:eastAsia="Microsoft YaHei"/>
+          <w:rFonts w:ascii="Times New Roman" w:hAnsi="Times New Roman" w:eastAsia="SimSun"/>
+          <w:b w:val="0"/>
+          <w:color w:val="000000"/>
+          <w:sz w:val="24"/>
         </w:rPr>
         <w:t xml:space="preserve">=</w:t>
       </w:r>
       <w:r>
         <w:rPr>
           <w:rStyle w:val="NormalTok"/>
-          <w:rFonts w:ascii="Microsoft YaHei" w:hAnsi="Microsoft YaHei" w:eastAsia="Microsoft YaHei"/>
+          <w:rFonts w:ascii="Times New Roman" w:hAnsi="Times New Roman" w:eastAsia="SimSun"/>
+          <w:b w:val="0"/>
+          <w:color w:val="000000"/>
+          <w:sz w:val="24"/>
         </w:rPr>
         <w:t xml:space="preserve"> </w:t>
       </w:r>
       <w:r>
         <w:rPr>
           <w:rStyle w:val="FloatTok"/>
-          <w:rFonts w:ascii="Microsoft YaHei" w:hAnsi="Microsoft YaHei" w:eastAsia="Microsoft YaHei"/>
+          <w:rFonts w:ascii="Times New Roman" w:hAnsi="Times New Roman" w:eastAsia="SimSun"/>
+          <w:b w:val="0"/>
+          <w:color w:val="000000"/>
+          <w:sz w:val="24"/>
         </w:rPr>
         <w:t xml:space="preserve">1.1</w:t>
       </w:r>
       <w:r>
         <w:rPr>
           <w:rStyle w:val="NormalTok"/>
-          <w:rFonts w:ascii="Microsoft YaHei" w:hAnsi="Microsoft YaHei" w:eastAsia="Microsoft YaHei"/>
+          <w:rFonts w:ascii="Times New Roman" w:hAnsi="Times New Roman" w:eastAsia="SimSun"/>
+          <w:b w:val="0"/>
+          <w:color w:val="000000"/>
+          <w:sz w:val="24"/>
         </w:rPr>
         <w:t xml:space="preserve"> </w:t>
       </w:r>
       <w:r>
         <w:rPr>
           <w:rStyle w:val="OperatorTok"/>
-          <w:rFonts w:ascii="Microsoft YaHei" w:hAnsi="Microsoft YaHei" w:eastAsia="Microsoft YaHei"/>
+          <w:rFonts w:ascii="Times New Roman" w:hAnsi="Times New Roman" w:eastAsia="SimSun"/>
+          <w:b w:val="0"/>
+          <w:color w:val="000000"/>
+          <w:sz w:val="24"/>
         </w:rPr>
         <w:t xml:space="preserve">+</w:t>
       </w:r>
       <w:r>
         <w:rPr>
           <w:rStyle w:val="NormalTok"/>
-          <w:rFonts w:ascii="Microsoft YaHei" w:hAnsi="Microsoft YaHei" w:eastAsia="Microsoft YaHei"/>
+          <w:rFonts w:ascii="Times New Roman" w:hAnsi="Times New Roman" w:eastAsia="SimSun"/>
+          <w:b w:val="0"/>
+          <w:color w:val="000000"/>
+          <w:sz w:val="24"/>
         </w:rPr>
         <w:t xml:space="preserve"> </w:t>
       </w:r>
       <w:r>
         <w:rPr>
           <w:rStyle w:val="FloatTok"/>
-          <w:rFonts w:ascii="Microsoft YaHei" w:hAnsi="Microsoft YaHei" w:eastAsia="Microsoft YaHei"/>
+          <w:rFonts w:ascii="Times New Roman" w:hAnsi="Times New Roman" w:eastAsia="SimSun"/>
+          <w:b w:val="0"/>
+          <w:color w:val="000000"/>
+          <w:sz w:val="24"/>
         </w:rPr>
         <w:t xml:space="preserve">0.45</w:t>
       </w:r>
       <w:r>
         <w:rPr>
           <w:rStyle w:val="OperatorTok"/>
-          <w:rFonts w:ascii="Microsoft YaHei" w:hAnsi="Microsoft YaHei" w:eastAsia="Microsoft YaHei"/>
+          <w:rFonts w:ascii="Times New Roman" w:hAnsi="Times New Roman" w:eastAsia="SimSun"/>
+          <w:b w:val="0"/>
+          <w:color w:val="000000"/>
+          <w:sz w:val="24"/>
         </w:rPr>
         <w:t xml:space="preserve">/</w:t>
       </w:r>
       <w:r>
         <w:rPr>
           <w:rStyle w:val="VariableTok"/>
-          <w:rFonts w:ascii="Microsoft YaHei" w:hAnsi="Microsoft YaHei" w:eastAsia="Microsoft YaHei"/>
+          <w:rFonts w:ascii="Times New Roman" w:hAnsi="Times New Roman" w:eastAsia="SimSun"/>
+          <w:b w:val="0"/>
+          <w:color w:val="000000"/>
+          <w:sz w:val="24"/>
         </w:rPr>
         <w:t xml:space="preserve">s</w:t>
       </w:r>
       <w:r>
         <w:rPr>
           <w:rStyle w:val="OperatorTok"/>
-          <w:rFonts w:ascii="Microsoft YaHei" w:hAnsi="Microsoft YaHei" w:eastAsia="Microsoft YaHei"/>
+          <w:rFonts w:ascii="Times New Roman" w:hAnsi="Times New Roman" w:eastAsia="SimSun"/>
+          <w:b w:val="0"/>
+          <w:color w:val="000000"/>
+          <w:sz w:val="24"/>
         </w:rPr>
         <w:t xml:space="preserve">;</w:t>
       </w:r>
       <w:r>
         <w:rPr>
-          <w:rFonts w:ascii="Microsoft YaHei" w:hAnsi="Microsoft YaHei" w:eastAsia="Microsoft YaHei"/>
+          <w:rFonts w:ascii="Times New Roman" w:hAnsi="Times New Roman" w:eastAsia="SimSun"/>
+          <w:b w:val="0"/>
+          <w:color w:val="000000"/>
+          <w:sz w:val="24"/>
         </w:rPr>
         <w:br/>
       </w:r>
       <w:r>
         <w:rPr>
           <w:rStyle w:val="VariableTok"/>
-          <w:rFonts w:ascii="Microsoft YaHei" w:hAnsi="Microsoft YaHei" w:eastAsia="Microsoft YaHei"/>
+          <w:rFonts w:ascii="Times New Roman" w:hAnsi="Times New Roman" w:eastAsia="SimSun"/>
+          <w:b w:val="0"/>
+          <w:color w:val="000000"/>
+          <w:sz w:val="24"/>
         </w:rPr>
         <w:t xml:space="preserve">T_o5_base</w:t>
       </w:r>
       <w:r>
         <w:rPr>
           <w:rStyle w:val="NormalTok"/>
-          <w:rFonts w:ascii="Microsoft YaHei" w:hAnsi="Microsoft YaHei" w:eastAsia="Microsoft YaHei"/>
+          <w:rFonts w:ascii="Times New Roman" w:hAnsi="Times New Roman" w:eastAsia="SimSun"/>
+          <w:b w:val="0"/>
+          <w:color w:val="000000"/>
+          <w:sz w:val="24"/>
         </w:rPr>
         <w:t xml:space="preserve"> </w:t>
       </w:r>
       <w:r>
         <w:rPr>
           <w:rStyle w:val="OperatorTok"/>
-          <w:rFonts w:ascii="Microsoft YaHei" w:hAnsi="Microsoft YaHei" w:eastAsia="Microsoft YaHei"/>
+          <w:rFonts w:ascii="Times New Roman" w:hAnsi="Times New Roman" w:eastAsia="SimSun"/>
+          <w:b w:val="0"/>
+          <w:color w:val="000000"/>
+          <w:sz w:val="24"/>
         </w:rPr>
         <w:t xml:space="preserve">=</w:t>
       </w:r>
       <w:r>
         <w:rPr>
           <w:rStyle w:val="NormalTok"/>
-          <w:rFonts w:ascii="Microsoft YaHei" w:hAnsi="Microsoft YaHei" w:eastAsia="Microsoft YaHei"/>
+          <w:rFonts w:ascii="Times New Roman" w:hAnsi="Times New Roman" w:eastAsia="SimSun"/>
+          <w:b w:val="0"/>
+          <w:color w:val="000000"/>
+          <w:sz w:val="24"/>
         </w:rPr>
         <w:t xml:space="preserve"> </w:t>
       </w:r>
       <w:r>
         <w:rPr>
           <w:rStyle w:val="VariableTok"/>
-          <w:rFonts w:ascii="Microsoft YaHei" w:hAnsi="Microsoft YaHei" w:eastAsia="Microsoft YaHei"/>
+          <w:rFonts w:ascii="Times New Roman" w:hAnsi="Times New Roman" w:eastAsia="SimSun"/>
+          <w:b w:val="0"/>
+          <w:color w:val="000000"/>
+          <w:sz w:val="24"/>
         </w:rPr>
         <w:t xml:space="preserve">feedback</w:t>
       </w:r>
       <w:r>
         <w:rPr>
           <w:rStyle w:val="NormalTok"/>
-          <w:rFonts w:ascii="Microsoft YaHei" w:hAnsi="Microsoft YaHei" w:eastAsia="Microsoft YaHei"/>
+          <w:rFonts w:ascii="Times New Roman" w:hAnsi="Times New Roman" w:eastAsia="SimSun"/>
+          <w:b w:val="0"/>
+          <w:color w:val="000000"/>
+          <w:sz w:val="24"/>
         </w:rPr>
         <w:t xml:space="preserve">(</w:t>
       </w:r>
       <w:r>
         <w:rPr>
           <w:rStyle w:val="VariableTok"/>
-          <w:rFonts w:ascii="Microsoft YaHei" w:hAnsi="Microsoft YaHei" w:eastAsia="Microsoft YaHei"/>
+          <w:rFonts w:ascii="Times New Roman" w:hAnsi="Times New Roman" w:eastAsia="SimSun"/>
+          <w:b w:val="0"/>
+          <w:color w:val="000000"/>
+          <w:sz w:val="24"/>
         </w:rPr>
         <w:t xml:space="preserve">C_o5</w:t>
       </w:r>
       <w:r>
         <w:rPr>
           <w:rStyle w:val="NormalTok"/>
-          <w:rFonts w:ascii="Microsoft YaHei" w:hAnsi="Microsoft YaHei" w:eastAsia="Microsoft YaHei"/>
+          <w:rFonts w:ascii="Times New Roman" w:hAnsi="Times New Roman" w:eastAsia="SimSun"/>
+          <w:b w:val="0"/>
+          <w:color w:val="000000"/>
+          <w:sz w:val="24"/>
         </w:rPr>
         <w:t xml:space="preserve"> </w:t>
       </w:r>
       <w:r>
         <w:rPr>
           <w:rStyle w:val="OperatorTok"/>
-          <w:rFonts w:ascii="Microsoft YaHei" w:hAnsi="Microsoft YaHei" w:eastAsia="Microsoft YaHei"/>
+          <w:rFonts w:ascii="Times New Roman" w:hAnsi="Times New Roman" w:eastAsia="SimSun"/>
+          <w:b w:val="0"/>
+          <w:color w:val="000000"/>
+          <w:sz w:val="24"/>
         </w:rPr>
         <w:t xml:space="preserve">*</w:t>
       </w:r>
       <w:r>
         <w:rPr>
           <w:rStyle w:val="NormalTok"/>
-          <w:rFonts w:ascii="Microsoft YaHei" w:hAnsi="Microsoft YaHei" w:eastAsia="Microsoft YaHei"/>
+          <w:rFonts w:ascii="Times New Roman" w:hAnsi="Times New Roman" w:eastAsia="SimSun"/>
+          <w:b w:val="0"/>
+          <w:color w:val="000000"/>
+          <w:sz w:val="24"/>
         </w:rPr>
         <w:t xml:space="preserve"> </w:t>
       </w:r>
       <w:r>
         <w:rPr>
           <w:rStyle w:val="VariableTok"/>
-          <w:rFonts w:ascii="Microsoft YaHei" w:hAnsi="Microsoft YaHei" w:eastAsia="Microsoft YaHei"/>
+          <w:rFonts w:ascii="Times New Roman" w:hAnsi="Times New Roman" w:eastAsia="SimSun"/>
+          <w:b w:val="0"/>
+          <w:color w:val="000000"/>
+          <w:sz w:val="24"/>
         </w:rPr>
         <w:t xml:space="preserve">G_base</w:t>
       </w:r>
       <w:r>
         <w:rPr>
           <w:rStyle w:val="OperatorTok"/>
-          <w:rFonts w:ascii="Microsoft YaHei" w:hAnsi="Microsoft YaHei" w:eastAsia="Microsoft YaHei"/>
+          <w:rFonts w:ascii="Times New Roman" w:hAnsi="Times New Roman" w:eastAsia="SimSun"/>
+          <w:b w:val="0"/>
+          <w:color w:val="000000"/>
+          <w:sz w:val="24"/>
         </w:rPr>
         <w:t xml:space="preserve">,</w:t>
       </w:r>
       <w:r>
         <w:rPr>
           <w:rStyle w:val="NormalTok"/>
-          <w:rFonts w:ascii="Microsoft YaHei" w:hAnsi="Microsoft YaHei" w:eastAsia="Microsoft YaHei"/>
+          <w:rFonts w:ascii="Times New Roman" w:hAnsi="Times New Roman" w:eastAsia="SimSun"/>
+          <w:b w:val="0"/>
+          <w:color w:val="000000"/>
+          <w:sz w:val="24"/>
         </w:rPr>
         <w:t xml:space="preserve"> </w:t>
       </w:r>
       <w:r>
         <w:rPr>
           <w:rStyle w:val="FloatTok"/>
-          <w:rFonts w:ascii="Microsoft YaHei" w:hAnsi="Microsoft YaHei" w:eastAsia="Microsoft YaHei"/>
+          <w:rFonts w:ascii="Times New Roman" w:hAnsi="Times New Roman" w:eastAsia="SimSun"/>
+          <w:b w:val="0"/>
+          <w:color w:val="000000"/>
+          <w:sz w:val="24"/>
         </w:rPr>
         <w:t xml:space="preserve">1</w:t>
       </w:r>
       <w:r>
         <w:rPr>
           <w:rStyle w:val="NormalTok"/>
-          <w:rFonts w:ascii="Microsoft YaHei" w:hAnsi="Microsoft YaHei" w:eastAsia="Microsoft YaHei"/>
+          <w:rFonts w:ascii="Times New Roman" w:hAnsi="Times New Roman" w:eastAsia="SimSun"/>
+          <w:b w:val="0"/>
+          <w:color w:val="000000"/>
+          <w:sz w:val="24"/>
         </w:rPr>
         <w:t xml:space="preserve">)</w:t>
       </w:r>
       <w:r>
         <w:rPr>
           <w:rStyle w:val="OperatorTok"/>
-          <w:rFonts w:ascii="Microsoft YaHei" w:hAnsi="Microsoft YaHei" w:eastAsia="Microsoft YaHei"/>
+          <w:rFonts w:ascii="Times New Roman" w:hAnsi="Times New Roman" w:eastAsia="SimSun"/>
+          <w:b w:val="0"/>
+          <w:color w:val="000000"/>
+          <w:sz w:val="24"/>
         </w:rPr>
         <w:t xml:space="preserve">;</w:t>
       </w:r>
       <w:r>
         <w:rPr>
-          <w:rFonts w:ascii="Microsoft YaHei" w:hAnsi="Microsoft YaHei" w:eastAsia="Microsoft YaHei"/>
+          <w:rFonts w:ascii="Times New Roman" w:hAnsi="Times New Roman" w:eastAsia="SimSun"/>
+          <w:b w:val="0"/>
+          <w:color w:val="000000"/>
+          <w:sz w:val="24"/>
         </w:rPr>
         <w:br/>
       </w:r>
       <w:r>
         <w:rPr>
           <w:rStyle w:val="VariableTok"/>
-          <w:rFonts w:ascii="Microsoft YaHei" w:hAnsi="Microsoft YaHei" w:eastAsia="Microsoft YaHei"/>
+          <w:rFonts w:ascii="Times New Roman" w:hAnsi="Times New Roman" w:eastAsia="SimSun"/>
+          <w:b w:val="0"/>
+          <w:color w:val="000000"/>
+          <w:sz w:val="24"/>
         </w:rPr>
         <w:t xml:space="preserve">T_o5_migrated</w:t>
       </w:r>
       <w:r>
         <w:rPr>
           <w:rStyle w:val="NormalTok"/>
-          <w:rFonts w:ascii="Microsoft YaHei" w:hAnsi="Microsoft YaHei" w:eastAsia="Microsoft YaHei"/>
+          <w:rFonts w:ascii="Times New Roman" w:hAnsi="Times New Roman" w:eastAsia="SimSun"/>
+          <w:b w:val="0"/>
+          <w:color w:val="000000"/>
+          <w:sz w:val="24"/>
         </w:rPr>
         <w:t xml:space="preserve"> </w:t>
       </w:r>
       <w:r>
         <w:rPr>
           <w:rStyle w:val="OperatorTok"/>
-          <w:rFonts w:ascii="Microsoft YaHei" w:hAnsi="Microsoft YaHei" w:eastAsia="Microsoft YaHei"/>
+          <w:rFonts w:ascii="Times New Roman" w:hAnsi="Times New Roman" w:eastAsia="SimSun"/>
+          <w:b w:val="0"/>
+          <w:color w:val="000000"/>
+          <w:sz w:val="24"/>
         </w:rPr>
         <w:t xml:space="preserve">=</w:t>
       </w:r>
       <w:r>
         <w:rPr>
           <w:rStyle w:val="NormalTok"/>
-          <w:rFonts w:ascii="Microsoft YaHei" w:hAnsi="Microsoft YaHei" w:eastAsia="Microsoft YaHei"/>
+          <w:rFonts w:ascii="Times New Roman" w:hAnsi="Times New Roman" w:eastAsia="SimSun"/>
+          <w:b w:val="0"/>
+          <w:color w:val="000000"/>
+          <w:sz w:val="24"/>
         </w:rPr>
         <w:t xml:space="preserve"> </w:t>
       </w:r>
       <w:r>
         <w:rPr>
           <w:rStyle w:val="VariableTok"/>
-          <w:rFonts w:ascii="Microsoft YaHei" w:hAnsi="Microsoft YaHei" w:eastAsia="Microsoft YaHei"/>
+          <w:rFonts w:ascii="Times New Roman" w:hAnsi="Times New Roman" w:eastAsia="SimSun"/>
+          <w:b w:val="0"/>
+          <w:color w:val="000000"/>
+          <w:sz w:val="24"/>
         </w:rPr>
         <w:t xml:space="preserve">feedback</w:t>
       </w:r>
       <w:r>
         <w:rPr>
           <w:rStyle w:val="NormalTok"/>
-          <w:rFonts w:ascii="Microsoft YaHei" w:hAnsi="Microsoft YaHei" w:eastAsia="Microsoft YaHei"/>
+          <w:rFonts w:ascii="Times New Roman" w:hAnsi="Times New Roman" w:eastAsia="SimSun"/>
+          <w:b w:val="0"/>
+          <w:color w:val="000000"/>
+          <w:sz w:val="24"/>
         </w:rPr>
         <w:t xml:space="preserve">(</w:t>
       </w:r>
       <w:r>
         <w:rPr>
           <w:rStyle w:val="VariableTok"/>
-          <w:rFonts w:ascii="Microsoft YaHei" w:hAnsi="Microsoft YaHei" w:eastAsia="Microsoft YaHei"/>
+          <w:rFonts w:ascii="Times New Roman" w:hAnsi="Times New Roman" w:eastAsia="SimSun"/>
+          <w:b w:val="0"/>
+          <w:color w:val="000000"/>
+          <w:sz w:val="24"/>
         </w:rPr>
         <w:t xml:space="preserve">C_o5</w:t>
       </w:r>
       <w:r>
         <w:rPr>
           <w:rStyle w:val="NormalTok"/>
-          <w:rFonts w:ascii="Microsoft YaHei" w:hAnsi="Microsoft YaHei" w:eastAsia="Microsoft YaHei"/>
+          <w:rFonts w:ascii="Times New Roman" w:hAnsi="Times New Roman" w:eastAsia="SimSun"/>
+          <w:b w:val="0"/>
+          <w:color w:val="000000"/>
+          <w:sz w:val="24"/>
         </w:rPr>
         <w:t xml:space="preserve"> </w:t>
       </w:r>
       <w:r>
         <w:rPr>
           <w:rStyle w:val="OperatorTok"/>
-          <w:rFonts w:ascii="Microsoft YaHei" w:hAnsi="Microsoft YaHei" w:eastAsia="Microsoft YaHei"/>
+          <w:rFonts w:ascii="Times New Roman" w:hAnsi="Times New Roman" w:eastAsia="SimSun"/>
+          <w:b w:val="0"/>
+          <w:color w:val="000000"/>
+          <w:sz w:val="24"/>
         </w:rPr>
         <w:t xml:space="preserve">*</w:t>
       </w:r>
       <w:r>
         <w:rPr>
           <w:rStyle w:val="NormalTok"/>
-          <w:rFonts w:ascii="Microsoft YaHei" w:hAnsi="Microsoft YaHei" w:eastAsia="Microsoft YaHei"/>
+          <w:rFonts w:ascii="Times New Roman" w:hAnsi="Times New Roman" w:eastAsia="SimSun"/>
+          <w:b w:val="0"/>
+          <w:color w:val="000000"/>
+          <w:sz w:val="24"/>
         </w:rPr>
         <w:t xml:space="preserve"> </w:t>
       </w:r>
       <w:r>
         <w:rPr>
           <w:rStyle w:val="VariableTok"/>
-          <w:rFonts w:ascii="Microsoft YaHei" w:hAnsi="Microsoft YaHei" w:eastAsia="Microsoft YaHei"/>
+          <w:rFonts w:ascii="Times New Roman" w:hAnsi="Times New Roman" w:eastAsia="SimSun"/>
+          <w:b w:val="0"/>
+          <w:color w:val="000000"/>
+          <w:sz w:val="24"/>
         </w:rPr>
         <w:t xml:space="preserve">G_migrated</w:t>
       </w:r>
       <w:r>
         <w:rPr>
           <w:rStyle w:val="OperatorTok"/>
-          <w:rFonts w:ascii="Microsoft YaHei" w:hAnsi="Microsoft YaHei" w:eastAsia="Microsoft YaHei"/>
+          <w:rFonts w:ascii="Times New Roman" w:hAnsi="Times New Roman" w:eastAsia="SimSun"/>
+          <w:b w:val="0"/>
+          <w:color w:val="000000"/>
+          <w:sz w:val="24"/>
         </w:rPr>
         <w:t xml:space="preserve">,</w:t>
       </w:r>
       <w:r>
         <w:rPr>
           <w:rStyle w:val="NormalTok"/>
-          <w:rFonts w:ascii="Microsoft YaHei" w:hAnsi="Microsoft YaHei" w:eastAsia="Microsoft YaHei"/>
+          <w:rFonts w:ascii="Times New Roman" w:hAnsi="Times New Roman" w:eastAsia="SimSun"/>
+          <w:b w:val="0"/>
+          <w:color w:val="000000"/>
+          <w:sz w:val="24"/>
         </w:rPr>
         <w:t xml:space="preserve"> </w:t>
       </w:r>
       <w:r>
         <w:rPr>
           <w:rStyle w:val="FloatTok"/>
-          <w:rFonts w:ascii="Microsoft YaHei" w:hAnsi="Microsoft YaHei" w:eastAsia="Microsoft YaHei"/>
+          <w:rFonts w:ascii="Times New Roman" w:hAnsi="Times New Roman" w:eastAsia="SimSun"/>
+          <w:b w:val="0"/>
+          <w:color w:val="000000"/>
+          <w:sz w:val="24"/>
         </w:rPr>
         <w:t xml:space="preserve">1</w:t>
       </w:r>
       <w:r>
         <w:rPr>
           <w:rStyle w:val="NormalTok"/>
-          <w:rFonts w:ascii="Microsoft YaHei" w:hAnsi="Microsoft YaHei" w:eastAsia="Microsoft YaHei"/>
+          <w:rFonts w:ascii="Times New Roman" w:hAnsi="Times New Roman" w:eastAsia="SimSun"/>
+          <w:b w:val="0"/>
+          <w:color w:val="000000"/>
+          <w:sz w:val="24"/>
         </w:rPr>
         <w:t xml:space="preserve">)</w:t>
       </w:r>
       <w:r>
         <w:rPr>
           <w:rStyle w:val="OperatorTok"/>
-          <w:rFonts w:ascii="Microsoft YaHei" w:hAnsi="Microsoft YaHei" w:eastAsia="Microsoft YaHei"/>
+          <w:rFonts w:ascii="Times New Roman" w:hAnsi="Times New Roman" w:eastAsia="SimSun"/>
+          <w:b w:val="0"/>
+          <w:color w:val="000000"/>
+          <w:sz w:val="24"/>
         </w:rPr>
         <w:t xml:space="preserve">;</w:t>
       </w:r>
       <w:r>
         <w:rPr>
-          <w:rFonts w:ascii="Microsoft YaHei" w:hAnsi="Microsoft YaHei" w:eastAsia="Microsoft YaHei"/>
+          <w:rFonts w:ascii="Times New Roman" w:hAnsi="Times New Roman" w:eastAsia="SimSun"/>
+          <w:b w:val="0"/>
+          <w:color w:val="000000"/>
+          <w:sz w:val="24"/>
         </w:rPr>
         <w:br/>
       </w:r>
       <w:r>
         <w:rPr>
           <w:rStyle w:val="VariableTok"/>
-          <w:rFonts w:ascii="Microsoft YaHei" w:hAnsi="Microsoft YaHei" w:eastAsia="Microsoft YaHei"/>
+          <w:rFonts w:ascii="Times New Roman" w:hAnsi="Times New Roman" w:eastAsia="SimSun"/>
+          <w:b w:val="0"/>
+          <w:color w:val="000000"/>
+          <w:sz w:val="24"/>
         </w:rPr>
         <w:t xml:space="preserve">T_o6_final</w:t>
       </w:r>
       <w:r>
         <w:rPr>
           <w:rStyle w:val="NormalTok"/>
-          <w:rFonts w:ascii="Microsoft YaHei" w:hAnsi="Microsoft YaHei" w:eastAsia="Microsoft YaHei"/>
+          <w:rFonts w:ascii="Times New Roman" w:hAnsi="Times New Roman" w:eastAsia="SimSun"/>
+          <w:b w:val="0"/>
+          <w:color w:val="000000"/>
+          <w:sz w:val="24"/>
         </w:rPr>
         <w:t xml:space="preserve"> </w:t>
       </w:r>
       <w:r>
         <w:rPr>
           <w:rStyle w:val="OperatorTok"/>
-          <w:rFonts w:ascii="Microsoft YaHei" w:hAnsi="Microsoft YaHei" w:eastAsia="Microsoft YaHei"/>
+          <w:rFonts w:ascii="Times New Roman" w:hAnsi="Times New Roman" w:eastAsia="SimSun"/>
+          <w:b w:val="0"/>
+          <w:color w:val="000000"/>
+          <w:sz w:val="24"/>
         </w:rPr>
         <w:t xml:space="preserve">=</w:t>
       </w:r>
       <w:r>
         <w:rPr>
           <w:rStyle w:val="NormalTok"/>
-          <w:rFonts w:ascii="Microsoft YaHei" w:hAnsi="Microsoft YaHei" w:eastAsia="Microsoft YaHei"/>
+          <w:rFonts w:ascii="Times New Roman" w:hAnsi="Times New Roman" w:eastAsia="SimSun"/>
+          <w:b w:val="0"/>
+          <w:color w:val="000000"/>
+          <w:sz w:val="24"/>
         </w:rPr>
         <w:t xml:space="preserve"> </w:t>
       </w:r>
       <w:r>
         <w:rPr>
           <w:rStyle w:val="VariableTok"/>
-          <w:rFonts w:ascii="Microsoft YaHei" w:hAnsi="Microsoft YaHei" w:eastAsia="Microsoft YaHei"/>
+          <w:rFonts w:ascii="Times New Roman" w:hAnsi="Times New Roman" w:eastAsia="SimSun"/>
+          <w:b w:val="0"/>
+          <w:color w:val="000000"/>
+          <w:sz w:val="24"/>
         </w:rPr>
         <w:t xml:space="preserve">feedback</w:t>
       </w:r>
       <w:r>
         <w:rPr>
           <w:rStyle w:val="NormalTok"/>
-          <w:rFonts w:ascii="Microsoft YaHei" w:hAnsi="Microsoft YaHei" w:eastAsia="Microsoft YaHei"/>
+          <w:rFonts w:ascii="Times New Roman" w:hAnsi="Times New Roman" w:eastAsia="SimSun"/>
+          <w:b w:val="0"/>
+          <w:color w:val="000000"/>
+          <w:sz w:val="24"/>
         </w:rPr>
         <w:t xml:space="preserve">(</w:t>
       </w:r>
       <w:r>
         <w:rPr>
           <w:rStyle w:val="VariableTok"/>
-          <w:rFonts w:ascii="Microsoft YaHei" w:hAnsi="Microsoft YaHei" w:eastAsia="Microsoft YaHei"/>
+          <w:rFonts w:ascii="Times New Roman" w:hAnsi="Times New Roman" w:eastAsia="SimSun"/>
+          <w:b w:val="0"/>
+          <w:color w:val="000000"/>
+          <w:sz w:val="24"/>
         </w:rPr>
         <w:t xml:space="preserve">C_o6</w:t>
       </w:r>
       <w:r>
         <w:rPr>
           <w:rStyle w:val="NormalTok"/>
-          <w:rFonts w:ascii="Microsoft YaHei" w:hAnsi="Microsoft YaHei" w:eastAsia="Microsoft YaHei"/>
+          <w:rFonts w:ascii="Times New Roman" w:hAnsi="Times New Roman" w:eastAsia="SimSun"/>
+          <w:b w:val="0"/>
+          <w:color w:val="000000"/>
+          <w:sz w:val="24"/>
         </w:rPr>
         <w:t xml:space="preserve"> </w:t>
       </w:r>
       <w:r>
         <w:rPr>
           <w:rStyle w:val="OperatorTok"/>
-          <w:rFonts w:ascii="Microsoft YaHei" w:hAnsi="Microsoft YaHei" w:eastAsia="Microsoft YaHei"/>
+          <w:rFonts w:ascii="Times New Roman" w:hAnsi="Times New Roman" w:eastAsia="SimSun"/>
+          <w:b w:val="0"/>
+          <w:color w:val="000000"/>
+          <w:sz w:val="24"/>
         </w:rPr>
         <w:t xml:space="preserve">*</w:t>
       </w:r>
       <w:r>
         <w:rPr>
           <w:rStyle w:val="NormalTok"/>
-          <w:rFonts w:ascii="Microsoft YaHei" w:hAnsi="Microsoft YaHei" w:eastAsia="Microsoft YaHei"/>
+          <w:rFonts w:ascii="Times New Roman" w:hAnsi="Times New Roman" w:eastAsia="SimSun"/>
+          <w:b w:val="0"/>
+          <w:color w:val="000000"/>
+          <w:sz w:val="24"/>
         </w:rPr>
         <w:t xml:space="preserve"> </w:t>
       </w:r>
       <w:r>
         <w:rPr>
           <w:rStyle w:val="VariableTok"/>
-          <w:rFonts w:ascii="Microsoft YaHei" w:hAnsi="Microsoft YaHei" w:eastAsia="Microsoft YaHei"/>
+          <w:rFonts w:ascii="Times New Roman" w:hAnsi="Times New Roman" w:eastAsia="SimSun"/>
+          <w:b w:val="0"/>
+          <w:color w:val="000000"/>
+          <w:sz w:val="24"/>
         </w:rPr>
         <w:t xml:space="preserve">G_migrated</w:t>
       </w:r>
       <w:r>
         <w:rPr>
           <w:rStyle w:val="OperatorTok"/>
-          <w:rFonts w:ascii="Microsoft YaHei" w:hAnsi="Microsoft YaHei" w:eastAsia="Microsoft YaHei"/>
+          <w:rFonts w:ascii="Times New Roman" w:hAnsi="Times New Roman" w:eastAsia="SimSun"/>
+          <w:b w:val="0"/>
+          <w:color w:val="000000"/>
+          <w:sz w:val="24"/>
         </w:rPr>
         <w:t xml:space="preserve">,</w:t>
       </w:r>
       <w:r>
         <w:rPr>
           <w:rStyle w:val="NormalTok"/>
-          <w:rFonts w:ascii="Microsoft YaHei" w:hAnsi="Microsoft YaHei" w:eastAsia="Microsoft YaHei"/>
+          <w:rFonts w:ascii="Times New Roman" w:hAnsi="Times New Roman" w:eastAsia="SimSun"/>
+          <w:b w:val="0"/>
+          <w:color w:val="000000"/>
+          <w:sz w:val="24"/>
         </w:rPr>
         <w:t xml:space="preserve"> </w:t>
       </w:r>
       <w:r>
         <w:rPr>
           <w:rStyle w:val="FloatTok"/>
-          <w:rFonts w:ascii="Microsoft YaHei" w:hAnsi="Microsoft YaHei" w:eastAsia="Microsoft YaHei"/>
+          <w:rFonts w:ascii="Times New Roman" w:hAnsi="Times New Roman" w:eastAsia="SimSun"/>
+          <w:b w:val="0"/>
+          <w:color w:val="000000"/>
+          <w:sz w:val="24"/>
         </w:rPr>
         <w:t xml:space="preserve">1</w:t>
       </w:r>
       <w:r>
         <w:rPr>
           <w:rStyle w:val="NormalTok"/>
-          <w:rFonts w:ascii="Microsoft YaHei" w:hAnsi="Microsoft YaHei" w:eastAsia="Microsoft YaHei"/>
+          <w:rFonts w:ascii="Times New Roman" w:hAnsi="Times New Roman" w:eastAsia="SimSun"/>
+          <w:b w:val="0"/>
+          <w:color w:val="000000"/>
+          <w:sz w:val="24"/>
         </w:rPr>
         <w:t xml:space="preserve">)</w:t>
       </w:r>
       <w:r>
         <w:rPr>
           <w:rStyle w:val="OperatorTok"/>
-          <w:rFonts w:ascii="Microsoft YaHei" w:hAnsi="Microsoft YaHei" w:eastAsia="Microsoft YaHei"/>
+          <w:rFonts w:ascii="Times New Roman" w:hAnsi="Times New Roman" w:eastAsia="SimSun"/>
+          <w:b w:val="0"/>
+          <w:color w:val="000000"/>
+          <w:sz w:val="24"/>
         </w:rPr>
         <w:t xml:space="preserve">;</w:t>
       </w:r>
       <w:r>
         <w:rPr>
-          <w:rFonts w:ascii="Microsoft YaHei" w:hAnsi="Microsoft YaHei" w:eastAsia="Microsoft YaHei"/>
+          <w:rFonts w:ascii="Times New Roman" w:hAnsi="Times New Roman" w:eastAsia="SimSun"/>
+          <w:b w:val="0"/>
+          <w:color w:val="000000"/>
+          <w:sz w:val="24"/>
         </w:rPr>
         <w:br/>
       </w:r>
       <w:r>
         <w:rPr>
           <w:rStyle w:val="VariableTok"/>
-          <w:rFonts w:ascii="Microsoft YaHei" w:hAnsi="Microsoft YaHei" w:eastAsia="Microsoft YaHei"/>
+          <w:rFonts w:ascii="Times New Roman" w:hAnsi="Times New Roman" w:eastAsia="SimSun"/>
+          <w:b w:val="0"/>
+          <w:color w:val="000000"/>
+          <w:sz w:val="24"/>
         </w:rPr>
         <w:t xml:space="preserve">t</w:t>
       </w:r>
       <w:r>
         <w:rPr>
           <w:rStyle w:val="NormalTok"/>
-          <w:rFonts w:ascii="Microsoft YaHei" w:hAnsi="Microsoft YaHei" w:eastAsia="Microsoft YaHei"/>
+          <w:rFonts w:ascii="Times New Roman" w:hAnsi="Times New Roman" w:eastAsia="SimSun"/>
+          <w:b w:val="0"/>
+          <w:color w:val="000000"/>
+          <w:sz w:val="24"/>
         </w:rPr>
         <w:t xml:space="preserve"> </w:t>
       </w:r>
       <w:r>
         <w:rPr>
           <w:rStyle w:val="OperatorTok"/>
-          <w:rFonts w:ascii="Microsoft YaHei" w:hAnsi="Microsoft YaHei" w:eastAsia="Microsoft YaHei"/>
+          <w:rFonts w:ascii="Times New Roman" w:hAnsi="Times New Roman" w:eastAsia="SimSun"/>
+          <w:b w:val="0"/>
+          <w:color w:val="000000"/>
+          <w:sz w:val="24"/>
         </w:rPr>
         <w:t xml:space="preserve">=</w:t>
       </w:r>
       <w:r>
         <w:rPr>
           <w:rStyle w:val="NormalTok"/>
-          <w:rFonts w:ascii="Microsoft YaHei" w:hAnsi="Microsoft YaHei" w:eastAsia="Microsoft YaHei"/>
+          <w:rFonts w:ascii="Times New Roman" w:hAnsi="Times New Roman" w:eastAsia="SimSun"/>
+          <w:b w:val="0"/>
+          <w:color w:val="000000"/>
+          <w:sz w:val="24"/>
         </w:rPr>
         <w:t xml:space="preserve"> </w:t>
       </w:r>
       <w:r>
         <w:rPr>
           <w:rStyle w:val="FloatTok"/>
-          <w:rFonts w:ascii="Microsoft YaHei" w:hAnsi="Microsoft YaHei" w:eastAsia="Microsoft YaHei"/>
+          <w:rFonts w:ascii="Times New Roman" w:hAnsi="Times New Roman" w:eastAsia="SimSun"/>
+          <w:b w:val="0"/>
+          <w:color w:val="000000"/>
+          <w:sz w:val="24"/>
         </w:rPr>
         <w:t xml:space="preserve">0</w:t>
       </w:r>
       <w:r>
         <w:rPr>
           <w:rStyle w:val="OperatorTok"/>
-          <w:rFonts w:ascii="Microsoft YaHei" w:hAnsi="Microsoft YaHei" w:eastAsia="Microsoft YaHei"/>
+          <w:rFonts w:ascii="Times New Roman" w:hAnsi="Times New Roman" w:eastAsia="SimSun"/>
+          <w:b w:val="0"/>
+          <w:color w:val="000000"/>
+          <w:sz w:val="24"/>
         </w:rPr>
         <w:t xml:space="preserve">:</w:t>
       </w:r>
       <w:r>
         <w:rPr>
           <w:rStyle w:val="FloatTok"/>
-          <w:rFonts w:ascii="Microsoft YaHei" w:hAnsi="Microsoft YaHei" w:eastAsia="Microsoft YaHei"/>
+          <w:rFonts w:ascii="Times New Roman" w:hAnsi="Times New Roman" w:eastAsia="SimSun"/>
+          <w:b w:val="0"/>
+          <w:color w:val="000000"/>
+          <w:sz w:val="24"/>
         </w:rPr>
         <w:t xml:space="preserve">0.01</w:t>
       </w:r>
       <w:r>
         <w:rPr>
           <w:rStyle w:val="OperatorTok"/>
-          <w:rFonts w:ascii="Microsoft YaHei" w:hAnsi="Microsoft YaHei" w:eastAsia="Microsoft YaHei"/>
+          <w:rFonts w:ascii="Times New Roman" w:hAnsi="Times New Roman" w:eastAsia="SimSun"/>
+          <w:b w:val="0"/>
+          <w:color w:val="000000"/>
+          <w:sz w:val="24"/>
         </w:rPr>
         <w:t xml:space="preserve">:</w:t>
       </w:r>
       <w:r>
         <w:rPr>
           <w:rStyle w:val="FloatTok"/>
-          <w:rFonts w:ascii="Microsoft YaHei" w:hAnsi="Microsoft YaHei" w:eastAsia="Microsoft YaHei"/>
+          <w:rFonts w:ascii="Times New Roman" w:hAnsi="Times New Roman" w:eastAsia="SimSun"/>
+          <w:b w:val="0"/>
+          <w:color w:val="000000"/>
+          <w:sz w:val="24"/>
         </w:rPr>
         <w:t xml:space="preserve">10</w:t>
       </w:r>
       <w:r>
         <w:rPr>
           <w:rStyle w:val="OperatorTok"/>
-          <w:rFonts w:ascii="Microsoft YaHei" w:hAnsi="Microsoft YaHei" w:eastAsia="Microsoft YaHei"/>
+          <w:rFonts w:ascii="Times New Roman" w:hAnsi="Times New Roman" w:eastAsia="SimSun"/>
+          <w:b w:val="0"/>
+          <w:color w:val="000000"/>
+          <w:sz w:val="24"/>
         </w:rPr>
         <w:t xml:space="preserve">;</w:t>
       </w:r>
       <w:r>
         <w:rPr>
-          <w:rFonts w:ascii="Microsoft YaHei" w:hAnsi="Microsoft YaHei" w:eastAsia="Microsoft YaHei"/>
+          <w:rFonts w:ascii="Times New Roman" w:hAnsi="Times New Roman" w:eastAsia="SimSun"/>
+          <w:b w:val="0"/>
+          <w:color w:val="000000"/>
+          <w:sz w:val="24"/>
         </w:rPr>
         <w:br/>
       </w:r>
       <w:r>
         <w:rPr>
           <w:rStyle w:val="VariableTok"/>
-          <w:rFonts w:ascii="Microsoft YaHei" w:hAnsi="Microsoft YaHei" w:eastAsia="Microsoft YaHei"/>
+          <w:rFonts w:ascii="Times New Roman" w:hAnsi="Times New Roman" w:eastAsia="SimSun"/>
+          <w:b w:val="0"/>
+          <w:color w:val="000000"/>
+          <w:sz w:val="24"/>
         </w:rPr>
         <w:t xml:space="preserve">step</w:t>
       </w:r>
       <w:r>
         <w:rPr>
           <w:rStyle w:val="NormalTok"/>
-          <w:rFonts w:ascii="Microsoft YaHei" w:hAnsi="Microsoft YaHei" w:eastAsia="Microsoft YaHei"/>
+          <w:rFonts w:ascii="Times New Roman" w:hAnsi="Times New Roman" w:eastAsia="SimSun"/>
+          <w:b w:val="0"/>
+          <w:color w:val="000000"/>
+          <w:sz w:val="24"/>
         </w:rPr>
         <w:t xml:space="preserve">(</w:t>
       </w:r>
       <w:r>
         <w:rPr>
           <w:rStyle w:val="VariableTok"/>
-          <w:rFonts w:ascii="Microsoft YaHei" w:hAnsi="Microsoft YaHei" w:eastAsia="Microsoft YaHei"/>
+          <w:rFonts w:ascii="Times New Roman" w:hAnsi="Times New Roman" w:eastAsia="SimSun"/>
+          <w:b w:val="0"/>
+          <w:color w:val="000000"/>
+          <w:sz w:val="24"/>
         </w:rPr>
         <w:t xml:space="preserve">T_o5_base</w:t>
       </w:r>
       <w:r>
         <w:rPr>
           <w:rStyle w:val="OperatorTok"/>
-          <w:rFonts w:ascii="Microsoft YaHei" w:hAnsi="Microsoft YaHei" w:eastAsia="Microsoft YaHei"/>
+          <w:rFonts w:ascii="Times New Roman" w:hAnsi="Times New Roman" w:eastAsia="SimSun"/>
+          <w:b w:val="0"/>
+          <w:color w:val="000000"/>
+          <w:sz w:val="24"/>
         </w:rPr>
         <w:t xml:space="preserve">,</w:t>
       </w:r>
       <w:r>
         <w:rPr>
           <w:rStyle w:val="NormalTok"/>
-          <w:rFonts w:ascii="Microsoft YaHei" w:hAnsi="Microsoft YaHei" w:eastAsia="Microsoft YaHei"/>
+          <w:rFonts w:ascii="Times New Roman" w:hAnsi="Times New Roman" w:eastAsia="SimSun"/>
+          <w:b w:val="0"/>
+          <w:color w:val="000000"/>
+          <w:sz w:val="24"/>
         </w:rPr>
         <w:t xml:space="preserve"> </w:t>
       </w:r>
       <w:r>
         <w:rPr>
           <w:rStyle w:val="VariableTok"/>
-          <w:rFonts w:ascii="Microsoft YaHei" w:hAnsi="Microsoft YaHei" w:eastAsia="Microsoft YaHei"/>
+          <w:rFonts w:ascii="Times New Roman" w:hAnsi="Times New Roman" w:eastAsia="SimSun"/>
+          <w:b w:val="0"/>
+          <w:color w:val="000000"/>
+          <w:sz w:val="24"/>
         </w:rPr>
         <w:t xml:space="preserve">T_o5_migrated</w:t>
       </w:r>
       <w:r>
         <w:rPr>
           <w:rStyle w:val="OperatorTok"/>
-          <w:rFonts w:ascii="Microsoft YaHei" w:hAnsi="Microsoft YaHei" w:eastAsia="Microsoft YaHei"/>
+          <w:rFonts w:ascii="Times New Roman" w:hAnsi="Times New Roman" w:eastAsia="SimSun"/>
+          <w:b w:val="0"/>
+          <w:color w:val="000000"/>
+          <w:sz w:val="24"/>
         </w:rPr>
         <w:t xml:space="preserve">,</w:t>
       </w:r>
       <w:r>
         <w:rPr>
           <w:rStyle w:val="NormalTok"/>
-          <w:rFonts w:ascii="Microsoft YaHei" w:hAnsi="Microsoft YaHei" w:eastAsia="Microsoft YaHei"/>
+          <w:rFonts w:ascii="Times New Roman" w:hAnsi="Times New Roman" w:eastAsia="SimSun"/>
+          <w:b w:val="0"/>
+          <w:color w:val="000000"/>
+          <w:sz w:val="24"/>
         </w:rPr>
         <w:t xml:space="preserve"> </w:t>
       </w:r>
       <w:r>
         <w:rPr>
           <w:rStyle w:val="VariableTok"/>
-          <w:rFonts w:ascii="Microsoft YaHei" w:hAnsi="Microsoft YaHei" w:eastAsia="Microsoft YaHei"/>
+          <w:rFonts w:ascii="Times New Roman" w:hAnsi="Times New Roman" w:eastAsia="SimSun"/>
+          <w:b w:val="0"/>
+          <w:color w:val="000000"/>
+          <w:sz w:val="24"/>
         </w:rPr>
         <w:t xml:space="preserve">T_o6_final</w:t>
       </w:r>
       <w:r>
         <w:rPr>
           <w:rStyle w:val="OperatorTok"/>
-          <w:rFonts w:ascii="Microsoft YaHei" w:hAnsi="Microsoft YaHei" w:eastAsia="Microsoft YaHei"/>
+          <w:rFonts w:ascii="Times New Roman" w:hAnsi="Times New Roman" w:eastAsia="SimSun"/>
+          <w:b w:val="0"/>
+          <w:color w:val="000000"/>
+          <w:sz w:val="24"/>
         </w:rPr>
         <w:t xml:space="preserve">,</w:t>
       </w:r>
       <w:r>
         <w:rPr>
           <w:rStyle w:val="NormalTok"/>
-          <w:rFonts w:ascii="Microsoft YaHei" w:hAnsi="Microsoft YaHei" w:eastAsia="Microsoft YaHei"/>
+          <w:rFonts w:ascii="Times New Roman" w:hAnsi="Times New Roman" w:eastAsia="SimSun"/>
+          <w:b w:val="0"/>
+          <w:color w:val="000000"/>
+          <w:sz w:val="24"/>
         </w:rPr>
         <w:t xml:space="preserve"> </w:t>
       </w:r>
       <w:r>
         <w:rPr>
           <w:rStyle w:val="VariableTok"/>
-          <w:rFonts w:ascii="Microsoft YaHei" w:hAnsi="Microsoft YaHei" w:eastAsia="Microsoft YaHei"/>
+          <w:rFonts w:ascii="Times New Roman" w:hAnsi="Times New Roman" w:eastAsia="SimSun"/>
+          <w:b w:val="0"/>
+          <w:color w:val="000000"/>
+          <w:sz w:val="24"/>
         </w:rPr>
         <w:t xml:space="preserve">t</w:t>
       </w:r>
       <w:r>
         <w:rPr>
           <w:rStyle w:val="NormalTok"/>
-          <w:rFonts w:ascii="Microsoft YaHei" w:hAnsi="Microsoft YaHei" w:eastAsia="Microsoft YaHei"/>
+          <w:rFonts w:ascii="Times New Roman" w:hAnsi="Times New Roman" w:eastAsia="SimSun"/>
+          <w:b w:val="0"/>
+          <w:color w:val="000000"/>
+          <w:sz w:val="24"/>
         </w:rPr>
         <w:t xml:space="preserve">)</w:t>
       </w:r>
       <w:r>
         <w:rPr>
           <w:rStyle w:val="OperatorTok"/>
-          <w:rFonts w:ascii="Microsoft YaHei" w:hAnsi="Microsoft YaHei" w:eastAsia="Microsoft YaHei"/>
+          <w:rFonts w:ascii="Times New Roman" w:hAnsi="Times New Roman" w:eastAsia="SimSun"/>
+          <w:b w:val="0"/>
+          <w:color w:val="000000"/>
+          <w:sz w:val="24"/>
         </w:rPr>
         <w:t xml:space="preserve">;</w:t>
       </w:r>
       <w:r>
         <w:rPr>
-          <w:rFonts w:ascii="Microsoft YaHei" w:hAnsi="Microsoft YaHei" w:eastAsia="Microsoft YaHei"/>
+          <w:rFonts w:ascii="Times New Roman" w:hAnsi="Times New Roman" w:eastAsia="SimSun"/>
+          <w:b w:val="0"/>
+          <w:color w:val="000000"/>
+          <w:sz w:val="24"/>
         </w:rPr>
         <w:br/>
       </w:r>
       <w:r>
         <w:rPr>
           <w:rStyle w:val="VariableTok"/>
-          <w:rFonts w:ascii="Microsoft YaHei" w:hAnsi="Microsoft YaHei" w:eastAsia="Microsoft YaHei"/>
+          <w:rFonts w:ascii="Times New Roman" w:hAnsi="Times New Roman" w:eastAsia="SimSun"/>
+          <w:b w:val="0"/>
+          <w:color w:val="000000"/>
+          <w:sz w:val="24"/>
         </w:rPr>
         <w:t xml:space="preserve">grid</w:t>
       </w:r>
       <w:r>
         <w:rPr>
           <w:rStyle w:val="NormalTok"/>
-          <w:rFonts w:ascii="Microsoft YaHei" w:hAnsi="Microsoft YaHei" w:eastAsia="Microsoft YaHei"/>
+          <w:rFonts w:ascii="Times New Roman" w:hAnsi="Times New Roman" w:eastAsia="SimSun"/>
+          <w:b w:val="0"/>
+          <w:color w:val="000000"/>
+          <w:sz w:val="24"/>
         </w:rPr>
         <w:t xml:space="preserve"> </w:t>
       </w:r>
       <w:r>
         <w:rPr>
           <w:rStyle w:val="VariableTok"/>
-          <w:rFonts w:ascii="Microsoft YaHei" w:hAnsi="Microsoft YaHei" w:eastAsia="Microsoft YaHei"/>
+          <w:rFonts w:ascii="Times New Roman" w:hAnsi="Times New Roman" w:eastAsia="SimSun"/>
+          <w:b w:val="0"/>
+          <w:color w:val="000000"/>
+          <w:sz w:val="24"/>
         </w:rPr>
         <w:t xml:space="preserve">on</w:t>
       </w:r>
       <w:r>
         <w:rPr>
           <w:rStyle w:val="OperatorTok"/>
-          <w:rFonts w:ascii="Microsoft YaHei" w:hAnsi="Microsoft YaHei" w:eastAsia="Microsoft YaHei"/>
+          <w:rFonts w:ascii="Times New Roman" w:hAnsi="Times New Roman" w:eastAsia="SimSun"/>
+          <w:b w:val="0"/>
+          <w:color w:val="000000"/>
+          <w:sz w:val="24"/>
         </w:rPr>
         <w:t xml:space="preserve">;</w:t>
       </w:r>
       <w:r>
         <w:rPr>
-          <w:rFonts w:ascii="Microsoft YaHei" w:hAnsi="Microsoft YaHei" w:eastAsia="Microsoft YaHei"/>
+          <w:rFonts w:ascii="Times New Roman" w:hAnsi="Times New Roman" w:eastAsia="SimSun"/>
+          <w:b w:val="0"/>
+          <w:color w:val="000000"/>
+          <w:sz w:val="24"/>
         </w:rPr>
         <w:br/>
       </w:r>
       <w:r>
         <w:rPr>
           <w:rStyle w:val="VariableTok"/>
-          <w:rFonts w:ascii="Microsoft YaHei" w:hAnsi="Microsoft YaHei" w:eastAsia="Microsoft YaHei"/>
+          <w:rFonts w:ascii="Times New Roman" w:hAnsi="Times New Roman" w:eastAsia="SimSun"/>
+          <w:b w:val="0"/>
+          <w:color w:val="000000"/>
+          <w:sz w:val="24"/>
         </w:rPr>
         <w:t xml:space="preserve">legend</w:t>
       </w:r>
       <w:r>
         <w:rPr>
           <w:rStyle w:val="NormalTok"/>
-          <w:rFonts w:ascii="Microsoft YaHei" w:hAnsi="Microsoft YaHei" w:eastAsia="Microsoft YaHei"/>
+          <w:rFonts w:ascii="Times New Roman" w:hAnsi="Times New Roman" w:eastAsia="SimSun"/>
+          <w:b w:val="0"/>
+          <w:color w:val="000000"/>
+          <w:sz w:val="24"/>
         </w:rPr>
         <w:t xml:space="preserve">(</w:t>
       </w:r>
       <w:r>
         <w:rPr>
           <w:rStyle w:val="SpecialStringTok"/>
-          <w:rFonts w:ascii="Microsoft YaHei" w:hAnsi="Microsoft YaHei" w:eastAsia="Microsoft YaHei"/>
+          <w:rFonts w:ascii="Times New Roman" w:hAnsi="Times New Roman" w:eastAsia="SimSun"/>
+          <w:b w:val="0"/>
+          <w:color w:val="000000"/>
+          <w:sz w:val="24"/>
         </w:rPr>
         <w:t xml:space="preserve">'O5 original baseline'</w:t>
       </w:r>
       <w:r>
         <w:rPr>
           <w:rStyle w:val="OperatorTok"/>
-          <w:rFonts w:ascii="Microsoft YaHei" w:hAnsi="Microsoft YaHei" w:eastAsia="Microsoft YaHei"/>
+          <w:rFonts w:ascii="Times New Roman" w:hAnsi="Times New Roman" w:eastAsia="SimSun"/>
+          <w:b w:val="0"/>
+          <w:color w:val="000000"/>
+          <w:sz w:val="24"/>
         </w:rPr>
         <w:t xml:space="preserve">,</w:t>
       </w:r>
       <w:r>
         <w:rPr>
           <w:rStyle w:val="NormalTok"/>
-          <w:rFonts w:ascii="Microsoft YaHei" w:hAnsi="Microsoft YaHei" w:eastAsia="Microsoft YaHei"/>
+          <w:rFonts w:ascii="Times New Roman" w:hAnsi="Times New Roman" w:eastAsia="SimSun"/>
+          <w:b w:val="0"/>
+          <w:color w:val="000000"/>
+          <w:sz w:val="24"/>
         </w:rPr>
         <w:t xml:space="preserve"> </w:t>
       </w:r>
       <w:r>
         <w:rPr>
           <w:rStyle w:val="SpecialStringTok"/>
-          <w:rFonts w:ascii="Microsoft YaHei" w:hAnsi="Microsoft YaHei" w:eastAsia="Microsoft YaHei"/>
+          <w:rFonts w:ascii="Times New Roman" w:hAnsi="Times New Roman" w:eastAsia="SimSun"/>
+          <w:b w:val="0"/>
+          <w:color w:val="000000"/>
+          <w:sz w:val="24"/>
         </w:rPr>
         <w:t xml:space="preserve">'Migrated without revision'</w:t>
       </w:r>
       <w:r>
         <w:rPr>
           <w:rStyle w:val="OperatorTok"/>
-          <w:rFonts w:ascii="Microsoft YaHei" w:hAnsi="Microsoft YaHei" w:eastAsia="Microsoft YaHei"/>
+          <w:rFonts w:ascii="Times New Roman" w:hAnsi="Times New Roman" w:eastAsia="SimSun"/>
+          <w:b w:val="0"/>
+          <w:color w:val="000000"/>
+          <w:sz w:val="24"/>
         </w:rPr>
         <w:t xml:space="preserve">,</w:t>
       </w:r>
       <w:r>
         <w:rPr>
           <w:rStyle w:val="NormalTok"/>
-          <w:rFonts w:ascii="Microsoft YaHei" w:hAnsi="Microsoft YaHei" w:eastAsia="Microsoft YaHei"/>
+          <w:rFonts w:ascii="Times New Roman" w:hAnsi="Times New Roman" w:eastAsia="SimSun"/>
+          <w:b w:val="0"/>
+          <w:color w:val="000000"/>
+          <w:sz w:val="24"/>
         </w:rPr>
         <w:t xml:space="preserve"> </w:t>
       </w:r>
       <w:r>
         <w:rPr>
           <w:rStyle w:val="SpecialStringTok"/>
-          <w:rFonts w:ascii="Microsoft YaHei" w:hAnsi="Microsoft YaHei" w:eastAsia="Microsoft YaHei"/>
+          <w:rFonts w:ascii="Times New Roman" w:hAnsi="Times New Roman" w:eastAsia="SimSun"/>
+          <w:b w:val="0"/>
+          <w:color w:val="000000"/>
+          <w:sz w:val="24"/>
         </w:rPr>
         <w:t xml:space="preserve">'O7 final revised scheme'</w:t>
       </w:r>
       <w:r>
         <w:rPr>
           <w:rStyle w:val="NormalTok"/>
-          <w:rFonts w:ascii="Microsoft YaHei" w:hAnsi="Microsoft YaHei" w:eastAsia="Microsoft YaHei"/>
+          <w:rFonts w:ascii="Times New Roman" w:hAnsi="Times New Roman" w:eastAsia="SimSun"/>
+          <w:b w:val="0"/>
+          <w:color w:val="000000"/>
+          <w:sz w:val="24"/>
         </w:rPr>
         <w:t xml:space="preserve">)</w:t>
       </w:r>
       <w:r>
         <w:rPr>
           <w:rStyle w:val="OperatorTok"/>
-          <w:rFonts w:ascii="Microsoft YaHei" w:hAnsi="Microsoft YaHei" w:eastAsia="Microsoft YaHei"/>
+          <w:rFonts w:ascii="Times New Roman" w:hAnsi="Times New Roman" w:eastAsia="SimSun"/>
+          <w:b w:val="0"/>
+          <w:color w:val="000000"/>
+          <w:sz w:val="24"/>
         </w:rPr>
         <w:t xml:space="preserve">;</w:t>
       </w:r>
       <w:r>
         <w:rPr>
-          <w:rFonts w:ascii="Microsoft YaHei" w:hAnsi="Microsoft YaHei" w:eastAsia="Microsoft YaHei"/>
+          <w:rFonts w:ascii="Times New Roman" w:hAnsi="Times New Roman" w:eastAsia="SimSun"/>
+          <w:b w:val="0"/>
+          <w:color w:val="000000"/>
+          <w:sz w:val="24"/>
         </w:rPr>
         <w:br/>
       </w:r>
       <w:r>
         <w:rPr>
           <w:rStyle w:val="VariableTok"/>
-          <w:rFonts w:ascii="Microsoft YaHei" w:hAnsi="Microsoft YaHei" w:eastAsia="Microsoft YaHei"/>
+          <w:rFonts w:ascii="Times New Roman" w:hAnsi="Times New Roman" w:eastAsia="SimSun"/>
+          <w:b w:val="0"/>
+          <w:color w:val="000000"/>
+          <w:sz w:val="24"/>
         </w:rPr>
         <w:t xml:space="preserve">title</w:t>
       </w:r>
       <w:r>
         <w:rPr>
           <w:rStyle w:val="NormalTok"/>
-          <w:rFonts w:ascii="Microsoft YaHei" w:hAnsi="Microsoft YaHei" w:eastAsia="Microsoft YaHei"/>
+          <w:rFonts w:ascii="Times New Roman" w:hAnsi="Times New Roman" w:eastAsia="SimSun"/>
+          <w:b w:val="0"/>
+          <w:color w:val="000000"/>
+          <w:sz w:val="24"/>
         </w:rPr>
         <w:t xml:space="preserve">(</w:t>
       </w:r>
       <w:r>
         <w:rPr>
           <w:rStyle w:val="SpecialStringTok"/>
-          <w:rFonts w:ascii="Microsoft YaHei" w:hAnsi="Microsoft YaHei" w:eastAsia="Microsoft YaHei"/>
+          <w:rFonts w:ascii="Times New Roman" w:hAnsi="Times New Roman" w:eastAsia="SimSun"/>
+          <w:b w:val="0"/>
+          <w:color w:val="000000"/>
+          <w:sz w:val="24"/>
         </w:rPr>
         <w:t xml:space="preserve">'O7 final validation example'</w:t>
       </w:r>
       <w:r>
         <w:rPr>
           <w:rStyle w:val="NormalTok"/>
-          <w:rFonts w:ascii="Microsoft YaHei" w:hAnsi="Microsoft YaHei" w:eastAsia="Microsoft YaHei"/>
+          <w:rFonts w:ascii="Times New Roman" w:hAnsi="Times New Roman" w:eastAsia="SimSun"/>
+          <w:b w:val="0"/>
+          <w:color w:val="000000"/>
+          <w:sz w:val="24"/>
         </w:rPr>
         <w:t xml:space="preserve">)</w:t>
       </w:r>
       <w:r>
         <w:rPr>
           <w:rStyle w:val="OperatorTok"/>
-          <w:rFonts w:ascii="Microsoft YaHei" w:hAnsi="Microsoft YaHei" w:eastAsia="Microsoft YaHei"/>
+          <w:rFonts w:ascii="Times New Roman" w:hAnsi="Times New Roman" w:eastAsia="SimSun"/>
+          <w:b w:val="0"/>
+          <w:color w:val="000000"/>
+          <w:sz w:val="24"/>
         </w:rPr>
         <w:t xml:space="preserve">;</w:t>
       </w:r>
@@ -3193,10 +4444,15 @@
     <w:p>
       <w:pPr>
         <w:pStyle w:val="FirstParagraph"/>
-      </w:pPr>
-      <w:r>
-        <w:rPr>
-          <w:rFonts w:ascii="Microsoft YaHei" w:hAnsi="Microsoft YaHei" w:eastAsia="Microsoft YaHei"/>
+        <w:spacing w:line="240" w:lineRule="auto" w:before="0" w:after="80"/>
+        <w:ind w:firstLine="480"/>
+      </w:pPr>
+      <w:r>
+        <w:rPr>
+          <w:rFonts w:ascii="Times New Roman" w:hAnsi="Times New Roman" w:eastAsia="SimSun"/>
+          <w:b w:val="0"/>
+          <w:color w:val="000000"/>
+          <w:sz w:val="24"/>
         </w:rPr>
         <w:t xml:space="preserve">代码能够复现核心比较逻辑，并与图中结论一致。（4分）</w:t>
       </w:r>
@@ -3204,35 +4460,52 @@
     <w:p>
       <w:pPr>
         <w:pStyle w:val="BodyText"/>
-      </w:pPr>
-      <w:r>
-        <w:rPr>
-          <w:rFonts w:ascii="Microsoft YaHei" w:hAnsi="Microsoft YaHei" w:eastAsia="Microsoft YaHei"/>
+        <w:spacing w:line="240" w:lineRule="auto" w:before="0" w:after="80"/>
+        <w:ind w:firstLine="480"/>
+      </w:pPr>
+      <w:r>
+        <w:rPr>
+          <w:rFonts w:ascii="Times New Roman" w:hAnsi="Times New Roman" w:eastAsia="SimSun"/>
+          <w:b w:val="0"/>
+          <w:color w:val="000000"/>
+          <w:sz w:val="24"/>
         </w:rPr>
         <w:t xml:space="preserve">当前方案边界：该方案依赖线性化模型和额定工作点附近的小扰动假设；若出现大幅饱和、强摩擦死区、负载突变、测量延迟或模型参数剧烈漂移，线性主干结论需要重新验证。明确列出至少</w:t>
       </w:r>
       <w:r>
         <w:rPr>
-          <w:rFonts w:ascii="Microsoft YaHei" w:hAnsi="Microsoft YaHei" w:eastAsia="Microsoft YaHei"/>
+          <w:rFonts w:ascii="Times New Roman" w:hAnsi="Times New Roman" w:eastAsia="SimSun"/>
+          <w:b w:val="0"/>
+          <w:color w:val="000000"/>
+          <w:sz w:val="24"/>
         </w:rPr>
         <w:t xml:space="preserve"> </w:t>
       </w:r>
       <w:r>
         <w:rPr>
           <w:rStyle w:val="VerbatimChar"/>
-          <w:rFonts w:ascii="Microsoft YaHei" w:hAnsi="Microsoft YaHei" w:eastAsia="Microsoft YaHei"/>
+          <w:rFonts w:ascii="Times New Roman" w:hAnsi="Times New Roman" w:eastAsia="SimSun"/>
+          <w:b w:val="0"/>
+          <w:color w:val="000000"/>
+          <w:sz w:val="24"/>
         </w:rPr>
         <w:t xml:space="preserve">3</w:t>
       </w:r>
       <w:r>
         <w:rPr>
-          <w:rFonts w:ascii="Microsoft YaHei" w:hAnsi="Microsoft YaHei" w:eastAsia="Microsoft YaHei"/>
-        </w:rPr>
-        <w:t xml:space="preserve"> </w:t>
-      </w:r>
-      <w:r>
-        <w:rPr>
-          <w:rFonts w:ascii="Microsoft YaHei" w:hAnsi="Microsoft YaHei" w:eastAsia="Microsoft YaHei"/>
+          <w:rFonts w:ascii="Times New Roman" w:hAnsi="Times New Roman" w:eastAsia="SimSun"/>
+          <w:b w:val="0"/>
+          <w:color w:val="000000"/>
+          <w:sz w:val="24"/>
+        </w:rPr>
+        <w:t xml:space="preserve"> </w:t>
+      </w:r>
+      <w:r>
+        <w:rPr>
+          <w:rFonts w:ascii="Times New Roman" w:hAnsi="Times New Roman" w:eastAsia="SimSun"/>
+          <w:b w:val="0"/>
+          <w:color w:val="000000"/>
+          <w:sz w:val="24"/>
         </w:rPr>
         <w:t xml:space="preserve">个边界条件及其对当前方案的影响。（4分）</w:t>
       </w:r>
@@ -3240,35 +4513,52 @@
     <w:p>
       <w:pPr>
         <w:pStyle w:val="BodyText"/>
-      </w:pPr>
-      <w:r>
-        <w:rPr>
-          <w:rFonts w:ascii="Microsoft YaHei" w:hAnsi="Microsoft YaHei" w:eastAsia="Microsoft YaHei"/>
+        <w:spacing w:line="240" w:lineRule="auto" w:before="0" w:after="80"/>
+        <w:ind w:firstLine="480"/>
+      </w:pPr>
+      <w:r>
+        <w:rPr>
+          <w:rFonts w:ascii="Times New Roman" w:hAnsi="Times New Roman" w:eastAsia="SimSun"/>
+          <w:b w:val="0"/>
+          <w:color w:val="000000"/>
+          <w:sz w:val="24"/>
         </w:rPr>
         <w:t xml:space="preserve">升级路径：若边界问题主要来自约束和多变量耦合，可把</w:t>
       </w:r>
       <w:r>
         <w:rPr>
-          <w:rFonts w:ascii="Microsoft YaHei" w:hAnsi="Microsoft YaHei" w:eastAsia="Microsoft YaHei"/>
+          <w:rFonts w:ascii="Times New Roman" w:hAnsi="Times New Roman" w:eastAsia="SimSun"/>
+          <w:b w:val="0"/>
+          <w:color w:val="000000"/>
+          <w:sz w:val="24"/>
         </w:rPr>
         <w:t xml:space="preserve"> </w:t>
       </w:r>
       <w:r>
         <w:rPr>
           <w:rStyle w:val="VerbatimChar"/>
-          <w:rFonts w:ascii="Microsoft YaHei" w:hAnsi="Microsoft YaHei" w:eastAsia="Microsoft YaHei"/>
+          <w:rFonts w:ascii="Times New Roman" w:hAnsi="Times New Roman" w:eastAsia="SimSun"/>
+          <w:b w:val="0"/>
+          <w:color w:val="000000"/>
+          <w:sz w:val="24"/>
         </w:rPr>
         <w:t xml:space="preserve">MPC</w:t>
       </w:r>
       <w:r>
         <w:rPr>
-          <w:rFonts w:ascii="Microsoft YaHei" w:hAnsi="Microsoft YaHei" w:eastAsia="Microsoft YaHei"/>
-        </w:rPr>
-        <w:t xml:space="preserve"> </w:t>
-      </w:r>
-      <w:r>
-        <w:rPr>
-          <w:rFonts w:ascii="Microsoft YaHei" w:hAnsi="Microsoft YaHei" w:eastAsia="Microsoft YaHei"/>
+          <w:rFonts w:ascii="Times New Roman" w:hAnsi="Times New Roman" w:eastAsia="SimSun"/>
+          <w:b w:val="0"/>
+          <w:color w:val="000000"/>
+          <w:sz w:val="24"/>
+        </w:rPr>
+        <w:t xml:space="preserve"> </w:t>
+      </w:r>
+      <w:r>
+        <w:rPr>
+          <w:rFonts w:ascii="Times New Roman" w:hAnsi="Times New Roman" w:eastAsia="SimSun"/>
+          <w:b w:val="0"/>
+          <w:color w:val="000000"/>
+          <w:sz w:val="24"/>
         </w:rPr>
         <w:t xml:space="preserve">作为未来方向；若主要来自难建模扰动或长期数据积累，可考虑数据驱动辨识或学习辅助；若主要来自策略选择和工况切换，可讨论强化学习作为研究方向。这里只说明进入条件、数据与安全门槛、验证责任，不实现算法或训练流程。（5分）</w:t>
       </w:r>
@@ -3276,10 +4566,15 @@
     <w:p>
       <w:pPr>
         <w:pStyle w:val="BodyText"/>
-      </w:pPr>
-      <w:r>
-        <w:rPr>
-          <w:rFonts w:ascii="Microsoft YaHei" w:hAnsi="Microsoft YaHei" w:eastAsia="Microsoft YaHei"/>
+        <w:spacing w:line="240" w:lineRule="auto" w:before="0" w:after="80"/>
+        <w:ind w:firstLine="480"/>
+      </w:pPr>
+      <w:r>
+        <w:rPr>
+          <w:rFonts w:ascii="Times New Roman" w:hAnsi="Times New Roman" w:eastAsia="SimSun"/>
+          <w:b w:val="0"/>
+          <w:color w:val="000000"/>
+          <w:sz w:val="24"/>
         </w:rPr>
         <w:t xml:space="preserve">最终责任说明：任何升级都应先通过线性主干复核、离线仿真、异常工况测试和人工审查，不能直接把前沿方法替代为已验证工程方案。（3分）</w:t>
       </w:r>
@@ -3287,35 +4582,52 @@
     <w:p>
       <w:pPr>
         <w:pStyle w:val="BodyText"/>
-      </w:pPr>
-      <w:r>
-        <w:rPr>
-          <w:rFonts w:ascii="Microsoft YaHei" w:hAnsi="Microsoft YaHei" w:eastAsia="Microsoft YaHei"/>
+        <w:spacing w:line="240" w:lineRule="auto" w:before="0" w:after="80"/>
+        <w:ind w:firstLine="480"/>
+      </w:pPr>
+      <w:r>
+        <w:rPr>
+          <w:rFonts w:ascii="Times New Roman" w:hAnsi="Times New Roman" w:eastAsia="SimSun"/>
+          <w:b w:val="0"/>
+          <w:color w:val="000000"/>
+          <w:sz w:val="24"/>
         </w:rPr>
         <w:t xml:space="preserve">AI 可用于整理</w:t>
       </w:r>
       <w:r>
         <w:rPr>
-          <w:rFonts w:ascii="Microsoft YaHei" w:hAnsi="Microsoft YaHei" w:eastAsia="Microsoft YaHei"/>
+          <w:rFonts w:ascii="Times New Roman" w:hAnsi="Times New Roman" w:eastAsia="SimSun"/>
+          <w:b w:val="0"/>
+          <w:color w:val="000000"/>
+          <w:sz w:val="24"/>
         </w:rPr>
         <w:t xml:space="preserve"> </w:t>
       </w:r>
       <w:r>
         <w:rPr>
           <w:rStyle w:val="VerbatimChar"/>
-          <w:rFonts w:ascii="Microsoft YaHei" w:hAnsi="Microsoft YaHei" w:eastAsia="Microsoft YaHei"/>
+          <w:rFonts w:ascii="Times New Roman" w:hAnsi="Times New Roman" w:eastAsia="SimSun"/>
+          <w:b w:val="0"/>
+          <w:color w:val="000000"/>
+          <w:sz w:val="24"/>
         </w:rPr>
         <w:t xml:space="preserve">O1-O6</w:t>
       </w:r>
       <w:r>
         <w:rPr>
-          <w:rFonts w:ascii="Microsoft YaHei" w:hAnsi="Microsoft YaHei" w:eastAsia="Microsoft YaHei"/>
-        </w:rPr>
-        <w:t xml:space="preserve"> </w:t>
-      </w:r>
-      <w:r>
-        <w:rPr>
-          <w:rFonts w:ascii="Microsoft YaHei" w:hAnsi="Microsoft YaHei" w:eastAsia="Microsoft YaHei"/>
+          <w:rFonts w:ascii="Times New Roman" w:hAnsi="Times New Roman" w:eastAsia="SimSun"/>
+          <w:b w:val="0"/>
+          <w:color w:val="000000"/>
+          <w:sz w:val="24"/>
+        </w:rPr>
+        <w:t xml:space="preserve"> </w:t>
+      </w:r>
+      <w:r>
+        <w:rPr>
+          <w:rFonts w:ascii="Times New Roman" w:hAnsi="Times New Roman" w:eastAsia="SimSun"/>
+          <w:b w:val="0"/>
+          <w:color w:val="000000"/>
+          <w:sz w:val="24"/>
         </w:rPr>
         <w:t xml:space="preserve">继承链、检查文字结构、生成代码草稿或表格模板；学生需说明人工核查了模型、参数、图表、代码运行结果和最终判断，并声明最终提交结论由本人负责。（4分）</w:t>
       </w:r>
@@ -3323,7 +4635,9 @@
     <w:bookmarkEnd w:id="30"/>
     <w:bookmarkEnd w:id="31"/>
     <w:bookmarkEnd w:id="32"/>
-    <w:sectPr/>
+    <w:sectPr>
+      <w:pgMar w:top="720" w:bottom="720" w:left="720" w:right="720"/>
+    </w:sectPr>
   </w:body>
 </w:document>
 </file>
@@ -3711,7 +5025,8 @@
     <w:name w:val="Normal"/>
     <w:qFormat/>
     <w:rPr>
-      <w:rFonts w:ascii="Microsoft YaHei" w:hAnsi="Microsoft YaHei" w:eastAsia="Microsoft YaHei"/>
+      <w:rFonts w:ascii="Times New Roman" w:hAnsi="Times New Roman" w:eastAsia="SimSun"/>
+      <w:color w:val="000000"/>
     </w:rPr>
   </w:style>
   <w:style w:styleId="BodyText" w:type="paragraph">
@@ -3723,7 +5038,8 @@
     </w:pPr>
     <w:qFormat/>
     <w:rPr>
-      <w:rFonts w:ascii="Microsoft YaHei" w:hAnsi="Microsoft YaHei" w:eastAsia="Microsoft YaHei"/>
+      <w:rFonts w:ascii="Times New Roman" w:hAnsi="Times New Roman" w:eastAsia="SimSun"/>
+      <w:color w:val="000000"/>
     </w:rPr>
   </w:style>
   <w:style w:customStyle="1" w:styleId="FirstParagraph" w:type="paragraph">
@@ -3732,7 +5048,8 @@
     <w:next w:val="BodyText"/>
     <w:qFormat/>
     <w:rPr>
-      <w:rFonts w:ascii="Microsoft YaHei" w:hAnsi="Microsoft YaHei" w:eastAsia="Microsoft YaHei"/>
+      <w:rFonts w:ascii="Times New Roman" w:hAnsi="Times New Roman" w:eastAsia="SimSun"/>
+      <w:color w:val="000000"/>
     </w:rPr>
   </w:style>
   <w:style w:customStyle="1" w:styleId="Compact" w:type="paragraph">
@@ -3743,7 +5060,8 @@
       <w:spacing w:after="36" w:before="36"/>
     </w:pPr>
     <w:rPr>
-      <w:rFonts w:ascii="Microsoft YaHei" w:hAnsi="Microsoft YaHei" w:eastAsia="Microsoft YaHei"/>
+      <w:rFonts w:ascii="Times New Roman" w:hAnsi="Times New Roman" w:eastAsia="SimSun"/>
+      <w:color w:val="000000"/>
     </w:rPr>
   </w:style>
   <w:style w:styleId="Title" w:type="paragraph">
@@ -3758,10 +5076,10 @@
       <w:jc w:val="center"/>
     </w:pPr>
     <w:rPr>
-      <w:rFonts w:asciiTheme="majorHAnsi" w:cstheme="majorBidi" w:eastAsiaTheme="majorEastAsia" w:hAnsiTheme="majorHAnsi" w:ascii="Microsoft YaHei" w:hAnsi="Microsoft YaHei" w:eastAsia="Microsoft YaHei"/>
+      <w:rFonts w:asciiTheme="majorHAnsi" w:cstheme="majorBidi" w:eastAsiaTheme="majorEastAsia" w:hAnsiTheme="majorHAnsi" w:ascii="Times New Roman" w:hAnsi="Times New Roman" w:eastAsia="SimSun"/>
       <w:b/>
       <w:bCs/>
-      <w:color w:themeColor="accent1" w:themeShade="B5" w:val="345A8A"/>
+      <w:color w:val="000000"/>
       <w:sz w:val="36"/>
       <w:szCs w:val="36"/>
     </w:rPr>
@@ -3778,7 +5096,8 @@
       <w:jc w:val="center"/>
     </w:pPr>
     <w:rPr>
-      <w:rFonts w:ascii="Microsoft YaHei" w:hAnsi="Microsoft YaHei" w:eastAsia="Microsoft YaHei"/>
+      <w:rFonts w:ascii="Times New Roman" w:hAnsi="Times New Roman" w:eastAsia="SimSun"/>
+      <w:color w:val="000000"/>
       <w:sz w:val="30"/>
       <w:szCs w:val="30"/>
     </w:rPr>
@@ -3793,7 +5112,8 @@
       <w:jc w:val="center"/>
     </w:pPr>
     <w:rPr>
-      <w:rFonts w:ascii="Microsoft YaHei" w:hAnsi="Microsoft YaHei" w:eastAsia="Microsoft YaHei"/>
+      <w:rFonts w:ascii="Times New Roman" w:hAnsi="Times New Roman" w:eastAsia="SimSun"/>
+      <w:color w:val="000000"/>
     </w:rPr>
   </w:style>
   <w:style w:styleId="Date" w:type="paragraph">
@@ -3806,7 +5126,8 @@
       <w:jc w:val="center"/>
     </w:pPr>
     <w:rPr>
-      <w:rFonts w:ascii="Microsoft YaHei" w:hAnsi="Microsoft YaHei" w:eastAsia="Microsoft YaHei"/>
+      <w:rFonts w:ascii="Times New Roman" w:hAnsi="Times New Roman" w:eastAsia="SimSun"/>
+      <w:color w:val="000000"/>
     </w:rPr>
   </w:style>
   <w:style w:customStyle="1" w:styleId="AbstractTitle" w:type="paragraph">
@@ -3821,12 +5142,11 @@
       <w:spacing w:after="0" w:before="300"/>
     </w:pPr>
     <w:rPr>
+      <w:color w:val="000000"/>
       <w:sz w:val="20"/>
       <w:szCs w:val="20"/>
-      <w:rFonts w:ascii="Microsoft YaHei" w:hAnsi="Microsoft YaHei" w:eastAsia="Microsoft YaHei"/>
+      <w:rFonts w:ascii="Times New Roman" w:hAnsi="Times New Roman" w:eastAsia="SimSun"/>
       <w:b/>
-      <w:color w:val="345A8A"/>
-      &gt;
     </w:rPr>
   </w:style>
   <w:style w:customStyle="1" w:styleId="Abstract" w:type="paragraph">
@@ -3840,7 +5160,8 @@
       <w:spacing w:after="300" w:before="100"/>
     </w:pPr>
     <w:rPr>
-      <w:rFonts w:ascii="Microsoft YaHei" w:hAnsi="Microsoft YaHei" w:eastAsia="Microsoft YaHei"/>
+      <w:rFonts w:ascii="Times New Roman" w:hAnsi="Times New Roman" w:eastAsia="SimSun"/>
+      <w:color w:val="000000"/>
       <w:sz w:val="20"/>
       <w:szCs w:val="20"/>
     </w:rPr>
@@ -3852,7 +5173,8 @@
     <w:qFormat/>
     <w:pPr/>
     <w:rPr>
-      <w:rFonts w:ascii="Microsoft YaHei" w:hAnsi="Microsoft YaHei" w:eastAsia="Microsoft YaHei"/>
+      <w:rFonts w:ascii="Times New Roman" w:hAnsi="Times New Roman" w:eastAsia="SimSun"/>
+      <w:color w:val="000000"/>
     </w:rPr>
   </w:style>
   <w:style w:styleId="Heading1" w:type="paragraph">
@@ -3868,10 +5190,10 @@
       <w:outlineLvl w:val="0"/>
     </w:pPr>
     <w:rPr>
-      <w:rFonts w:asciiTheme="majorHAnsi" w:cstheme="majorBidi" w:eastAsiaTheme="majorEastAsia" w:hAnsiTheme="majorHAnsi" w:ascii="Microsoft YaHei" w:hAnsi="Microsoft YaHei" w:eastAsia="Microsoft YaHei"/>
+      <w:rFonts w:asciiTheme="majorHAnsi" w:cstheme="majorBidi" w:eastAsiaTheme="majorEastAsia" w:hAnsiTheme="majorHAnsi" w:ascii="Times New Roman" w:hAnsi="Times New Roman" w:eastAsia="SimSun"/>
       <w:b/>
       <w:bCs/>
-      <w:color w:themeColor="accent1" w:val="4F81BD"/>
+      <w:color w:val="000000"/>
       <w:sz w:val="32"/>
       <w:szCs w:val="32"/>
     </w:rPr>
@@ -3890,10 +5212,10 @@
       <w:outlineLvl w:val="1"/>
     </w:pPr>
     <w:rPr>
-      <w:rFonts w:asciiTheme="majorHAnsi" w:cstheme="majorBidi" w:eastAsiaTheme="majorEastAsia" w:hAnsiTheme="majorHAnsi" w:ascii="Microsoft YaHei" w:hAnsi="Microsoft YaHei" w:eastAsia="Microsoft YaHei"/>
+      <w:rFonts w:asciiTheme="majorHAnsi" w:cstheme="majorBidi" w:eastAsiaTheme="majorEastAsia" w:hAnsiTheme="majorHAnsi" w:ascii="Times New Roman" w:hAnsi="Times New Roman" w:eastAsia="SimSun"/>
       <w:b/>
       <w:bCs/>
-      <w:color w:themeColor="accent1" w:val="4F81BD"/>
+      <w:color w:val="000000"/>
       <w:sz w:val="28"/>
       <w:szCs w:val="28"/>
     </w:rPr>
@@ -3912,10 +5234,10 @@
       <w:outlineLvl w:val="2"/>
     </w:pPr>
     <w:rPr>
-      <w:rFonts w:asciiTheme="majorHAnsi" w:cstheme="majorBidi" w:eastAsiaTheme="majorEastAsia" w:hAnsiTheme="majorHAnsi" w:ascii="Microsoft YaHei" w:hAnsi="Microsoft YaHei" w:eastAsia="Microsoft YaHei"/>
+      <w:rFonts w:asciiTheme="majorHAnsi" w:cstheme="majorBidi" w:eastAsiaTheme="majorEastAsia" w:hAnsiTheme="majorHAnsi" w:ascii="Times New Roman" w:hAnsi="Times New Roman" w:eastAsia="SimSun"/>
       <w:b/>
       <w:bCs/>
-      <w:color w:themeColor="accent1" w:val="4F81BD"/>
+      <w:color w:val="000000"/>
       <w:sz w:val="24"/>
       <w:szCs w:val="24"/>
     </w:rPr>
@@ -3934,10 +5256,10 @@
       <w:outlineLvl w:val="3"/>
     </w:pPr>
     <w:rPr>
-      <w:rFonts w:asciiTheme="majorHAnsi" w:cstheme="majorBidi" w:eastAsiaTheme="majorEastAsia" w:hAnsiTheme="majorHAnsi" w:ascii="Microsoft YaHei" w:hAnsi="Microsoft YaHei" w:eastAsia="Microsoft YaHei"/>
+      <w:rFonts w:asciiTheme="majorHAnsi" w:cstheme="majorBidi" w:eastAsiaTheme="majorEastAsia" w:hAnsiTheme="majorHAnsi" w:ascii="Times New Roman" w:hAnsi="Times New Roman" w:eastAsia="SimSun"/>
       <w:i/>
       <w:bCs/>
-      <w:color w:themeColor="accent1" w:val="4F81BD"/>
+      <w:color w:val="000000"/>
       <w:sz w:val="24"/>
       <w:szCs w:val="24"/>
     </w:rPr>
@@ -3956,9 +5278,9 @@
       <w:outlineLvl w:val="4"/>
     </w:pPr>
     <w:rPr>
-      <w:rFonts w:asciiTheme="majorHAnsi" w:cstheme="majorBidi" w:eastAsiaTheme="majorEastAsia" w:hAnsiTheme="majorHAnsi" w:ascii="Microsoft YaHei" w:hAnsi="Microsoft YaHei" w:eastAsia="Microsoft YaHei"/>
+      <w:rFonts w:asciiTheme="majorHAnsi" w:cstheme="majorBidi" w:eastAsiaTheme="majorEastAsia" w:hAnsiTheme="majorHAnsi" w:ascii="Times New Roman" w:hAnsi="Times New Roman" w:eastAsia="SimSun"/>
       <w:iCs/>
-      <w:color w:themeColor="accent1" w:val="4F81BD"/>
+      <w:color w:val="000000"/>
       <w:sz w:val="24"/>
       <w:szCs w:val="24"/>
     </w:rPr>
@@ -3977,8 +5299,8 @@
       <w:outlineLvl w:val="5"/>
     </w:pPr>
     <w:rPr>
-      <w:rFonts w:asciiTheme="majorHAnsi" w:cstheme="majorBidi" w:eastAsiaTheme="majorEastAsia" w:hAnsiTheme="majorHAnsi" w:ascii="Microsoft YaHei" w:hAnsi="Microsoft YaHei" w:eastAsia="Microsoft YaHei"/>
-      <w:color w:themeColor="accent1" w:val="4F81BD"/>
+      <w:rFonts w:asciiTheme="majorHAnsi" w:cstheme="majorBidi" w:eastAsiaTheme="majorEastAsia" w:hAnsiTheme="majorHAnsi" w:ascii="Times New Roman" w:hAnsi="Times New Roman" w:eastAsia="SimSun"/>
+      <w:color w:val="000000"/>
       <w:sz w:val="24"/>
       <w:szCs w:val="24"/>
     </w:rPr>
@@ -3997,8 +5319,8 @@
       <w:outlineLvl w:val="6"/>
     </w:pPr>
     <w:rPr>
-      <w:rFonts w:asciiTheme="majorHAnsi" w:cstheme="majorBidi" w:eastAsiaTheme="majorEastAsia" w:hAnsiTheme="majorHAnsi" w:ascii="Microsoft YaHei" w:hAnsi="Microsoft YaHei" w:eastAsia="Microsoft YaHei"/>
-      <w:color w:themeColor="accent1" w:val="4F81BD"/>
+      <w:rFonts w:asciiTheme="majorHAnsi" w:cstheme="majorBidi" w:eastAsiaTheme="majorEastAsia" w:hAnsiTheme="majorHAnsi" w:ascii="Times New Roman" w:hAnsi="Times New Roman" w:eastAsia="SimSun"/>
+      <w:color w:val="000000"/>
       <w:sz w:val="24"/>
       <w:szCs w:val="24"/>
     </w:rPr>
@@ -4017,8 +5339,8 @@
       <w:outlineLvl w:val="7"/>
     </w:pPr>
     <w:rPr>
-      <w:rFonts w:asciiTheme="majorHAnsi" w:cstheme="majorBidi" w:eastAsiaTheme="majorEastAsia" w:hAnsiTheme="majorHAnsi" w:ascii="Microsoft YaHei" w:hAnsi="Microsoft YaHei" w:eastAsia="Microsoft YaHei"/>
-      <w:color w:themeColor="accent1" w:val="4F81BD"/>
+      <w:rFonts w:asciiTheme="majorHAnsi" w:cstheme="majorBidi" w:eastAsiaTheme="majorEastAsia" w:hAnsiTheme="majorHAnsi" w:ascii="Times New Roman" w:hAnsi="Times New Roman" w:eastAsia="SimSun"/>
+      <w:color w:val="000000"/>
       <w:sz w:val="24"/>
       <w:szCs w:val="24"/>
     </w:rPr>
@@ -4037,8 +5359,8 @@
       <w:outlineLvl w:val="8"/>
     </w:pPr>
     <w:rPr>
-      <w:rFonts w:asciiTheme="majorHAnsi" w:cstheme="majorBidi" w:eastAsiaTheme="majorEastAsia" w:hAnsiTheme="majorHAnsi" w:ascii="Microsoft YaHei" w:hAnsi="Microsoft YaHei" w:eastAsia="Microsoft YaHei"/>
-      <w:color w:themeColor="accent1" w:val="4F81BD"/>
+      <w:rFonts w:asciiTheme="majorHAnsi" w:cstheme="majorBidi" w:eastAsiaTheme="majorEastAsia" w:hAnsiTheme="majorHAnsi" w:ascii="Times New Roman" w:hAnsi="Times New Roman" w:eastAsia="SimSun"/>
+      <w:color w:val="000000"/>
       <w:sz w:val="24"/>
       <w:szCs w:val="24"/>
     </w:rPr>
@@ -4055,7 +5377,8 @@
       <w:ind w:firstLine="0" w:left="480" w:right="480"/>
     </w:pPr>
     <w:rPr>
-      <w:rFonts w:ascii="Microsoft YaHei" w:hAnsi="Microsoft YaHei" w:eastAsia="Microsoft YaHei"/>
+      <w:rFonts w:ascii="Times New Roman" w:hAnsi="Times New Roman" w:eastAsia="SimSun"/>
+      <w:color w:val="000000"/>
     </w:rPr>
   </w:style>
   <w:style w:styleId="FootnoteText" w:type="paragraph">
@@ -4066,7 +5389,8 @@
     <w:unhideWhenUsed/>
     <w:qFormat/>
     <w:rPr>
-      <w:rFonts w:ascii="Microsoft YaHei" w:hAnsi="Microsoft YaHei" w:eastAsia="Microsoft YaHei"/>
+      <w:rFonts w:ascii="Times New Roman" w:hAnsi="Times New Roman" w:eastAsia="SimSun"/>
+      <w:color w:val="000000"/>
     </w:rPr>
   </w:style>
   <w:style w:default="1" w:styleId="DefaultParagraphFont" w:type="character">
@@ -4074,7 +5398,8 @@
     <w:semiHidden/>
     <w:unhideWhenUsed/>
     <w:rPr>
-      <w:rFonts w:ascii="Microsoft YaHei" w:hAnsi="Microsoft YaHei" w:eastAsia="Microsoft YaHei"/>
+      <w:rFonts w:ascii="Times New Roman" w:hAnsi="Times New Roman" w:eastAsia="SimSun"/>
+      <w:color w:val="000000"/>
     </w:rPr>
   </w:style>
   <w:style w:default="1" w:styleId="Table" w:type="table">
@@ -4084,7 +5409,8 @@
     <w:unhideWhenUsed/>
     <w:qFormat/>
     <w:rPr>
-      <w:rFonts w:ascii="Microsoft YaHei" w:hAnsi="Microsoft YaHei" w:eastAsia="Microsoft YaHei"/>
+      <w:rFonts w:ascii="Times New Roman" w:hAnsi="Times New Roman" w:eastAsia="SimSun"/>
+      <w:color w:val="000000"/>
     </w:rPr>
     <w:tblPr>
       <w:tblInd w:type="dxa" w:w="0"/>
@@ -4121,15 +5447,17 @@
       <w:spacing w:after="0"/>
     </w:pPr>
     <w:rPr>
-      <w:rFonts w:ascii="Microsoft YaHei" w:hAnsi="Microsoft YaHei" w:eastAsia="Microsoft YaHei"/>
+      <w:rFonts w:ascii="Times New Roman" w:hAnsi="Times New Roman" w:eastAsia="SimSun"/>
       <w:b/>
+      <w:color w:val="000000"/>
     </w:rPr>
   </w:style>
   <w:style w:customStyle="1" w:styleId="Definition" w:type="paragraph">
     <w:name w:val="Definition"/>
     <w:basedOn w:val="Normal"/>
     <w:rPr>
-      <w:rFonts w:ascii="Microsoft YaHei" w:hAnsi="Microsoft YaHei" w:eastAsia="Microsoft YaHei"/>
+      <w:rFonts w:ascii="Times New Roman" w:hAnsi="Times New Roman" w:eastAsia="SimSun"/>
+      <w:color w:val="000000"/>
     </w:rPr>
   </w:style>
   <w:style w:styleId="Caption" w:type="paragraph">
@@ -4140,8 +5468,9 @@
       <w:spacing w:after="120" w:before="0"/>
     </w:pPr>
     <w:rPr>
-      <w:rFonts w:ascii="Microsoft YaHei" w:hAnsi="Microsoft YaHei" w:eastAsia="Microsoft YaHei"/>
+      <w:rFonts w:ascii="Times New Roman" w:hAnsi="Times New Roman" w:eastAsia="SimSun"/>
       <w:i/>
+      <w:color w:val="000000"/>
     </w:rPr>
   </w:style>
   <w:style w:customStyle="1" w:styleId="TableCaption" w:type="paragraph">
@@ -4151,21 +5480,24 @@
       <w:keepNext/>
     </w:pPr>
     <w:rPr>
-      <w:rFonts w:ascii="Microsoft YaHei" w:hAnsi="Microsoft YaHei" w:eastAsia="Microsoft YaHei"/>
+      <w:rFonts w:ascii="Times New Roman" w:hAnsi="Times New Roman" w:eastAsia="SimSun"/>
+      <w:color w:val="000000"/>
     </w:rPr>
   </w:style>
   <w:style w:customStyle="1" w:styleId="ImageCaption" w:type="paragraph">
     <w:name w:val="Image Caption"/>
     <w:basedOn w:val="Caption"/>
     <w:rPr>
-      <w:rFonts w:ascii="Microsoft YaHei" w:hAnsi="Microsoft YaHei" w:eastAsia="Microsoft YaHei"/>
+      <w:rFonts w:ascii="Times New Roman" w:hAnsi="Times New Roman" w:eastAsia="SimSun"/>
+      <w:color w:val="000000"/>
     </w:rPr>
   </w:style>
   <w:style w:customStyle="1" w:styleId="Figure" w:type="paragraph">
     <w:name w:val="Figure"/>
     <w:basedOn w:val="Normal"/>
     <w:rPr>
-      <w:rFonts w:ascii="Microsoft YaHei" w:hAnsi="Microsoft YaHei" w:eastAsia="Microsoft YaHei"/>
+      <w:rFonts w:ascii="Times New Roman" w:hAnsi="Times New Roman" w:eastAsia="SimSun"/>
+      <w:color w:val="000000"/>
     </w:rPr>
   </w:style>
   <w:style w:customStyle="1" w:styleId="CaptionedFigure" w:type="paragraph">
@@ -4175,7 +5507,8 @@
       <w:keepNext/>
     </w:pPr>
     <w:rPr>
-      <w:rFonts w:ascii="Microsoft YaHei" w:hAnsi="Microsoft YaHei" w:eastAsia="Microsoft YaHei"/>
+      <w:rFonts w:ascii="Times New Roman" w:hAnsi="Times New Roman" w:eastAsia="SimSun"/>
+      <w:color w:val="000000"/>
     </w:rPr>
   </w:style>
   <w:style w:customStyle="1" w:styleId="BodyTextChar" w:type="character">
@@ -4183,14 +5516,16 @@
     <w:basedOn w:val="DefaultParagraphFont"/>
     <w:link w:val="BodyText"/>
     <w:rPr>
-      <w:rFonts w:ascii="Microsoft YaHei" w:hAnsi="Microsoft YaHei" w:eastAsia="Microsoft YaHei"/>
+      <w:rFonts w:ascii="Times New Roman" w:hAnsi="Times New Roman" w:eastAsia="SimSun"/>
+      <w:color w:val="000000"/>
     </w:rPr>
   </w:style>
   <w:style w:customStyle="1" w:styleId="VerbatimChar" w:type="character">
     <w:name w:val="Verbatim Char"/>
     <w:basedOn w:val="BodyTextChar"/>
     <w:rPr>
-      <w:rFonts w:ascii="Microsoft YaHei" w:hAnsi="Microsoft YaHei" w:eastAsia="Microsoft YaHei"/>
+      <w:rFonts w:ascii="Times New Roman" w:hAnsi="Times New Roman" w:eastAsia="SimSun"/>
+      <w:color w:val="000000"/>
       <w:sz w:val="22"/>
     </w:rPr>
   </w:style>
@@ -4198,14 +5533,16 @@
     <w:name w:val="Section Number"/>
     <w:basedOn w:val="BodyTextChar"/>
     <w:rPr>
-      <w:rFonts w:ascii="Microsoft YaHei" w:hAnsi="Microsoft YaHei" w:eastAsia="Microsoft YaHei"/>
+      <w:rFonts w:ascii="Times New Roman" w:hAnsi="Times New Roman" w:eastAsia="SimSun"/>
+      <w:color w:val="000000"/>
     </w:rPr>
   </w:style>
   <w:style w:styleId="FootnoteReference" w:type="character">
     <w:name w:val="Footnote Reference"/>
     <w:basedOn w:val="BodyTextChar"/>
     <w:rPr>
-      <w:rFonts w:ascii="Microsoft YaHei" w:hAnsi="Microsoft YaHei" w:eastAsia="Microsoft YaHei"/>
+      <w:rFonts w:ascii="Times New Roman" w:hAnsi="Times New Roman" w:eastAsia="SimSun"/>
+      <w:color w:val="000000"/>
       <w:vertAlign w:val="superscript"/>
     </w:rPr>
   </w:style>
@@ -4213,8 +5550,8 @@
     <w:name w:val="Hyperlink"/>
     <w:basedOn w:val="BodyTextChar"/>
     <w:rPr>
-      <w:rFonts w:ascii="Microsoft YaHei" w:hAnsi="Microsoft YaHei" w:eastAsia="Microsoft YaHei"/>
-      <w:color w:themeColor="accent1" w:val="4F81BD"/>
+      <w:rFonts w:ascii="Times New Roman" w:hAnsi="Times New Roman" w:eastAsia="SimSun"/>
+      <w:color w:val="000000"/>
     </w:rPr>
   </w:style>
   <w:style w:styleId="TOCHeading" w:type="paragraph">
@@ -4229,10 +5566,10 @@
       <w:outlineLvl w:val="9"/>
     </w:pPr>
     <w:rPr>
-      <w:rFonts w:asciiTheme="majorHAnsi" w:cstheme="majorBidi" w:eastAsiaTheme="majorEastAsia" w:hAnsiTheme="majorHAnsi" w:ascii="Microsoft YaHei" w:hAnsi="Microsoft YaHei" w:eastAsia="Microsoft YaHei"/>
+      <w:rFonts w:asciiTheme="majorHAnsi" w:cstheme="majorBidi" w:eastAsiaTheme="majorEastAsia" w:hAnsiTheme="majorHAnsi" w:ascii="Times New Roman" w:hAnsi="Times New Roman" w:eastAsia="SimSun"/>
       <w:b w:val="0"/>
       <w:bCs w:val="0"/>
-      <w:color w:themeColor="accent1" w:themeShade="BF" w:val="365F91"/>
+      <w:color w:val="000000"/>
     </w:rPr>
   </w:style>
   <w:style w:type="paragraph" w:customStyle="1" w:styleId="SourceCode">
@@ -4243,267 +5580,271 @@
       <w:wordWrap w:val="off"/>
     </w:pPr>
     <w:rPr>
-      <w:rFonts w:ascii="Microsoft YaHei" w:hAnsi="Microsoft YaHei" w:eastAsia="Microsoft YaHei"/>
+      <w:rFonts w:ascii="Times New Roman" w:hAnsi="Times New Roman" w:eastAsia="SimSun"/>
+      <w:color w:val="000000"/>
     </w:rPr>
   </w:style>
   <w:style w:type="character" w:customStyle="1" w:styleId="KeywordTok">
     <w:name w:val="KeywordTok"/>
     <w:basedOn w:val="VerbatimChar"/>
     <w:rPr>
-      <w:color w:val="007020"/>
-      <w:rFonts w:ascii="Microsoft YaHei" w:hAnsi="Microsoft YaHei" w:eastAsia="Microsoft YaHei"/>
+      <w:rFonts w:ascii="Times New Roman" w:hAnsi="Times New Roman" w:eastAsia="SimSun"/>
       <w:b/>
+      <w:color w:val="000000"/>
     </w:rPr>
   </w:style>
   <w:style w:type="character" w:customStyle="1" w:styleId="DataTypeTok">
     <w:name w:val="DataTypeTok"/>
     <w:basedOn w:val="VerbatimChar"/>
     <w:rPr>
-      <w:rFonts w:ascii="Microsoft YaHei" w:hAnsi="Microsoft YaHei" w:eastAsia="Microsoft YaHei"/>
-      <w:color w:val="902000"/>
+      <w:rFonts w:ascii="Times New Roman" w:hAnsi="Times New Roman" w:eastAsia="SimSun"/>
+      <w:color w:val="000000"/>
     </w:rPr>
   </w:style>
   <w:style w:type="character" w:customStyle="1" w:styleId="DecValTok">
     <w:name w:val="DecValTok"/>
     <w:basedOn w:val="VerbatimChar"/>
     <w:rPr>
-      <w:rFonts w:ascii="Microsoft YaHei" w:hAnsi="Microsoft YaHei" w:eastAsia="Microsoft YaHei"/>
-      <w:color w:val="40a070"/>
+      <w:rFonts w:ascii="Times New Roman" w:hAnsi="Times New Roman" w:eastAsia="SimSun"/>
+      <w:color w:val="000000"/>
     </w:rPr>
   </w:style>
   <w:style w:type="character" w:customStyle="1" w:styleId="BaseNTok">
     <w:name w:val="BaseNTok"/>
     <w:basedOn w:val="VerbatimChar"/>
     <w:rPr>
-      <w:rFonts w:ascii="Microsoft YaHei" w:hAnsi="Microsoft YaHei" w:eastAsia="Microsoft YaHei"/>
-      <w:color w:val="40a070"/>
+      <w:rFonts w:ascii="Times New Roman" w:hAnsi="Times New Roman" w:eastAsia="SimSun"/>
+      <w:color w:val="000000"/>
     </w:rPr>
   </w:style>
   <w:style w:type="character" w:customStyle="1" w:styleId="FloatTok">
     <w:name w:val="FloatTok"/>
     <w:basedOn w:val="VerbatimChar"/>
     <w:rPr>
-      <w:rFonts w:ascii="Microsoft YaHei" w:hAnsi="Microsoft YaHei" w:eastAsia="Microsoft YaHei"/>
-      <w:color w:val="40a070"/>
+      <w:rFonts w:ascii="Times New Roman" w:hAnsi="Times New Roman" w:eastAsia="SimSun"/>
+      <w:color w:val="000000"/>
     </w:rPr>
   </w:style>
   <w:style w:type="character" w:customStyle="1" w:styleId="ConstantTok">
     <w:name w:val="ConstantTok"/>
     <w:basedOn w:val="VerbatimChar"/>
     <w:rPr>
-      <w:rFonts w:ascii="Microsoft YaHei" w:hAnsi="Microsoft YaHei" w:eastAsia="Microsoft YaHei"/>
-      <w:color w:val="880000"/>
+      <w:rFonts w:ascii="Times New Roman" w:hAnsi="Times New Roman" w:eastAsia="SimSun"/>
+      <w:color w:val="000000"/>
     </w:rPr>
   </w:style>
   <w:style w:type="character" w:customStyle="1" w:styleId="CharTok">
     <w:name w:val="CharTok"/>
     <w:basedOn w:val="VerbatimChar"/>
     <w:rPr>
-      <w:rFonts w:ascii="Microsoft YaHei" w:hAnsi="Microsoft YaHei" w:eastAsia="Microsoft YaHei"/>
-      <w:color w:val="4070a0"/>
+      <w:rFonts w:ascii="Times New Roman" w:hAnsi="Times New Roman" w:eastAsia="SimSun"/>
+      <w:color w:val="000000"/>
     </w:rPr>
   </w:style>
   <w:style w:type="character" w:customStyle="1" w:styleId="SpecialCharTok">
     <w:name w:val="SpecialCharTok"/>
     <w:basedOn w:val="VerbatimChar"/>
     <w:rPr>
-      <w:rFonts w:ascii="Microsoft YaHei" w:hAnsi="Microsoft YaHei" w:eastAsia="Microsoft YaHei"/>
-      <w:color w:val="4070a0"/>
+      <w:rFonts w:ascii="Times New Roman" w:hAnsi="Times New Roman" w:eastAsia="SimSun"/>
+      <w:color w:val="000000"/>
     </w:rPr>
   </w:style>
   <w:style w:type="character" w:customStyle="1" w:styleId="StringTok">
     <w:name w:val="StringTok"/>
     <w:basedOn w:val="VerbatimChar"/>
     <w:rPr>
-      <w:rFonts w:ascii="Microsoft YaHei" w:hAnsi="Microsoft YaHei" w:eastAsia="Microsoft YaHei"/>
-      <w:color w:val="4070a0"/>
+      <w:rFonts w:ascii="Times New Roman" w:hAnsi="Times New Roman" w:eastAsia="SimSun"/>
+      <w:color w:val="000000"/>
     </w:rPr>
   </w:style>
   <w:style w:type="character" w:customStyle="1" w:styleId="VerbatimStringTok">
     <w:name w:val="VerbatimStringTok"/>
     <w:basedOn w:val="VerbatimChar"/>
     <w:rPr>
-      <w:rFonts w:ascii="Microsoft YaHei" w:hAnsi="Microsoft YaHei" w:eastAsia="Microsoft YaHei"/>
-      <w:color w:val="4070a0"/>
+      <w:rFonts w:ascii="Times New Roman" w:hAnsi="Times New Roman" w:eastAsia="SimSun"/>
+      <w:color w:val="000000"/>
     </w:rPr>
   </w:style>
   <w:style w:type="character" w:customStyle="1" w:styleId="SpecialStringTok">
     <w:name w:val="SpecialStringTok"/>
     <w:basedOn w:val="VerbatimChar"/>
     <w:rPr>
-      <w:rFonts w:ascii="Microsoft YaHei" w:hAnsi="Microsoft YaHei" w:eastAsia="Microsoft YaHei"/>
-      <w:color w:val="bb6688"/>
+      <w:rFonts w:ascii="Times New Roman" w:hAnsi="Times New Roman" w:eastAsia="SimSun"/>
+      <w:color w:val="000000"/>
     </w:rPr>
   </w:style>
   <w:style w:type="character" w:customStyle="1" w:styleId="ImportTok">
     <w:name w:val="ImportTok"/>
     <w:basedOn w:val="VerbatimChar"/>
     <w:rPr>
-      <w:color w:val="008000"/>
-      <w:rFonts w:ascii="Microsoft YaHei" w:hAnsi="Microsoft YaHei" w:eastAsia="Microsoft YaHei"/>
+      <w:rFonts w:ascii="Times New Roman" w:hAnsi="Times New Roman" w:eastAsia="SimSun"/>
       <w:b/>
+      <w:color w:val="000000"/>
     </w:rPr>
   </w:style>
   <w:style w:type="character" w:customStyle="1" w:styleId="CommentTok">
     <w:name w:val="CommentTok"/>
     <w:basedOn w:val="VerbatimChar"/>
     <w:rPr>
-      <w:color w:val="60a0b0"/>
-      <w:rFonts w:ascii="Microsoft YaHei" w:hAnsi="Microsoft YaHei" w:eastAsia="Microsoft YaHei"/>
+      <w:rFonts w:ascii="Times New Roman" w:hAnsi="Times New Roman" w:eastAsia="SimSun"/>
       <w:i/>
+      <w:color w:val="000000"/>
     </w:rPr>
   </w:style>
   <w:style w:type="character" w:customStyle="1" w:styleId="DocumentationTok">
     <w:name w:val="DocumentationTok"/>
     <w:basedOn w:val="VerbatimChar"/>
     <w:rPr>
-      <w:color w:val="ba2121"/>
-      <w:rFonts w:ascii="Microsoft YaHei" w:hAnsi="Microsoft YaHei" w:eastAsia="Microsoft YaHei"/>
+      <w:rFonts w:ascii="Times New Roman" w:hAnsi="Times New Roman" w:eastAsia="SimSun"/>
       <w:i/>
+      <w:color w:val="000000"/>
     </w:rPr>
   </w:style>
   <w:style w:type="character" w:customStyle="1" w:styleId="AnnotationTok">
     <w:name w:val="AnnotationTok"/>
     <w:basedOn w:val="VerbatimChar"/>
     <w:rPr>
-      <w:color w:val="60a0b0"/>
-      <w:rFonts w:ascii="Microsoft YaHei" w:hAnsi="Microsoft YaHei" w:eastAsia="Microsoft YaHei"/>
+      <w:rFonts w:ascii="Times New Roman" w:hAnsi="Times New Roman" w:eastAsia="SimSun"/>
       <w:b/>
       <w:i/>
+      <w:color w:val="000000"/>
     </w:rPr>
   </w:style>
   <w:style w:type="character" w:customStyle="1" w:styleId="CommentVarTok">
     <w:name w:val="CommentVarTok"/>
     <w:basedOn w:val="VerbatimChar"/>
     <w:rPr>
-      <w:color w:val="60a0b0"/>
-      <w:rFonts w:ascii="Microsoft YaHei" w:hAnsi="Microsoft YaHei" w:eastAsia="Microsoft YaHei"/>
+      <w:rFonts w:ascii="Times New Roman" w:hAnsi="Times New Roman" w:eastAsia="SimSun"/>
       <w:b/>
       <w:i/>
+      <w:color w:val="000000"/>
     </w:rPr>
   </w:style>
   <w:style w:type="character" w:customStyle="1" w:styleId="OtherTok">
     <w:name w:val="OtherTok"/>
     <w:basedOn w:val="VerbatimChar"/>
     <w:rPr>
-      <w:rFonts w:ascii="Microsoft YaHei" w:hAnsi="Microsoft YaHei" w:eastAsia="Microsoft YaHei"/>
-      <w:color w:val="007020"/>
+      <w:rFonts w:ascii="Times New Roman" w:hAnsi="Times New Roman" w:eastAsia="SimSun"/>
+      <w:color w:val="000000"/>
     </w:rPr>
   </w:style>
   <w:style w:type="character" w:customStyle="1" w:styleId="FunctionTok">
     <w:name w:val="FunctionTok"/>
     <w:basedOn w:val="VerbatimChar"/>
     <w:rPr>
-      <w:rFonts w:ascii="Microsoft YaHei" w:hAnsi="Microsoft YaHei" w:eastAsia="Microsoft YaHei"/>
-      <w:color w:val="06287e"/>
+      <w:rFonts w:ascii="Times New Roman" w:hAnsi="Times New Roman" w:eastAsia="SimSun"/>
+      <w:color w:val="000000"/>
     </w:rPr>
   </w:style>
   <w:style w:type="character" w:customStyle="1" w:styleId="VariableTok">
     <w:name w:val="VariableTok"/>
     <w:basedOn w:val="VerbatimChar"/>
     <w:rPr>
-      <w:rFonts w:ascii="Microsoft YaHei" w:hAnsi="Microsoft YaHei" w:eastAsia="Microsoft YaHei"/>
-      <w:color w:val="19177c"/>
+      <w:rFonts w:ascii="Times New Roman" w:hAnsi="Times New Roman" w:eastAsia="SimSun"/>
+      <w:color w:val="000000"/>
     </w:rPr>
   </w:style>
   <w:style w:type="character" w:customStyle="1" w:styleId="ControlFlowTok">
     <w:name w:val="ControlFlowTok"/>
     <w:basedOn w:val="VerbatimChar"/>
     <w:rPr>
-      <w:color w:val="007020"/>
-      <w:rFonts w:ascii="Microsoft YaHei" w:hAnsi="Microsoft YaHei" w:eastAsia="Microsoft YaHei"/>
+      <w:rFonts w:ascii="Times New Roman" w:hAnsi="Times New Roman" w:eastAsia="SimSun"/>
       <w:b/>
+      <w:color w:val="000000"/>
     </w:rPr>
   </w:style>
   <w:style w:type="character" w:customStyle="1" w:styleId="OperatorTok">
     <w:name w:val="OperatorTok"/>
     <w:basedOn w:val="VerbatimChar"/>
     <w:rPr>
-      <w:rFonts w:ascii="Microsoft YaHei" w:hAnsi="Microsoft YaHei" w:eastAsia="Microsoft YaHei"/>
-      <w:color w:val="666666"/>
+      <w:rFonts w:ascii="Times New Roman" w:hAnsi="Times New Roman" w:eastAsia="SimSun"/>
+      <w:color w:val="000000"/>
     </w:rPr>
   </w:style>
   <w:style w:type="character" w:customStyle="1" w:styleId="BuiltInTok">
     <w:name w:val="BuiltInTok"/>
     <w:basedOn w:val="VerbatimChar"/>
     <w:rPr>
-      <w:rFonts w:ascii="Microsoft YaHei" w:hAnsi="Microsoft YaHei" w:eastAsia="Microsoft YaHei"/>
-      <w:color w:val="008000"/>
+      <w:rFonts w:ascii="Times New Roman" w:hAnsi="Times New Roman" w:eastAsia="SimSun"/>
+      <w:color w:val="000000"/>
     </w:rPr>
   </w:style>
   <w:style w:type="character" w:customStyle="1" w:styleId="ExtensionTok">
     <w:name w:val="ExtensionTok"/>
     <w:basedOn w:val="VerbatimChar"/>
     <w:rPr>
-      <w:rFonts w:ascii="Microsoft YaHei" w:hAnsi="Microsoft YaHei" w:eastAsia="Microsoft YaHei"/>
+      <w:rFonts w:ascii="Times New Roman" w:hAnsi="Times New Roman" w:eastAsia="SimSun"/>
+      <w:color w:val="000000"/>
     </w:rPr>
   </w:style>
   <w:style w:type="character" w:customStyle="1" w:styleId="PreprocessorTok">
     <w:name w:val="PreprocessorTok"/>
     <w:basedOn w:val="VerbatimChar"/>
     <w:rPr>
-      <w:rFonts w:ascii="Microsoft YaHei" w:hAnsi="Microsoft YaHei" w:eastAsia="Microsoft YaHei"/>
-      <w:color w:val="bc7a00"/>
+      <w:rFonts w:ascii="Times New Roman" w:hAnsi="Times New Roman" w:eastAsia="SimSun"/>
+      <w:color w:val="000000"/>
     </w:rPr>
   </w:style>
   <w:style w:type="character" w:customStyle="1" w:styleId="AttributeTok">
     <w:name w:val="AttributeTok"/>
     <w:basedOn w:val="VerbatimChar"/>
     <w:rPr>
-      <w:rFonts w:ascii="Microsoft YaHei" w:hAnsi="Microsoft YaHei" w:eastAsia="Microsoft YaHei"/>
-      <w:color w:val="7d9029"/>
+      <w:rFonts w:ascii="Times New Roman" w:hAnsi="Times New Roman" w:eastAsia="SimSun"/>
+      <w:color w:val="000000"/>
     </w:rPr>
   </w:style>
   <w:style w:type="character" w:customStyle="1" w:styleId="RegionMarkerTok">
     <w:name w:val="RegionMarkerTok"/>
     <w:basedOn w:val="VerbatimChar"/>
     <w:rPr>
-      <w:rFonts w:ascii="Microsoft YaHei" w:hAnsi="Microsoft YaHei" w:eastAsia="Microsoft YaHei"/>
+      <w:rFonts w:ascii="Times New Roman" w:hAnsi="Times New Roman" w:eastAsia="SimSun"/>
+      <w:color w:val="000000"/>
     </w:rPr>
   </w:style>
   <w:style w:type="character" w:customStyle="1" w:styleId="InformationTok">
     <w:name w:val="InformationTok"/>
     <w:basedOn w:val="VerbatimChar"/>
     <w:rPr>
-      <w:color w:val="60a0b0"/>
-      <w:rFonts w:ascii="Microsoft YaHei" w:hAnsi="Microsoft YaHei" w:eastAsia="Microsoft YaHei"/>
+      <w:rFonts w:ascii="Times New Roman" w:hAnsi="Times New Roman" w:eastAsia="SimSun"/>
       <w:b/>
       <w:i/>
+      <w:color w:val="000000"/>
     </w:rPr>
   </w:style>
   <w:style w:type="character" w:customStyle="1" w:styleId="WarningTok">
     <w:name w:val="WarningTok"/>
     <w:basedOn w:val="VerbatimChar"/>
     <w:rPr>
-      <w:color w:val="60a0b0"/>
-      <w:rFonts w:ascii="Microsoft YaHei" w:hAnsi="Microsoft YaHei" w:eastAsia="Microsoft YaHei"/>
+      <w:rFonts w:ascii="Times New Roman" w:hAnsi="Times New Roman" w:eastAsia="SimSun"/>
       <w:b/>
       <w:i/>
+      <w:color w:val="000000"/>
     </w:rPr>
   </w:style>
   <w:style w:type="character" w:customStyle="1" w:styleId="AlertTok">
     <w:name w:val="AlertTok"/>
     <w:basedOn w:val="VerbatimChar"/>
     <w:rPr>
-      <w:color w:val="ff0000"/>
-      <w:rFonts w:ascii="Microsoft YaHei" w:hAnsi="Microsoft YaHei" w:eastAsia="Microsoft YaHei"/>
+      <w:rFonts w:ascii="Times New Roman" w:hAnsi="Times New Roman" w:eastAsia="SimSun"/>
       <w:b/>
+      <w:color w:val="000000"/>
     </w:rPr>
   </w:style>
   <w:style w:type="character" w:customStyle="1" w:styleId="ErrorTok">
     <w:name w:val="ErrorTok"/>
     <w:basedOn w:val="VerbatimChar"/>
     <w:rPr>
-      <w:color w:val="ff0000"/>
-      <w:rFonts w:ascii="Microsoft YaHei" w:hAnsi="Microsoft YaHei" w:eastAsia="Microsoft YaHei"/>
+      <w:rFonts w:ascii="Times New Roman" w:hAnsi="Times New Roman" w:eastAsia="SimSun"/>
       <w:b/>
+      <w:color w:val="000000"/>
     </w:rPr>
   </w:style>
   <w:style w:type="character" w:customStyle="1" w:styleId="NormalTok">
     <w:name w:val="NormalTok"/>
     <w:basedOn w:val="VerbatimChar"/>
     <w:rPr>
-      <w:rFonts w:ascii="Microsoft YaHei" w:hAnsi="Microsoft YaHei" w:eastAsia="Microsoft YaHei"/>
+      <w:rFonts w:ascii="Times New Roman" w:hAnsi="Times New Roman" w:eastAsia="SimSun"/>
+      <w:color w:val="000000"/>
     </w:rPr>
   </w:style>
 </w:styles>
